--- a/plantillas/DESIGNACION_SUPERVISOR_SIN_APOYO.docx
+++ b/plantillas/DESIGNACION_SUPERVISOR_SIN_APOYO.docx
@@ -11,8 +11,6 @@
           <w:szCs w:val="24"/>
         </w:rPr>
       </w:pPr>
-      <w:bookmarkStart w:id="0" w:name="_GoBack"/>
-      <w:bookmarkEnd w:id="0"/>
       <w:r>
         <w:rPr>
           <w:rFonts w:ascii="Arial" w:eastAsia="Arial" w:hAnsi="Arial" w:cs="Arial"/>
@@ -888,7 +886,7 @@
           <w:sz w:val="24"/>
           <w:szCs w:val="24"/>
         </w:rPr>
-        <w:t>Expedir mensualmente el/los Informe(s) de Supervisión que detalle el cumplimiento de las obligaciones a cargo del Contratista. En el evento en que se observe algún tipo de inconsistencia sobre los aportes de seguridad social, el supervisor deberá adelantar las acciones a que haya lugar, de conformidad con la normativa vigente.</w:t>
+        <w:t>Expedir mensualmente el/los Informe(s) de Supervisión que detalle el cumplimiento de las obligaciones a cargo del ${CARGO_REVISO}. En el evento en que se observe algún tipo de inconsistencia sobre los aportes de seguridad social, el supervisor deberá adelantar las acciones a que haya lugar, de conformidad con la normativa vigente.</w:t>
       </w:r>
     </w:p>
     <w:p>
@@ -3782,16 +3780,8 @@
           <w:sz w:val="16"/>
           <w:szCs w:val="16"/>
         </w:rPr>
-        <w:t>Elaboró: Jetsabel Mendez Iles – Contratista</w:t>
+        <w:t xml:space="preserve">Elaboró: </w:t>
       </w:r>
-    </w:p>
-    <w:p>
-      <w:pPr>
-        <w:rPr>
-          <w:sz w:val="24"/>
-          <w:szCs w:val="24"/>
-        </w:rPr>
-      </w:pPr>
       <w:r>
         <w:rPr>
           <w:rFonts w:ascii="Arial" w:eastAsia="Arial" w:hAnsi="Arial" w:cs="Arial"/>
@@ -3799,8 +3789,16 @@
           <w:sz w:val="16"/>
           <w:szCs w:val="16"/>
         </w:rPr>
-        <w:t xml:space="preserve">Revisó: </w:t>
+        <w:t>${NOMBRE_PROYECTO} – ${CARGO_PROYECTO}</w:t>
       </w:r>
+    </w:p>
+    <w:p>
+      <w:pPr>
+        <w:rPr>
+          <w:sz w:val="24"/>
+          <w:szCs w:val="24"/>
+        </w:rPr>
+      </w:pPr>
       <w:r>
         <w:rPr>
           <w:rFonts w:ascii="Arial" w:eastAsia="Arial" w:hAnsi="Arial" w:cs="Arial"/>
@@ -3808,7 +3806,7 @@
           <w:sz w:val="16"/>
           <w:szCs w:val="16"/>
         </w:rPr>
-        <w:t xml:space="preserve">Johana Fuquene </w:t>
+        <w:t xml:space="preserve">Revisó: </w:t>
       </w:r>
       <w:r>
         <w:rPr>
@@ -3817,8 +3815,10 @@
           <w:sz w:val="16"/>
           <w:szCs w:val="16"/>
         </w:rPr>
-        <w:t xml:space="preserve"> – Abogada Contratista</w:t>
+        <w:t>${NOMBRE_REVISO} – ${CARGO_REVISO}</w:t>
       </w:r>
+      <w:bookmarkStart w:id="0" w:name="_GoBack"/>
+      <w:bookmarkEnd w:id="0"/>
     </w:p>
     <w:p>
       <w:pPr>
@@ -4260,7 +4260,7 @@
         <w:sz w:val="16"/>
         <w:szCs w:val="16"/>
       </w:rPr>
-      <w:t>5</w:t>
+      <w:t>3</w:t>
     </w:r>
     <w:r>
       <w:rPr>
@@ -9213,7 +9213,7 @@
 </file>
 
 <file path=customXml/itemProps1.xml><?xml version="1.0" encoding="utf-8"?>
-<ds:datastoreItem xmlns:ds="http://schemas.openxmlformats.org/officeDocument/2006/customXml" ds:itemID="{AC23E57E-9A7C-4445-B5BB-593678727929}">
+<ds:datastoreItem xmlns:ds="http://schemas.openxmlformats.org/officeDocument/2006/customXml" ds:itemID="{BBC24102-A64E-4622-A647-BE687AB5C309}">
   <ds:schemaRefs>
     <ds:schemaRef ds:uri="http://schemas.openxmlformats.org/officeDocument/2006/bibliography"/>
   </ds:schemaRefs>

--- a/plantillas/DESIGNACION_SUPERVISOR_SIN_APOYO.docx
+++ b/plantillas/DESIGNACION_SUPERVISOR_SIN_APOYO.docx
@@ -15,6 +15,7 @@
         <w:rPr>
           <w:rFonts w:ascii="Arial" w:eastAsia="Arial" w:hAnsi="Arial" w:cs="Arial"/>
           <w:sz w:val="24"/>
+          <w:szCs w:val="24"/>
         </w:rPr>
         <w:t>Santiago de Cali, ${FECHA_DOCUMENTO}</w:t>
       </w:r>
@@ -34,15 +35,15 @@
         <w:jc w:val="both"/>
         <w:rPr>
           <w:rFonts w:ascii="Arial" w:eastAsia="Arial" w:hAnsi="Arial" w:cs="Arial"/>
-          <w:noProof/>
-          <w:sz w:val="24"/>
-          <w:szCs w:val="24"/>
-        </w:rPr>
-      </w:pPr>
-      <w:r>
-        <w:rPr>
-          <w:rFonts w:ascii="Arial" w:eastAsia="Arial" w:hAnsi="Arial" w:cs="Arial"/>
-          <w:sz w:val="24"/>
+          <w:sz w:val="24"/>
+          <w:szCs w:val="24"/>
+        </w:rPr>
+      </w:pPr>
+      <w:r>
+        <w:rPr>
+          <w:rFonts w:ascii="Arial" w:eastAsia="Arial" w:hAnsi="Arial" w:cs="Arial"/>
+          <w:sz w:val="24"/>
+          <w:szCs w:val="24"/>
         </w:rPr>
         <w:t>${NOMBRE_ORDENADOR}</w:t>
       </w:r>
@@ -52,15 +53,15 @@
         <w:jc w:val="both"/>
         <w:rPr>
           <w:rFonts w:ascii="Arial" w:eastAsia="Arial" w:hAnsi="Arial" w:cs="Arial"/>
-          <w:noProof/>
-          <w:sz w:val="24"/>
-          <w:szCs w:val="24"/>
-        </w:rPr>
-      </w:pPr>
-      <w:r>
-        <w:rPr>
-          <w:rFonts w:ascii="Arial" w:eastAsia="Arial" w:hAnsi="Arial" w:cs="Arial"/>
-          <w:sz w:val="24"/>
+          <w:sz w:val="24"/>
+          <w:szCs w:val="24"/>
+        </w:rPr>
+      </w:pPr>
+      <w:r>
+        <w:rPr>
+          <w:rFonts w:ascii="Arial" w:eastAsia="Arial" w:hAnsi="Arial" w:cs="Arial"/>
+          <w:sz w:val="24"/>
+          <w:szCs w:val="24"/>
         </w:rPr>
         <w:t>${CARGO_ORDENADOR}</w:t>
       </w:r>
@@ -78,6 +79,7 @@
         <w:rPr>
           <w:rFonts w:ascii="Arial" w:eastAsia="Arial" w:hAnsi="Arial" w:cs="Arial"/>
           <w:sz w:val="24"/>
+          <w:szCs w:val="24"/>
         </w:rPr>
         <w:t>${ORGANISMO_ORDENADOR}</w:t>
       </w:r>
@@ -111,7 +113,7 @@
           <w:sz w:val="24"/>
           <w:szCs w:val="24"/>
         </w:rPr>
-        <w:t>ASUNTO: Designación supervisor de contrato</w:t>
+        <w:t>ASUNTO: Designación supervisor de contrato.</w:t>
       </w:r>
     </w:p>
     <w:p>
@@ -159,8 +161,10 @@
     </w:p>
     <w:tbl>
       <w:tblPr>
+        <w:tblStyle w:val="a"/>
         <w:tblW w:w="9012" w:type="dxa"/>
         <w:jc w:val="center"/>
+        <w:tblInd w:w="0" w:type="dxa"/>
         <w:tblLayout w:type="fixed"/>
         <w:tblLook w:val="0400" w:firstRow="0" w:lastRow="0" w:firstColumn="0" w:lastColumn="0" w:noHBand="0" w:noVBand="1"/>
       </w:tblPr>
@@ -218,7 +222,6 @@
               <w:jc w:val="both"/>
               <w:rPr>
                 <w:rFonts w:ascii="Arial" w:eastAsia="Arial" w:hAnsi="Arial" w:cs="Arial"/>
-                <w:noProof/>
                 <w:sz w:val="24"/>
                 <w:szCs w:val="24"/>
               </w:rPr>
@@ -227,6 +230,7 @@
               <w:rPr>
                 <w:rFonts w:ascii="Arial" w:eastAsia="Arial" w:hAnsi="Arial" w:cs="Arial"/>
                 <w:sz w:val="24"/>
+                <w:szCs w:val="24"/>
               </w:rPr>
               <w:t>${NOMBRE_CONTRATISTA}</w:t>
             </w:r>
@@ -291,8 +295,17 @@
               <w:rPr>
                 <w:rFonts w:ascii="Verdana" w:eastAsia="Verdana" w:hAnsi="Verdana" w:cs="Verdana"/>
                 <w:sz w:val="24"/>
+                <w:szCs w:val="24"/>
               </w:rPr>
-              <w:t>${NUMERO_CONTRATO}</w:t>
+              <w:t>$</w:t>
+            </w:r>
+            <w:r>
+              <w:rPr>
+                <w:rFonts w:ascii="Verdana" w:eastAsia="Verdana" w:hAnsi="Verdana" w:cs="Verdana"/>
+                <w:sz w:val="24"/>
+                <w:szCs w:val="24"/>
+              </w:rPr>
+              <w:t>{NUMERO_CONTRATO}</w:t>
             </w:r>
           </w:p>
         </w:tc>
@@ -347,7 +360,7 @@
             <w:pPr>
               <w:jc w:val="both"/>
               <w:rPr>
-                <w:rFonts w:ascii="Arial" w:eastAsia="Verdana" w:hAnsi="Arial" w:cs="Arial"/>
+                <w:rFonts w:ascii="Arial" w:eastAsia="Arial" w:hAnsi="Arial" w:cs="Arial"/>
                 <w:sz w:val="24"/>
                 <w:szCs w:val="24"/>
               </w:rPr>
@@ -356,6 +369,7 @@
               <w:rPr>
                 <w:rFonts w:ascii="Arial" w:eastAsia="Arial" w:hAnsi="Arial" w:cs="Arial"/>
                 <w:sz w:val="24"/>
+                <w:szCs w:val="24"/>
               </w:rPr>
               <w:t>${OBJETO_CONTRACTUAL}</w:t>
             </w:r>
@@ -485,6 +499,7 @@
               <w:rPr>
                 <w:rFonts w:ascii="Verdana" w:eastAsia="Verdana" w:hAnsi="Verdana" w:cs="Verdana"/>
                 <w:sz w:val="24"/>
+                <w:szCs w:val="24"/>
               </w:rPr>
               <w:t>${RPC_NUMERO}</w:t>
             </w:r>
@@ -549,6 +564,7 @@
               <w:rPr>
                 <w:rFonts w:ascii="Arial" w:eastAsia="Arial" w:hAnsi="Arial" w:cs="Arial"/>
                 <w:sz w:val="24"/>
+                <w:szCs w:val="24"/>
               </w:rPr>
               <w:t>${RPC_FECHA}</w:t>
             </w:r>
@@ -759,7 +775,15 @@
           <w:sz w:val="24"/>
           <w:szCs w:val="24"/>
         </w:rPr>
-        <w:t>En caso de incumplimiento por parte del contratista de cualquiera de sus obligaciones contractuales, adelantar los trámites necesarios para la aplicación de sanciones contractuales a que haya lugar.</w:t>
+        <w:t xml:space="preserve">En caso de incumplimiento por parte del </w:t>
+      </w:r>
+      <w:r>
+        <w:rPr>
+          <w:rFonts w:ascii="Arial" w:eastAsia="Arial" w:hAnsi="Arial" w:cs="Arial"/>
+          <w:sz w:val="24"/>
+          <w:szCs w:val="24"/>
+        </w:rPr>
+        <w:t>contratista de cualquiera de sus obligaciones contractuales, adelantar los trámites necesarios para la aplicación de sanciones contractuales a que haya lugar.</w:t>
       </w:r>
     </w:p>
     <w:p>
@@ -801,7 +825,15 @@
           <w:sz w:val="24"/>
           <w:szCs w:val="24"/>
         </w:rPr>
-        <w:t>En los eventos de adición, prórroga, cesión o cualquier modificación del contrato, solicitar el trámite respectivo con anticipación a la fecha del vencimiento del contrato para el caso de las adiciones o a la fecha en la cual pretende suscribir el documento para el caso de las modificaciones.</w:t>
+        <w:t>En los eventos de adición, prórroga, cesión o cualquier modificación del contrato, solicitar el t</w:t>
+      </w:r>
+      <w:r>
+        <w:rPr>
+          <w:rFonts w:ascii="Arial" w:eastAsia="Arial" w:hAnsi="Arial" w:cs="Arial"/>
+          <w:sz w:val="24"/>
+          <w:szCs w:val="24"/>
+        </w:rPr>
+        <w:t>rámite respectivo con anticipación a la fecha del vencimiento del contrato para el caso de las adiciones o a la fecha en la cual pretende suscribir el documento para el caso de las modificaciones.</w:t>
       </w:r>
     </w:p>
     <w:p>
@@ -844,7 +876,15 @@
           <w:szCs w:val="24"/>
         </w:rPr>
         <w:lastRenderedPageBreak/>
-        <w:t>Exigir al contratista junto con el informe de actividades, los soportes de pago correspondientes a los aportes a los sistemas de pensión, salud y ARL, de acuerdo con lo estipulado por las normas vigentes.</w:t>
+        <w:t xml:space="preserve">Exigir al contratista junto con el informe de actividades, </w:t>
+      </w:r>
+      <w:r>
+        <w:rPr>
+          <w:rFonts w:ascii="Arial" w:eastAsia="Arial" w:hAnsi="Arial" w:cs="Arial"/>
+          <w:sz w:val="24"/>
+          <w:szCs w:val="24"/>
+        </w:rPr>
+        <w:t>los soportes de pago correspondientes a los aportes a los sistemas de pensión, salud y ARL, de acuerdo con lo estipulado por las normas vigentes.</w:t>
       </w:r>
     </w:p>
     <w:p>
@@ -886,7 +926,15 @@
           <w:sz w:val="24"/>
           <w:szCs w:val="24"/>
         </w:rPr>
-        <w:t>Expedir mensualmente el/los Informe(s) de Supervisión que detalle el cumplimiento de las obligaciones a cargo del ${CARGO_REVISO}. En el evento en que se observe algún tipo de inconsistencia sobre los aportes de seguridad social, el supervisor deberá adelantar las acciones a que haya lugar, de conformidad con la normativa vigente.</w:t>
+        <w:t xml:space="preserve">Expedir mensualmente el/los Informe(s) de Supervisión que detalle el cumplimiento de las obligaciones a cargo </w:t>
+      </w:r>
+      <w:r>
+        <w:rPr>
+          <w:rFonts w:ascii="Arial" w:eastAsia="Arial" w:hAnsi="Arial" w:cs="Arial"/>
+          <w:sz w:val="24"/>
+          <w:szCs w:val="24"/>
+        </w:rPr>
+        <w:t>del ${CARGO_REVISO}. En el evento en que se observe algún tipo de inconsistencia sobre los aportes de seguridad social, el supervisor deberá adelantar las acciones a que haya lugar, de conformidad con la normativa vigente.</w:t>
       </w:r>
     </w:p>
     <w:p>
@@ -928,7 +976,15 @@
           <w:sz w:val="24"/>
           <w:szCs w:val="24"/>
         </w:rPr>
-        <w:t>Suscribir con el ordenador del gasto y el contratista, las correspondientes actas contractuales a que hubiere lugar y remitirlas al área correspondiente.</w:t>
+        <w:t>Suscribir con el ordenador del ga</w:t>
+      </w:r>
+      <w:r>
+        <w:rPr>
+          <w:rFonts w:ascii="Arial" w:eastAsia="Arial" w:hAnsi="Arial" w:cs="Arial"/>
+          <w:sz w:val="24"/>
+          <w:szCs w:val="24"/>
+        </w:rPr>
+        <w:t>sto y el contratista, las correspondientes actas contractuales a que hubiere lugar y remitirlas al área correspondiente.</w:t>
       </w:r>
     </w:p>
     <w:p>
@@ -1012,7 +1068,23 @@
           <w:sz w:val="24"/>
           <w:szCs w:val="24"/>
         </w:rPr>
-        <w:t>Verificar de manera conjunta con el contratista, una vez se compruebe la respectiva afiliación a la Administración de Riesgos Laborales (ARL), aprobación de garantías cuando aplique, emisión del RPC y demás requisitos de legalización y ejecución del contrato, si el acta de inicio requiere ajustes.</w:t>
+        <w:t>Verificar de mane</w:t>
+      </w:r>
+      <w:r>
+        <w:rPr>
+          <w:rFonts w:ascii="Arial" w:eastAsia="Arial" w:hAnsi="Arial" w:cs="Arial"/>
+          <w:sz w:val="24"/>
+          <w:szCs w:val="24"/>
+        </w:rPr>
+        <w:t>ra conjunta con el contratista, una vez se compruebe la respectiva afiliación a la Administración de Riesgos Laborales (ARL), aprobación de garantías cuando aplique, emisión del RPC y demás requisitos de legalización y ejecución del contrato, si el acta de</w:t>
+      </w:r>
+      <w:r>
+        <w:rPr>
+          <w:rFonts w:ascii="Arial" w:eastAsia="Arial" w:hAnsi="Arial" w:cs="Arial"/>
+          <w:sz w:val="24"/>
+          <w:szCs w:val="24"/>
+        </w:rPr>
+        <w:t xml:space="preserve"> inicio requiere ajustes.</w:t>
       </w:r>
     </w:p>
     <w:p>
@@ -1115,471 +1187,1154 @@
     </w:p>
     <w:p>
       <w:pPr>
-        <w:pStyle w:val="Prrafodelista"/>
         <w:numPr>
           <w:ilvl w:val="0"/>
-          <w:numId w:val="4"/>
+          <w:numId w:val="7"/>
         </w:numPr>
-        <w:tabs>
-          <w:tab w:val="left" w:pos="1239"/>
-        </w:tabs>
-        <w:spacing w:line="240" w:lineRule="auto"/>
-        <w:ind w:left="714" w:hanging="357"/>
-        <w:rPr>
-          <w:rFonts w:cs="Arial"/>
-          <w:szCs w:val="24"/>
-        </w:rPr>
-      </w:pPr>
-      <w:r>
-        <w:rPr>
-          <w:rFonts w:cs="Arial"/>
-          <w:szCs w:val="24"/>
-        </w:rPr>
-        <w:t>Realizar la vigilancia, seguimiento y control del contrato desde su inicio y hasta su finalización, incluyendo la etapa de liquidación (si aplica)</w:t>
-      </w:r>
-    </w:p>
-    <w:p>
-      <w:pPr>
-        <w:pStyle w:val="Prrafodelista"/>
-        <w:numPr>
-          <w:ilvl w:val="0"/>
-          <w:numId w:val="4"/>
-        </w:numPr>
-        <w:tabs>
-          <w:tab w:val="left" w:pos="1239"/>
-        </w:tabs>
-        <w:spacing w:line="240" w:lineRule="auto"/>
-        <w:ind w:left="714" w:hanging="357"/>
-        <w:rPr>
-          <w:rFonts w:cs="Arial"/>
-          <w:szCs w:val="24"/>
-        </w:rPr>
-      </w:pPr>
-      <w:r>
-        <w:rPr>
-          <w:rFonts w:cs="Arial"/>
-          <w:szCs w:val="24"/>
-        </w:rPr>
-        <w:t>Verificar que se hayan cumplido todos los requisitos para el perfeccionamiento y ejecución del contrato.</w:t>
-      </w:r>
-    </w:p>
-    <w:p>
-      <w:pPr>
-        <w:pStyle w:val="Prrafodelista"/>
-        <w:numPr>
-          <w:ilvl w:val="0"/>
-          <w:numId w:val="4"/>
-        </w:numPr>
-        <w:tabs>
-          <w:tab w:val="left" w:pos="1239"/>
-        </w:tabs>
-        <w:spacing w:line="240" w:lineRule="auto"/>
-        <w:ind w:left="714" w:hanging="357"/>
-        <w:rPr>
-          <w:rFonts w:cs="Arial"/>
-          <w:szCs w:val="24"/>
-        </w:rPr>
-      </w:pPr>
-      <w:r>
-        <w:rPr>
-          <w:rFonts w:cs="Arial"/>
-          <w:szCs w:val="24"/>
-        </w:rPr>
-        <w:t xml:space="preserve">Atender y responder oportunamente todos los requerimientos que realice EL CONTRATISTA dentro de la ejecución del contrato, para evitar la ocurrencia del silencio administrativo positivo. </w:t>
-      </w:r>
-    </w:p>
-    <w:p>
-      <w:pPr>
-        <w:pStyle w:val="Prrafodelista"/>
-        <w:numPr>
-          <w:ilvl w:val="0"/>
-          <w:numId w:val="4"/>
-        </w:numPr>
-        <w:tabs>
-          <w:tab w:val="left" w:pos="1239"/>
-        </w:tabs>
-        <w:spacing w:line="240" w:lineRule="auto"/>
-        <w:ind w:left="714" w:hanging="357"/>
-        <w:rPr>
-          <w:rFonts w:cs="Arial"/>
-          <w:szCs w:val="24"/>
-        </w:rPr>
-      </w:pPr>
-      <w:r>
-        <w:rPr>
-          <w:rFonts w:cs="Arial"/>
-          <w:szCs w:val="24"/>
-        </w:rPr>
-        <w:t xml:space="preserve">Verificar que las peticiones del CONTRATISTA se encuentren sustentadas en debida forma. </w:t>
-      </w:r>
-    </w:p>
-    <w:p>
-      <w:pPr>
-        <w:pStyle w:val="Prrafodelista"/>
-        <w:numPr>
-          <w:ilvl w:val="0"/>
-          <w:numId w:val="4"/>
-        </w:numPr>
-        <w:tabs>
-          <w:tab w:val="left" w:pos="1239"/>
-        </w:tabs>
-        <w:spacing w:line="240" w:lineRule="auto"/>
-        <w:ind w:left="714" w:hanging="357"/>
-        <w:rPr>
-          <w:rFonts w:cs="Arial"/>
-          <w:szCs w:val="24"/>
-        </w:rPr>
-      </w:pPr>
-      <w:r>
-        <w:rPr>
-          <w:rFonts w:cs="Arial"/>
-          <w:szCs w:val="24"/>
-        </w:rPr>
-        <w:t xml:space="preserve">Proyectar y tramitar la correspondencia que sea necesaria para la correcta ejecución del contrato. </w:t>
-      </w:r>
-    </w:p>
-    <w:p>
-      <w:pPr>
-        <w:pStyle w:val="Prrafodelista"/>
-        <w:numPr>
-          <w:ilvl w:val="0"/>
-          <w:numId w:val="4"/>
-        </w:numPr>
-        <w:tabs>
-          <w:tab w:val="left" w:pos="1239"/>
-        </w:tabs>
-        <w:spacing w:line="240" w:lineRule="auto"/>
-        <w:ind w:left="714" w:hanging="357"/>
-        <w:rPr>
-          <w:rFonts w:cs="Arial"/>
-          <w:szCs w:val="24"/>
-        </w:rPr>
-      </w:pPr>
-      <w:r>
-        <w:rPr>
-          <w:rFonts w:cs="Arial"/>
-          <w:szCs w:val="24"/>
-        </w:rPr>
-        <w:t xml:space="preserve">Verificar que EL CONTRATISTA cumpla con el objeto del contrato dentro del término estipulado. </w:t>
-      </w:r>
-    </w:p>
-    <w:p>
-      <w:pPr>
-        <w:pStyle w:val="Prrafodelista"/>
-        <w:numPr>
-          <w:ilvl w:val="0"/>
-          <w:numId w:val="4"/>
-        </w:numPr>
-        <w:tabs>
-          <w:tab w:val="left" w:pos="1239"/>
-        </w:tabs>
-        <w:spacing w:line="240" w:lineRule="auto"/>
-        <w:ind w:left="714" w:hanging="357"/>
-        <w:rPr>
-          <w:rFonts w:cs="Arial"/>
-          <w:szCs w:val="24"/>
-        </w:rPr>
-      </w:pPr>
-      <w:r>
-        <w:rPr>
-          <w:rFonts w:cs="Arial"/>
-          <w:szCs w:val="24"/>
-        </w:rPr>
-        <w:t xml:space="preserve">Verificar que en el desarrollo del contrato se cumplan las disposiciones legales y en particular las reglamentaciones relacionadas con la actividad contratada. </w:t>
-      </w:r>
-    </w:p>
-    <w:p>
-      <w:pPr>
-        <w:pStyle w:val="Prrafodelista"/>
-        <w:numPr>
-          <w:ilvl w:val="0"/>
-          <w:numId w:val="4"/>
-        </w:numPr>
-        <w:tabs>
-          <w:tab w:val="left" w:pos="1239"/>
-        </w:tabs>
-        <w:spacing w:line="240" w:lineRule="auto"/>
-        <w:ind w:left="714" w:hanging="357"/>
-        <w:rPr>
-          <w:rFonts w:cs="Arial"/>
-          <w:szCs w:val="24"/>
-        </w:rPr>
-      </w:pPr>
-      <w:r>
-        <w:rPr>
-          <w:rFonts w:cs="Arial"/>
-          <w:szCs w:val="24"/>
-        </w:rPr>
-        <w:t>Informar acerca del incumplimiento de las obligaciones contractuales por parte del CONTRATISTA, con el fin de que se inicien las acciones legales correspondientes.</w:t>
-      </w:r>
-    </w:p>
-    <w:p>
-      <w:pPr>
-        <w:pStyle w:val="Prrafodelista"/>
-        <w:numPr>
-          <w:ilvl w:val="0"/>
-          <w:numId w:val="4"/>
-        </w:numPr>
-        <w:tabs>
-          <w:tab w:val="left" w:pos="1239"/>
-        </w:tabs>
-        <w:spacing w:line="240" w:lineRule="auto"/>
-        <w:ind w:left="714" w:hanging="357"/>
-        <w:rPr>
-          <w:rFonts w:cs="Arial"/>
-          <w:szCs w:val="24"/>
-        </w:rPr>
-      </w:pPr>
-      <w:r>
-        <w:rPr>
-          <w:rFonts w:cs="Arial"/>
-          <w:szCs w:val="24"/>
-        </w:rPr>
-        <w:lastRenderedPageBreak/>
-        <w:t xml:space="preserve">Abstenerse de permitir la ejecución de un contrato, cuyo plazo haya vencido o que no haya sido firmado por el ordenador del Gasto y EL CONTRATISTA. </w:t>
-      </w:r>
-    </w:p>
-    <w:p>
-      <w:pPr>
-        <w:pStyle w:val="Prrafodelista"/>
-        <w:numPr>
-          <w:ilvl w:val="0"/>
-          <w:numId w:val="4"/>
-        </w:numPr>
-        <w:tabs>
-          <w:tab w:val="left" w:pos="1239"/>
-        </w:tabs>
-        <w:spacing w:line="240" w:lineRule="auto"/>
-        <w:ind w:left="714" w:hanging="357"/>
-        <w:rPr>
-          <w:rFonts w:cs="Arial"/>
-          <w:szCs w:val="24"/>
-        </w:rPr>
-      </w:pPr>
-      <w:r>
-        <w:rPr>
-          <w:rFonts w:cs="Arial"/>
-          <w:szCs w:val="24"/>
-        </w:rPr>
-        <w:t xml:space="preserve">Rendir informes periódicos sobre el estado, avance y contabilidad de la ejecución del contrato. </w:t>
-      </w:r>
-    </w:p>
-    <w:p>
-      <w:pPr>
-        <w:pStyle w:val="Prrafodelista"/>
-        <w:numPr>
-          <w:ilvl w:val="0"/>
-          <w:numId w:val="4"/>
-        </w:numPr>
-        <w:tabs>
-          <w:tab w:val="left" w:pos="1239"/>
-        </w:tabs>
-        <w:spacing w:line="240" w:lineRule="auto"/>
-        <w:ind w:left="714" w:hanging="357"/>
-        <w:rPr>
-          <w:rFonts w:cs="Arial"/>
-          <w:szCs w:val="24"/>
-        </w:rPr>
-      </w:pPr>
-      <w:r>
-        <w:rPr>
-          <w:rFonts w:cs="Arial"/>
-          <w:szCs w:val="24"/>
-        </w:rPr>
-        <w:t xml:space="preserve">Realizar los trámites para la expedición del certificado de disponibilidad presupuestal o vigencias futuras, para adicionar un contrato en valor. </w:t>
-      </w:r>
-    </w:p>
-    <w:p>
-      <w:pPr>
-        <w:pStyle w:val="Prrafodelista"/>
-        <w:numPr>
-          <w:ilvl w:val="0"/>
-          <w:numId w:val="4"/>
-        </w:numPr>
-        <w:tabs>
-          <w:tab w:val="left" w:pos="1239"/>
-        </w:tabs>
-        <w:spacing w:line="240" w:lineRule="auto"/>
-        <w:ind w:left="714" w:hanging="357"/>
-        <w:rPr>
-          <w:rFonts w:cs="Arial"/>
-          <w:szCs w:val="24"/>
-        </w:rPr>
-      </w:pPr>
-      <w:r>
-        <w:rPr>
-          <w:rFonts w:cs="Arial"/>
-          <w:szCs w:val="24"/>
-        </w:rPr>
-        <w:t xml:space="preserve">Informar el recibo a satisfacción del objeto contratado, como requisito previo para efectuar el pago final a EL CONTRATISTA. </w:t>
-      </w:r>
-    </w:p>
-    <w:p>
-      <w:pPr>
-        <w:pStyle w:val="Prrafodelista"/>
-        <w:numPr>
-          <w:ilvl w:val="0"/>
-          <w:numId w:val="4"/>
-        </w:numPr>
-        <w:tabs>
-          <w:tab w:val="left" w:pos="1239"/>
-        </w:tabs>
-        <w:spacing w:line="240" w:lineRule="auto"/>
-        <w:ind w:left="714" w:hanging="357"/>
-        <w:rPr>
-          <w:rFonts w:cs="Arial"/>
-          <w:szCs w:val="24"/>
-        </w:rPr>
-      </w:pPr>
-      <w:r>
-        <w:rPr>
-          <w:rFonts w:cs="Arial"/>
-          <w:szCs w:val="24"/>
-        </w:rPr>
-        <w:t>Elaborar los informes, evaluaciones y anexar, oportunamente, los documentos que permitan tener suficientes elementos de juicio para imponer requerimientos, multas, caducidad y demás actuaciones de orden sancionatorio.</w:t>
-      </w:r>
-    </w:p>
-    <w:p>
-      <w:pPr>
+        <w:pBdr>
+          <w:top w:val="nil"/>
+          <w:left w:val="nil"/>
+          <w:bottom w:val="nil"/>
+          <w:right w:val="nil"/>
+          <w:between w:val="nil"/>
+        </w:pBdr>
         <w:tabs>
           <w:tab w:val="left" w:pos="1239"/>
         </w:tabs>
         <w:jc w:val="both"/>
         <w:rPr>
-          <w:rFonts w:ascii="Arial" w:hAnsi="Arial" w:cs="Arial"/>
-          <w:szCs w:val="24"/>
-        </w:rPr>
-      </w:pPr>
-    </w:p>
-    <w:p>
-      <w:pPr>
+          <w:color w:val="000000"/>
+          <w:sz w:val="24"/>
+          <w:szCs w:val="24"/>
+        </w:rPr>
+      </w:pPr>
+      <w:r>
+        <w:rPr>
+          <w:rFonts w:ascii="Arial" w:eastAsia="Arial" w:hAnsi="Arial" w:cs="Arial"/>
+          <w:color w:val="000000"/>
+          <w:sz w:val="24"/>
+          <w:szCs w:val="24"/>
+        </w:rPr>
+        <w:t>Realizar la vigilancia, seguimiento y control del contrato desde su inicio y hasta su finalización, incluyendo la etapa de liquidación (si aplica).</w:t>
+      </w:r>
+    </w:p>
+    <w:p>
+      <w:pPr>
+        <w:numPr>
+          <w:ilvl w:val="0"/>
+          <w:numId w:val="7"/>
+        </w:numPr>
+        <w:pBdr>
+          <w:top w:val="nil"/>
+          <w:left w:val="nil"/>
+          <w:bottom w:val="nil"/>
+          <w:right w:val="nil"/>
+          <w:between w:val="nil"/>
+        </w:pBdr>
         <w:tabs>
           <w:tab w:val="left" w:pos="1239"/>
         </w:tabs>
         <w:jc w:val="both"/>
         <w:rPr>
-          <w:rFonts w:ascii="Arial" w:hAnsi="Arial" w:cs="Arial"/>
-          <w:szCs w:val="24"/>
-        </w:rPr>
-      </w:pPr>
-      <w:r>
-        <w:rPr>
-          <w:rFonts w:ascii="Arial" w:hAnsi="Arial" w:cs="Arial"/>
-          <w:szCs w:val="24"/>
-        </w:rPr>
-        <w:t>ACTIVIDADES FINANCIERAS:</w:t>
-      </w:r>
-    </w:p>
-    <w:p>
-      <w:pPr>
+          <w:color w:val="000000"/>
+          <w:sz w:val="24"/>
+          <w:szCs w:val="24"/>
+        </w:rPr>
+      </w:pPr>
+      <w:r>
+        <w:rPr>
+          <w:rFonts w:ascii="Arial" w:eastAsia="Arial" w:hAnsi="Arial" w:cs="Arial"/>
+          <w:color w:val="000000"/>
+          <w:sz w:val="24"/>
+          <w:szCs w:val="24"/>
+        </w:rPr>
+        <w:t>Verificar que se hayan cumplido todos los requisitos para el perfeccionamiento y ejecución del contrato.</w:t>
+      </w:r>
+    </w:p>
+    <w:p>
+      <w:pPr>
+        <w:numPr>
+          <w:ilvl w:val="0"/>
+          <w:numId w:val="7"/>
+        </w:numPr>
+        <w:pBdr>
+          <w:top w:val="nil"/>
+          <w:left w:val="nil"/>
+          <w:bottom w:val="nil"/>
+          <w:right w:val="nil"/>
+          <w:between w:val="nil"/>
+        </w:pBdr>
         <w:tabs>
           <w:tab w:val="left" w:pos="1239"/>
         </w:tabs>
         <w:jc w:val="both"/>
         <w:rPr>
-          <w:rFonts w:ascii="Arial" w:hAnsi="Arial" w:cs="Arial"/>
-          <w:szCs w:val="24"/>
-        </w:rPr>
-      </w:pPr>
-    </w:p>
-    <w:p>
-      <w:pPr>
-        <w:pStyle w:val="Prrafodelista"/>
+          <w:color w:val="000000"/>
+          <w:sz w:val="24"/>
+          <w:szCs w:val="24"/>
+        </w:rPr>
+      </w:pPr>
+      <w:r>
+        <w:rPr>
+          <w:rFonts w:ascii="Arial" w:eastAsia="Arial" w:hAnsi="Arial" w:cs="Arial"/>
+          <w:color w:val="000000"/>
+          <w:sz w:val="24"/>
+          <w:szCs w:val="24"/>
+        </w:rPr>
+        <w:t xml:space="preserve">Atender y responder oportunamente todos los requerimientos que realice EL CONTRATISTA dentro de la ejecución del contrato, para evitar la ocurrencia del silencio administrativo positivo. </w:t>
+      </w:r>
+    </w:p>
+    <w:p>
+      <w:pPr>
+        <w:numPr>
+          <w:ilvl w:val="0"/>
+          <w:numId w:val="7"/>
+        </w:numPr>
+        <w:pBdr>
+          <w:top w:val="nil"/>
+          <w:left w:val="nil"/>
+          <w:bottom w:val="nil"/>
+          <w:right w:val="nil"/>
+          <w:between w:val="nil"/>
+        </w:pBdr>
+        <w:tabs>
+          <w:tab w:val="left" w:pos="1239"/>
+        </w:tabs>
+        <w:jc w:val="both"/>
+        <w:rPr>
+          <w:color w:val="000000"/>
+          <w:sz w:val="24"/>
+          <w:szCs w:val="24"/>
+        </w:rPr>
+      </w:pPr>
+      <w:r>
+        <w:rPr>
+          <w:rFonts w:ascii="Arial" w:eastAsia="Arial" w:hAnsi="Arial" w:cs="Arial"/>
+          <w:color w:val="000000"/>
+          <w:sz w:val="24"/>
+          <w:szCs w:val="24"/>
+        </w:rPr>
+        <w:t>Verificar que las peticiones del CONTRATISTA se encuentren sustentad</w:t>
+      </w:r>
+      <w:r>
+        <w:rPr>
+          <w:rFonts w:ascii="Arial" w:eastAsia="Arial" w:hAnsi="Arial" w:cs="Arial"/>
+          <w:color w:val="000000"/>
+          <w:sz w:val="24"/>
+          <w:szCs w:val="24"/>
+        </w:rPr>
+        <w:t xml:space="preserve">as en debida forma. </w:t>
+      </w:r>
+    </w:p>
+    <w:p>
+      <w:pPr>
+        <w:numPr>
+          <w:ilvl w:val="0"/>
+          <w:numId w:val="7"/>
+        </w:numPr>
+        <w:pBdr>
+          <w:top w:val="nil"/>
+          <w:left w:val="nil"/>
+          <w:bottom w:val="nil"/>
+          <w:right w:val="nil"/>
+          <w:between w:val="nil"/>
+        </w:pBdr>
+        <w:tabs>
+          <w:tab w:val="left" w:pos="1239"/>
+        </w:tabs>
+        <w:jc w:val="both"/>
+        <w:rPr>
+          <w:color w:val="000000"/>
+          <w:sz w:val="24"/>
+          <w:szCs w:val="24"/>
+        </w:rPr>
+      </w:pPr>
+      <w:r>
+        <w:rPr>
+          <w:rFonts w:ascii="Arial" w:eastAsia="Arial" w:hAnsi="Arial" w:cs="Arial"/>
+          <w:color w:val="000000"/>
+          <w:sz w:val="24"/>
+          <w:szCs w:val="24"/>
+        </w:rPr>
+        <w:t xml:space="preserve">Proyectar y tramitar la correspondencia que sea necesaria para la correcta ejecución del contrato. </w:t>
+      </w:r>
+    </w:p>
+    <w:p>
+      <w:pPr>
+        <w:numPr>
+          <w:ilvl w:val="0"/>
+          <w:numId w:val="7"/>
+        </w:numPr>
+        <w:pBdr>
+          <w:top w:val="nil"/>
+          <w:left w:val="nil"/>
+          <w:bottom w:val="nil"/>
+          <w:right w:val="nil"/>
+          <w:between w:val="nil"/>
+        </w:pBdr>
+        <w:tabs>
+          <w:tab w:val="left" w:pos="1239"/>
+        </w:tabs>
+        <w:jc w:val="both"/>
+        <w:rPr>
+          <w:color w:val="000000"/>
+          <w:sz w:val="24"/>
+          <w:szCs w:val="24"/>
+        </w:rPr>
+      </w:pPr>
+      <w:r>
+        <w:rPr>
+          <w:rFonts w:ascii="Arial" w:eastAsia="Arial" w:hAnsi="Arial" w:cs="Arial"/>
+          <w:color w:val="000000"/>
+          <w:sz w:val="24"/>
+          <w:szCs w:val="24"/>
+        </w:rPr>
+        <w:t xml:space="preserve">Verificar que EL CONTRATISTA cumpla con el objeto del contrato dentro del término estipulado. </w:t>
+      </w:r>
+    </w:p>
+    <w:p>
+      <w:pPr>
+        <w:numPr>
+          <w:ilvl w:val="0"/>
+          <w:numId w:val="7"/>
+        </w:numPr>
+        <w:pBdr>
+          <w:top w:val="nil"/>
+          <w:left w:val="nil"/>
+          <w:bottom w:val="nil"/>
+          <w:right w:val="nil"/>
+          <w:between w:val="nil"/>
+        </w:pBdr>
+        <w:tabs>
+          <w:tab w:val="left" w:pos="1239"/>
+        </w:tabs>
+        <w:jc w:val="both"/>
+        <w:rPr>
+          <w:color w:val="000000"/>
+          <w:sz w:val="24"/>
+          <w:szCs w:val="24"/>
+        </w:rPr>
+      </w:pPr>
+      <w:r>
+        <w:rPr>
+          <w:rFonts w:ascii="Arial" w:eastAsia="Arial" w:hAnsi="Arial" w:cs="Arial"/>
+          <w:color w:val="000000"/>
+          <w:sz w:val="24"/>
+          <w:szCs w:val="24"/>
+        </w:rPr>
+        <w:t>Verificar que en el desarrollo del contr</w:t>
+      </w:r>
+      <w:r>
+        <w:rPr>
+          <w:rFonts w:ascii="Arial" w:eastAsia="Arial" w:hAnsi="Arial" w:cs="Arial"/>
+          <w:color w:val="000000"/>
+          <w:sz w:val="24"/>
+          <w:szCs w:val="24"/>
+        </w:rPr>
+        <w:t xml:space="preserve">ato se cumplan las disposiciones legales y en particular las reglamentaciones relacionadas con la actividad contratada. </w:t>
+      </w:r>
+    </w:p>
+    <w:p>
+      <w:pPr>
+        <w:numPr>
+          <w:ilvl w:val="0"/>
+          <w:numId w:val="8"/>
+        </w:numPr>
+        <w:pBdr>
+          <w:top w:val="nil"/>
+          <w:left w:val="nil"/>
+          <w:bottom w:val="nil"/>
+          <w:right w:val="nil"/>
+          <w:between w:val="nil"/>
+        </w:pBdr>
+        <w:tabs>
+          <w:tab w:val="left" w:pos="1239"/>
+        </w:tabs>
+        <w:jc w:val="both"/>
+        <w:rPr>
+          <w:color w:val="000000"/>
+          <w:sz w:val="24"/>
+          <w:szCs w:val="24"/>
+        </w:rPr>
+      </w:pPr>
+      <w:r>
+        <w:rPr>
+          <w:rFonts w:ascii="Arial" w:eastAsia="Arial" w:hAnsi="Arial" w:cs="Arial"/>
+          <w:color w:val="000000"/>
+          <w:sz w:val="24"/>
+          <w:szCs w:val="24"/>
+        </w:rPr>
+        <w:t>Informar acerca del incumplimiento de las obligaciones contractuales por parte del CONTRATISTA, con el fin de que se inicien las accion</w:t>
+      </w:r>
+      <w:r>
+        <w:rPr>
+          <w:rFonts w:ascii="Arial" w:eastAsia="Arial" w:hAnsi="Arial" w:cs="Arial"/>
+          <w:color w:val="000000"/>
+          <w:sz w:val="24"/>
+          <w:szCs w:val="24"/>
+        </w:rPr>
+        <w:t>es legales correspondientes.</w:t>
+      </w:r>
+    </w:p>
+    <w:p>
+      <w:pPr>
+        <w:numPr>
+          <w:ilvl w:val="0"/>
+          <w:numId w:val="9"/>
+        </w:numPr>
+        <w:pBdr>
+          <w:top w:val="nil"/>
+          <w:left w:val="nil"/>
+          <w:bottom w:val="nil"/>
+          <w:right w:val="nil"/>
+          <w:between w:val="nil"/>
+        </w:pBdr>
+        <w:tabs>
+          <w:tab w:val="left" w:pos="1239"/>
+        </w:tabs>
+        <w:jc w:val="both"/>
+        <w:rPr>
+          <w:color w:val="000000"/>
+          <w:sz w:val="24"/>
+          <w:szCs w:val="24"/>
+        </w:rPr>
+      </w:pPr>
+      <w:r>
+        <w:rPr>
+          <w:rFonts w:ascii="Arial" w:eastAsia="Arial" w:hAnsi="Arial" w:cs="Arial"/>
+          <w:color w:val="000000"/>
+          <w:sz w:val="24"/>
+          <w:szCs w:val="24"/>
+        </w:rPr>
+        <w:lastRenderedPageBreak/>
+        <w:t xml:space="preserve">Abstenerse de permitir la ejecución de un contrato, cuyo plazo haya vencido o que no haya sido firmado por el ordenador del Gasto y EL CONTRATISTA. </w:t>
+      </w:r>
+    </w:p>
+    <w:p>
+      <w:pPr>
+        <w:numPr>
+          <w:ilvl w:val="0"/>
+          <w:numId w:val="9"/>
+        </w:numPr>
+        <w:pBdr>
+          <w:top w:val="nil"/>
+          <w:left w:val="nil"/>
+          <w:bottom w:val="nil"/>
+          <w:right w:val="nil"/>
+          <w:between w:val="nil"/>
+        </w:pBdr>
+        <w:tabs>
+          <w:tab w:val="left" w:pos="1239"/>
+        </w:tabs>
+        <w:jc w:val="both"/>
+        <w:rPr>
+          <w:color w:val="000000"/>
+          <w:sz w:val="24"/>
+          <w:szCs w:val="24"/>
+        </w:rPr>
+      </w:pPr>
+      <w:r>
+        <w:rPr>
+          <w:rFonts w:ascii="Arial" w:eastAsia="Arial" w:hAnsi="Arial" w:cs="Arial"/>
+          <w:color w:val="000000"/>
+          <w:sz w:val="24"/>
+          <w:szCs w:val="24"/>
+        </w:rPr>
+        <w:t>Rendir informes periódicos sobre el estado, avance y contabilidad de la ejecuc</w:t>
+      </w:r>
+      <w:r>
+        <w:rPr>
+          <w:rFonts w:ascii="Arial" w:eastAsia="Arial" w:hAnsi="Arial" w:cs="Arial"/>
+          <w:color w:val="000000"/>
+          <w:sz w:val="24"/>
+          <w:szCs w:val="24"/>
+        </w:rPr>
+        <w:t xml:space="preserve">ión del contrato. </w:t>
+      </w:r>
+    </w:p>
+    <w:p>
+      <w:pPr>
+        <w:numPr>
+          <w:ilvl w:val="0"/>
+          <w:numId w:val="9"/>
+        </w:numPr>
+        <w:pBdr>
+          <w:top w:val="nil"/>
+          <w:left w:val="nil"/>
+          <w:bottom w:val="nil"/>
+          <w:right w:val="nil"/>
+          <w:between w:val="nil"/>
+        </w:pBdr>
+        <w:tabs>
+          <w:tab w:val="left" w:pos="1239"/>
+        </w:tabs>
+        <w:jc w:val="both"/>
+        <w:rPr>
+          <w:color w:val="000000"/>
+          <w:sz w:val="24"/>
+          <w:szCs w:val="24"/>
+        </w:rPr>
+      </w:pPr>
+      <w:r>
+        <w:rPr>
+          <w:rFonts w:ascii="Arial" w:eastAsia="Arial" w:hAnsi="Arial" w:cs="Arial"/>
+          <w:color w:val="000000"/>
+          <w:sz w:val="24"/>
+          <w:szCs w:val="24"/>
+        </w:rPr>
+        <w:t xml:space="preserve">Realizar los trámites para la expedición del certificado de disponibilidad presupuestal o vigencias futuras, para adicionar un contrato en valor. </w:t>
+      </w:r>
+    </w:p>
+    <w:p>
+      <w:pPr>
+        <w:numPr>
+          <w:ilvl w:val="0"/>
+          <w:numId w:val="9"/>
+        </w:numPr>
+        <w:pBdr>
+          <w:top w:val="nil"/>
+          <w:left w:val="nil"/>
+          <w:bottom w:val="nil"/>
+          <w:right w:val="nil"/>
+          <w:between w:val="nil"/>
+        </w:pBdr>
+        <w:tabs>
+          <w:tab w:val="left" w:pos="1239"/>
+        </w:tabs>
+        <w:jc w:val="both"/>
+        <w:rPr>
+          <w:color w:val="000000"/>
+          <w:sz w:val="24"/>
+          <w:szCs w:val="24"/>
+        </w:rPr>
+      </w:pPr>
+      <w:r>
+        <w:rPr>
+          <w:rFonts w:ascii="Arial" w:eastAsia="Arial" w:hAnsi="Arial" w:cs="Arial"/>
+          <w:color w:val="000000"/>
+          <w:sz w:val="24"/>
+          <w:szCs w:val="24"/>
+        </w:rPr>
+        <w:t>Informar el recibo a satisfacción del objeto contratado, como requisito previo para efectu</w:t>
+      </w:r>
+      <w:r>
+        <w:rPr>
+          <w:rFonts w:ascii="Arial" w:eastAsia="Arial" w:hAnsi="Arial" w:cs="Arial"/>
+          <w:color w:val="000000"/>
+          <w:sz w:val="24"/>
+          <w:szCs w:val="24"/>
+        </w:rPr>
+        <w:t xml:space="preserve">ar el pago final a EL CONTRATISTA. </w:t>
+      </w:r>
+    </w:p>
+    <w:p>
+      <w:pPr>
+        <w:numPr>
+          <w:ilvl w:val="0"/>
+          <w:numId w:val="9"/>
+        </w:numPr>
+        <w:pBdr>
+          <w:top w:val="nil"/>
+          <w:left w:val="nil"/>
+          <w:bottom w:val="nil"/>
+          <w:right w:val="nil"/>
+          <w:between w:val="nil"/>
+        </w:pBdr>
+        <w:tabs>
+          <w:tab w:val="left" w:pos="1239"/>
+        </w:tabs>
+        <w:jc w:val="both"/>
+        <w:rPr>
+          <w:color w:val="000000"/>
+          <w:sz w:val="24"/>
+          <w:szCs w:val="24"/>
+        </w:rPr>
+      </w:pPr>
+      <w:r>
+        <w:rPr>
+          <w:rFonts w:ascii="Arial" w:eastAsia="Arial" w:hAnsi="Arial" w:cs="Arial"/>
+          <w:color w:val="000000"/>
+          <w:sz w:val="24"/>
+          <w:szCs w:val="24"/>
+        </w:rPr>
+        <w:t>Elaborar los informes, evaluaciones y anexar, oportunamente, los documentos que permitan tener suficientes elementos de juicio para imponer requerimientos, multas, caducidad y demás actuaciones de orden sancionatorio.</w:t>
+      </w:r>
+    </w:p>
+    <w:p>
+      <w:pPr>
+        <w:tabs>
+          <w:tab w:val="left" w:pos="1239"/>
+        </w:tabs>
+        <w:jc w:val="both"/>
+        <w:rPr>
+          <w:rFonts w:ascii="Arial" w:eastAsia="Arial" w:hAnsi="Arial" w:cs="Arial"/>
+        </w:rPr>
+      </w:pPr>
+    </w:p>
+    <w:p>
+      <w:pPr>
+        <w:tabs>
+          <w:tab w:val="left" w:pos="1239"/>
+        </w:tabs>
+        <w:jc w:val="both"/>
+        <w:rPr>
+          <w:rFonts w:ascii="Arial" w:eastAsia="Arial" w:hAnsi="Arial" w:cs="Arial"/>
+        </w:rPr>
+      </w:pPr>
+      <w:r>
+        <w:rPr>
+          <w:rFonts w:ascii="Arial" w:eastAsia="Arial" w:hAnsi="Arial" w:cs="Arial"/>
+        </w:rPr>
+        <w:t>A</w:t>
+      </w:r>
+      <w:r>
+        <w:rPr>
+          <w:rFonts w:ascii="Arial" w:eastAsia="Arial" w:hAnsi="Arial" w:cs="Arial"/>
+        </w:rPr>
+        <w:t>CTIVIDADES FINANCIERAS:</w:t>
+      </w:r>
+    </w:p>
+    <w:p>
+      <w:pPr>
+        <w:tabs>
+          <w:tab w:val="left" w:pos="1239"/>
+        </w:tabs>
+        <w:jc w:val="both"/>
+        <w:rPr>
+          <w:rFonts w:ascii="Arial" w:eastAsia="Arial" w:hAnsi="Arial" w:cs="Arial"/>
+        </w:rPr>
+      </w:pPr>
+    </w:p>
+    <w:p>
+      <w:pPr>
+        <w:numPr>
+          <w:ilvl w:val="0"/>
+          <w:numId w:val="10"/>
+        </w:numPr>
+        <w:pBdr>
+          <w:top w:val="nil"/>
+          <w:left w:val="nil"/>
+          <w:bottom w:val="nil"/>
+          <w:right w:val="nil"/>
+          <w:between w:val="nil"/>
+        </w:pBdr>
+        <w:tabs>
+          <w:tab w:val="left" w:pos="1239"/>
+        </w:tabs>
+        <w:jc w:val="both"/>
+        <w:rPr>
+          <w:color w:val="000000"/>
+          <w:sz w:val="24"/>
+          <w:szCs w:val="24"/>
+        </w:rPr>
+      </w:pPr>
+      <w:r>
+        <w:rPr>
+          <w:rFonts w:ascii="Arial" w:eastAsia="Arial" w:hAnsi="Arial" w:cs="Arial"/>
+          <w:color w:val="000000"/>
+          <w:sz w:val="24"/>
+          <w:szCs w:val="24"/>
+        </w:rPr>
+        <w:t xml:space="preserve">Aprobar cada uno de los pagos a EL CONTRATISTA de acuerdo con </w:t>
+      </w:r>
+      <w:r>
+        <w:rPr>
+          <w:rFonts w:ascii="Arial" w:eastAsia="Arial" w:hAnsi="Arial" w:cs="Arial"/>
+          <w:sz w:val="24"/>
+          <w:szCs w:val="24"/>
+        </w:rPr>
+        <w:t>la ejecución</w:t>
+      </w:r>
+      <w:r>
+        <w:rPr>
+          <w:rFonts w:ascii="Arial" w:eastAsia="Arial" w:hAnsi="Arial" w:cs="Arial"/>
+          <w:color w:val="000000"/>
+          <w:sz w:val="24"/>
+          <w:szCs w:val="24"/>
+        </w:rPr>
+        <w:t xml:space="preserve"> del contrato, para lo cual deberá expedir la respectiva certificación de cumplimiento de las obligaciones contractuales.</w:t>
+      </w:r>
+    </w:p>
+    <w:p>
+      <w:pPr>
+        <w:numPr>
+          <w:ilvl w:val="0"/>
+          <w:numId w:val="10"/>
+        </w:numPr>
+        <w:pBdr>
+          <w:top w:val="nil"/>
+          <w:left w:val="nil"/>
+          <w:bottom w:val="nil"/>
+          <w:right w:val="nil"/>
+          <w:between w:val="nil"/>
+        </w:pBdr>
+        <w:tabs>
+          <w:tab w:val="left" w:pos="1239"/>
+        </w:tabs>
+        <w:jc w:val="both"/>
+        <w:rPr>
+          <w:color w:val="000000"/>
+          <w:sz w:val="24"/>
+          <w:szCs w:val="24"/>
+        </w:rPr>
+      </w:pPr>
+      <w:r>
+        <w:rPr>
+          <w:rFonts w:ascii="Arial" w:eastAsia="Arial" w:hAnsi="Arial" w:cs="Arial"/>
+          <w:color w:val="000000"/>
+          <w:sz w:val="24"/>
+          <w:szCs w:val="24"/>
+        </w:rPr>
+        <w:t>Registrar cronológicamente los pagos y deducciones del contrato.</w:t>
+      </w:r>
+    </w:p>
+    <w:p>
+      <w:pPr>
+        <w:numPr>
+          <w:ilvl w:val="0"/>
+          <w:numId w:val="10"/>
+        </w:numPr>
+        <w:pBdr>
+          <w:top w:val="nil"/>
+          <w:left w:val="nil"/>
+          <w:bottom w:val="nil"/>
+          <w:right w:val="nil"/>
+          <w:between w:val="nil"/>
+        </w:pBdr>
+        <w:tabs>
+          <w:tab w:val="left" w:pos="1239"/>
+        </w:tabs>
+        <w:jc w:val="both"/>
+        <w:rPr>
+          <w:color w:val="000000"/>
+          <w:sz w:val="24"/>
+          <w:szCs w:val="24"/>
+        </w:rPr>
+      </w:pPr>
+      <w:r>
+        <w:rPr>
+          <w:rFonts w:ascii="Arial" w:eastAsia="Arial" w:hAnsi="Arial" w:cs="Arial"/>
+          <w:color w:val="000000"/>
+          <w:sz w:val="24"/>
+          <w:szCs w:val="24"/>
+        </w:rPr>
+        <w:t>Velar por la correcta ejecución presupuestal del contrato.</w:t>
+      </w:r>
+    </w:p>
+    <w:p>
+      <w:pPr>
+        <w:numPr>
+          <w:ilvl w:val="0"/>
+          <w:numId w:val="10"/>
+        </w:numPr>
+        <w:pBdr>
+          <w:top w:val="nil"/>
+          <w:left w:val="nil"/>
+          <w:bottom w:val="nil"/>
+          <w:right w:val="nil"/>
+          <w:between w:val="nil"/>
+        </w:pBdr>
+        <w:tabs>
+          <w:tab w:val="left" w:pos="1239"/>
+        </w:tabs>
+        <w:jc w:val="both"/>
+        <w:rPr>
+          <w:color w:val="000000"/>
+          <w:sz w:val="24"/>
+          <w:szCs w:val="24"/>
+        </w:rPr>
+      </w:pPr>
+      <w:r>
+        <w:rPr>
+          <w:rFonts w:ascii="Arial" w:eastAsia="Arial" w:hAnsi="Arial" w:cs="Arial"/>
+          <w:color w:val="000000"/>
+          <w:sz w:val="24"/>
+          <w:szCs w:val="24"/>
+        </w:rPr>
+        <w:t>Anterior al cierre de la vigencia fiscal de cada año, informar al área Financiera, el estado de ejecución del contrato para establec</w:t>
+      </w:r>
+      <w:r>
+        <w:rPr>
+          <w:rFonts w:ascii="Arial" w:eastAsia="Arial" w:hAnsi="Arial" w:cs="Arial"/>
+          <w:color w:val="000000"/>
+          <w:sz w:val="24"/>
+          <w:szCs w:val="24"/>
+        </w:rPr>
+        <w:t>er las reservas presupuestales y de cuentas por pagar cuando a ello haya lugar.</w:t>
+      </w:r>
+    </w:p>
+    <w:p>
+      <w:pPr>
+        <w:tabs>
+          <w:tab w:val="left" w:pos="1239"/>
+        </w:tabs>
+        <w:jc w:val="both"/>
+        <w:rPr>
+          <w:rFonts w:ascii="Arial" w:eastAsia="Arial" w:hAnsi="Arial" w:cs="Arial"/>
+        </w:rPr>
+      </w:pPr>
+    </w:p>
+    <w:p>
+      <w:pPr>
+        <w:tabs>
+          <w:tab w:val="left" w:pos="1239"/>
+        </w:tabs>
+        <w:jc w:val="both"/>
+        <w:rPr>
+          <w:rFonts w:ascii="Arial" w:eastAsia="Arial" w:hAnsi="Arial" w:cs="Arial"/>
+        </w:rPr>
+      </w:pPr>
+      <w:bookmarkStart w:id="0" w:name="_GoBack"/>
+      <w:bookmarkEnd w:id="0"/>
+      <w:r>
+        <w:rPr>
+          <w:rFonts w:ascii="Arial" w:eastAsia="Arial" w:hAnsi="Arial" w:cs="Arial"/>
+        </w:rPr>
+        <w:t>ACTIVIDADES ADMINISTRATIVAS</w:t>
+      </w:r>
+    </w:p>
+    <w:p>
+      <w:pPr>
+        <w:tabs>
+          <w:tab w:val="left" w:pos="1239"/>
+        </w:tabs>
+        <w:jc w:val="both"/>
+        <w:rPr>
+          <w:rFonts w:ascii="Arial" w:eastAsia="Arial" w:hAnsi="Arial" w:cs="Arial"/>
+        </w:rPr>
+      </w:pPr>
+    </w:p>
+    <w:p>
+      <w:pPr>
+        <w:numPr>
+          <w:ilvl w:val="0"/>
+          <w:numId w:val="11"/>
+        </w:numPr>
+        <w:pBdr>
+          <w:top w:val="nil"/>
+          <w:left w:val="nil"/>
+          <w:bottom w:val="nil"/>
+          <w:right w:val="nil"/>
+          <w:between w:val="nil"/>
+        </w:pBdr>
+        <w:tabs>
+          <w:tab w:val="left" w:pos="1239"/>
+        </w:tabs>
+        <w:jc w:val="both"/>
+        <w:rPr>
+          <w:color w:val="000000"/>
+          <w:sz w:val="24"/>
+          <w:szCs w:val="24"/>
+        </w:rPr>
+      </w:pPr>
+      <w:r>
+        <w:rPr>
+          <w:rFonts w:ascii="Arial" w:eastAsia="Arial" w:hAnsi="Arial" w:cs="Arial"/>
+          <w:color w:val="000000"/>
+          <w:sz w:val="24"/>
+          <w:szCs w:val="24"/>
+        </w:rPr>
+        <w:t>Coordinar la prestación de los servicios.</w:t>
+      </w:r>
+    </w:p>
+    <w:p>
+      <w:pPr>
+        <w:numPr>
+          <w:ilvl w:val="0"/>
+          <w:numId w:val="11"/>
+        </w:numPr>
+        <w:pBdr>
+          <w:top w:val="nil"/>
+          <w:left w:val="nil"/>
+          <w:bottom w:val="nil"/>
+          <w:right w:val="nil"/>
+          <w:between w:val="nil"/>
+        </w:pBdr>
+        <w:tabs>
+          <w:tab w:val="left" w:pos="1239"/>
+        </w:tabs>
+        <w:jc w:val="both"/>
+        <w:rPr>
+          <w:color w:val="000000"/>
+          <w:sz w:val="24"/>
+          <w:szCs w:val="24"/>
+        </w:rPr>
+      </w:pPr>
+      <w:r>
+        <w:rPr>
+          <w:rFonts w:ascii="Arial" w:eastAsia="Arial" w:hAnsi="Arial" w:cs="Arial"/>
+          <w:color w:val="000000"/>
+          <w:sz w:val="24"/>
+          <w:szCs w:val="24"/>
+        </w:rPr>
+        <w:t>Definir políticas claras para el manejo del riesgo que conlleve la ejecución del contrato.</w:t>
+      </w:r>
+    </w:p>
+    <w:p>
+      <w:pPr>
+        <w:numPr>
+          <w:ilvl w:val="0"/>
+          <w:numId w:val="11"/>
+        </w:numPr>
+        <w:pBdr>
+          <w:top w:val="nil"/>
+          <w:left w:val="nil"/>
+          <w:bottom w:val="nil"/>
+          <w:right w:val="nil"/>
+          <w:between w:val="nil"/>
+        </w:pBdr>
+        <w:tabs>
+          <w:tab w:val="left" w:pos="1239"/>
+        </w:tabs>
+        <w:jc w:val="both"/>
+        <w:rPr>
+          <w:color w:val="000000"/>
+          <w:sz w:val="24"/>
+          <w:szCs w:val="24"/>
+        </w:rPr>
+      </w:pPr>
+      <w:r>
+        <w:rPr>
+          <w:rFonts w:ascii="Arial" w:eastAsia="Arial" w:hAnsi="Arial" w:cs="Arial"/>
+          <w:color w:val="000000"/>
+          <w:sz w:val="24"/>
+          <w:szCs w:val="24"/>
+        </w:rPr>
+        <w:t>Suscribir tod</w:t>
+      </w:r>
+      <w:r>
+        <w:rPr>
+          <w:rFonts w:ascii="Arial" w:eastAsia="Arial" w:hAnsi="Arial" w:cs="Arial"/>
+          <w:color w:val="000000"/>
+          <w:sz w:val="24"/>
+          <w:szCs w:val="24"/>
+        </w:rPr>
+        <w:t>as las actas que resulten durante la ejecución del contrato.</w:t>
+      </w:r>
+    </w:p>
+    <w:p>
+      <w:pPr>
+        <w:numPr>
+          <w:ilvl w:val="0"/>
+          <w:numId w:val="11"/>
+        </w:numPr>
+        <w:pBdr>
+          <w:top w:val="nil"/>
+          <w:left w:val="nil"/>
+          <w:bottom w:val="nil"/>
+          <w:right w:val="nil"/>
+          <w:between w:val="nil"/>
+        </w:pBdr>
+        <w:tabs>
+          <w:tab w:val="left" w:pos="1239"/>
+        </w:tabs>
+        <w:jc w:val="both"/>
+        <w:rPr>
+          <w:color w:val="000000"/>
+          <w:sz w:val="24"/>
+          <w:szCs w:val="24"/>
+        </w:rPr>
+      </w:pPr>
+      <w:r>
+        <w:rPr>
+          <w:rFonts w:ascii="Arial" w:eastAsia="Arial" w:hAnsi="Arial" w:cs="Arial"/>
+          <w:color w:val="000000"/>
+          <w:sz w:val="24"/>
+          <w:szCs w:val="24"/>
+        </w:rPr>
+        <w:t>Emitir concepto sobre las solicitudes de prórroga, adición, suspensión, modificación, etc., presentadas por EL CONTRATISTA.</w:t>
+      </w:r>
+    </w:p>
+    <w:p>
+      <w:pPr>
+        <w:numPr>
+          <w:ilvl w:val="0"/>
+          <w:numId w:val="11"/>
+        </w:numPr>
+        <w:pBdr>
+          <w:top w:val="nil"/>
+          <w:left w:val="nil"/>
+          <w:bottom w:val="nil"/>
+          <w:right w:val="nil"/>
+          <w:between w:val="nil"/>
+        </w:pBdr>
+        <w:tabs>
+          <w:tab w:val="left" w:pos="1239"/>
+        </w:tabs>
+        <w:jc w:val="both"/>
+        <w:rPr>
+          <w:color w:val="000000"/>
+          <w:sz w:val="24"/>
+          <w:szCs w:val="24"/>
+        </w:rPr>
+      </w:pPr>
+      <w:r>
+        <w:rPr>
+          <w:rFonts w:ascii="Arial" w:eastAsia="Arial" w:hAnsi="Arial" w:cs="Arial"/>
+          <w:color w:val="000000"/>
+          <w:sz w:val="24"/>
+          <w:szCs w:val="24"/>
+        </w:rPr>
+        <w:t>Atender y tramitar dentro de la órbita de su competencia, toda consulta</w:t>
+      </w:r>
+      <w:r>
+        <w:rPr>
+          <w:rFonts w:ascii="Arial" w:eastAsia="Arial" w:hAnsi="Arial" w:cs="Arial"/>
+          <w:color w:val="000000"/>
+          <w:sz w:val="24"/>
+          <w:szCs w:val="24"/>
+        </w:rPr>
+        <w:t xml:space="preserve"> que realice EL CONTRATISTA para la correcta ejecución del contrato.</w:t>
+      </w:r>
+    </w:p>
+    <w:p>
+      <w:pPr>
+        <w:numPr>
+          <w:ilvl w:val="0"/>
+          <w:numId w:val="11"/>
+        </w:numPr>
+        <w:pBdr>
+          <w:top w:val="nil"/>
+          <w:left w:val="nil"/>
+          <w:bottom w:val="nil"/>
+          <w:right w:val="nil"/>
+          <w:between w:val="nil"/>
+        </w:pBdr>
+        <w:tabs>
+          <w:tab w:val="left" w:pos="1239"/>
+        </w:tabs>
+        <w:jc w:val="both"/>
+        <w:rPr>
+          <w:color w:val="000000"/>
+          <w:sz w:val="24"/>
+          <w:szCs w:val="24"/>
+        </w:rPr>
+      </w:pPr>
+      <w:r>
+        <w:rPr>
+          <w:rFonts w:ascii="Arial" w:eastAsia="Arial" w:hAnsi="Arial" w:cs="Arial"/>
+          <w:color w:val="000000"/>
+          <w:sz w:val="24"/>
+          <w:szCs w:val="24"/>
+        </w:rPr>
+        <w:t>Organizar el archivo digital o físico de la supervisión del contrato que como mínimo deberá contener los siguientes documentos:</w:t>
+      </w:r>
+    </w:p>
+    <w:p>
+      <w:pPr>
+        <w:tabs>
+          <w:tab w:val="left" w:pos="1239"/>
+        </w:tabs>
+        <w:jc w:val="both"/>
+        <w:rPr>
+          <w:rFonts w:ascii="Arial" w:eastAsia="Arial" w:hAnsi="Arial" w:cs="Arial"/>
+        </w:rPr>
+      </w:pPr>
+    </w:p>
+    <w:p>
+      <w:pPr>
         <w:numPr>
           <w:ilvl w:val="0"/>
           <w:numId w:val="5"/>
         </w:numPr>
+        <w:pBdr>
+          <w:top w:val="nil"/>
+          <w:left w:val="nil"/>
+          <w:bottom w:val="nil"/>
+          <w:right w:val="nil"/>
+          <w:between w:val="nil"/>
+        </w:pBdr>
         <w:tabs>
           <w:tab w:val="left" w:pos="1239"/>
         </w:tabs>
-        <w:spacing w:line="240" w:lineRule="auto"/>
-        <w:ind w:left="714" w:hanging="357"/>
-        <w:rPr>
-          <w:rFonts w:cs="Arial"/>
-          <w:szCs w:val="24"/>
-        </w:rPr>
-      </w:pPr>
-      <w:r>
-        <w:rPr>
-          <w:rFonts w:cs="Arial"/>
-          <w:szCs w:val="24"/>
-        </w:rPr>
-        <w:t>Aprobar cada uno de los pagos a EL CONTRATISTA de acuerdo con Ia ejecución del contrato, para lo cual deberá expedir la respectiva certificación de cumplimiento de las obligaciones contractuales.</w:t>
-      </w:r>
-    </w:p>
-    <w:p>
-      <w:pPr>
-        <w:pStyle w:val="Prrafodelista"/>
+        <w:ind w:left="1111" w:hanging="357"/>
+        <w:jc w:val="both"/>
+        <w:rPr>
+          <w:color w:val="000000"/>
+          <w:sz w:val="24"/>
+          <w:szCs w:val="24"/>
+        </w:rPr>
+      </w:pPr>
+      <w:r>
+        <w:rPr>
+          <w:rFonts w:ascii="Arial" w:eastAsia="Arial" w:hAnsi="Arial" w:cs="Arial"/>
+          <w:color w:val="000000"/>
+          <w:sz w:val="24"/>
+          <w:szCs w:val="24"/>
+        </w:rPr>
+        <w:t>Copia del contrato debidamente cumplido los requisitos de perfeccionamiento y ejecución.</w:t>
+      </w:r>
+    </w:p>
+    <w:p>
+      <w:pPr>
         <w:numPr>
           <w:ilvl w:val="0"/>
           <w:numId w:val="5"/>
         </w:numPr>
+        <w:pBdr>
+          <w:top w:val="nil"/>
+          <w:left w:val="nil"/>
+          <w:bottom w:val="nil"/>
+          <w:right w:val="nil"/>
+          <w:between w:val="nil"/>
+        </w:pBdr>
         <w:tabs>
           <w:tab w:val="left" w:pos="1239"/>
         </w:tabs>
-        <w:spacing w:line="240" w:lineRule="auto"/>
-        <w:ind w:left="714" w:hanging="357"/>
-        <w:rPr>
-          <w:rFonts w:cs="Arial"/>
-          <w:szCs w:val="24"/>
-        </w:rPr>
-      </w:pPr>
-      <w:r>
-        <w:rPr>
-          <w:rFonts w:cs="Arial"/>
-          <w:szCs w:val="24"/>
-        </w:rPr>
-        <w:t>Registrar cronológicamente los pagos y deducciones del contrato.</w:t>
-      </w:r>
-    </w:p>
-    <w:p>
-      <w:pPr>
-        <w:pStyle w:val="Prrafodelista"/>
+        <w:ind w:left="1111" w:hanging="357"/>
+        <w:jc w:val="both"/>
+        <w:rPr>
+          <w:color w:val="000000"/>
+          <w:sz w:val="24"/>
+          <w:szCs w:val="24"/>
+        </w:rPr>
+      </w:pPr>
+      <w:r>
+        <w:rPr>
+          <w:rFonts w:ascii="Arial" w:eastAsia="Arial" w:hAnsi="Arial" w:cs="Arial"/>
+          <w:color w:val="000000"/>
+          <w:sz w:val="24"/>
+          <w:szCs w:val="24"/>
+        </w:rPr>
+        <w:lastRenderedPageBreak/>
+        <w:t>Copia de las actas de suspensión y reiniciación (si llegare a existir).</w:t>
+      </w:r>
+    </w:p>
+    <w:p>
+      <w:pPr>
         <w:numPr>
           <w:ilvl w:val="0"/>
           <w:numId w:val="5"/>
         </w:numPr>
+        <w:pBdr>
+          <w:top w:val="nil"/>
+          <w:left w:val="nil"/>
+          <w:bottom w:val="nil"/>
+          <w:right w:val="nil"/>
+          <w:between w:val="nil"/>
+        </w:pBdr>
         <w:tabs>
           <w:tab w:val="left" w:pos="1239"/>
         </w:tabs>
-        <w:spacing w:line="240" w:lineRule="auto"/>
-        <w:ind w:left="714" w:hanging="357"/>
-        <w:rPr>
-          <w:rFonts w:cs="Arial"/>
-          <w:szCs w:val="24"/>
-        </w:rPr>
-      </w:pPr>
-      <w:r>
-        <w:rPr>
-          <w:rFonts w:cs="Arial"/>
-          <w:szCs w:val="24"/>
-        </w:rPr>
-        <w:t>Velar por la correcta ejecución presupuestal del contrato.</w:t>
-      </w:r>
-    </w:p>
-    <w:p>
-      <w:pPr>
-        <w:pStyle w:val="Prrafodelista"/>
+        <w:ind w:left="1111" w:hanging="357"/>
+        <w:jc w:val="both"/>
+        <w:rPr>
+          <w:color w:val="000000"/>
+          <w:sz w:val="24"/>
+          <w:szCs w:val="24"/>
+        </w:rPr>
+      </w:pPr>
+      <w:r>
+        <w:rPr>
+          <w:rFonts w:ascii="Arial" w:eastAsia="Arial" w:hAnsi="Arial" w:cs="Arial"/>
+          <w:color w:val="000000"/>
+          <w:sz w:val="24"/>
+          <w:szCs w:val="24"/>
+        </w:rPr>
+        <w:t>Copia de los documentos de prórroga o modificación del contrato y del que autorice trabajos o a</w:t>
+      </w:r>
+      <w:r>
+        <w:rPr>
+          <w:rFonts w:ascii="Arial" w:eastAsia="Arial" w:hAnsi="Arial" w:cs="Arial"/>
+          <w:color w:val="000000"/>
+          <w:sz w:val="24"/>
+          <w:szCs w:val="24"/>
+        </w:rPr>
+        <w:t xml:space="preserve">ctividades adicionales, cuando </w:t>
+      </w:r>
+      <w:r>
+        <w:rPr>
+          <w:rFonts w:ascii="Arial" w:eastAsia="Arial" w:hAnsi="Arial" w:cs="Arial"/>
+          <w:sz w:val="24"/>
+          <w:szCs w:val="24"/>
+        </w:rPr>
+        <w:t>estas</w:t>
+      </w:r>
+      <w:r>
+        <w:rPr>
+          <w:rFonts w:ascii="Arial" w:eastAsia="Arial" w:hAnsi="Arial" w:cs="Arial"/>
+          <w:color w:val="000000"/>
+          <w:sz w:val="24"/>
+          <w:szCs w:val="24"/>
+        </w:rPr>
+        <w:t xml:space="preserve"> hayan sido autorizadas por el ordenador del gasto, previo informe del supervisor.</w:t>
+      </w:r>
+    </w:p>
+    <w:p>
+      <w:pPr>
         <w:numPr>
           <w:ilvl w:val="0"/>
           <w:numId w:val="5"/>
         </w:numPr>
+        <w:pBdr>
+          <w:top w:val="nil"/>
+          <w:left w:val="nil"/>
+          <w:bottom w:val="nil"/>
+          <w:right w:val="nil"/>
+          <w:between w:val="nil"/>
+        </w:pBdr>
         <w:tabs>
           <w:tab w:val="left" w:pos="1239"/>
         </w:tabs>
-        <w:spacing w:line="240" w:lineRule="auto"/>
-        <w:ind w:left="714" w:hanging="357"/>
-        <w:rPr>
-          <w:rFonts w:cs="Arial"/>
-          <w:szCs w:val="24"/>
-        </w:rPr>
-      </w:pPr>
-      <w:r>
-        <w:rPr>
-          <w:rFonts w:cs="Arial"/>
-          <w:szCs w:val="24"/>
-        </w:rPr>
-        <w:t>Anterior al cierre de la vigencia fiscal de cada año, informar al área Financiera, el estado de ejecución del contrato para establecer las reservas presupuestales y de cuentas por pagar cuando a ello haya lugar.</w:t>
+        <w:ind w:left="1111" w:hanging="357"/>
+        <w:jc w:val="both"/>
+        <w:rPr>
+          <w:color w:val="000000"/>
+          <w:sz w:val="24"/>
+          <w:szCs w:val="24"/>
+        </w:rPr>
+      </w:pPr>
+      <w:r>
+        <w:rPr>
+          <w:rFonts w:ascii="Arial" w:eastAsia="Arial" w:hAnsi="Arial" w:cs="Arial"/>
+          <w:color w:val="000000"/>
+          <w:sz w:val="24"/>
+          <w:szCs w:val="24"/>
+        </w:rPr>
+        <w:t>Copia de las cuentas de cobro o facturas autorizadas, así como de cada uno de los pagos efectuados.</w:t>
+      </w:r>
+    </w:p>
+    <w:p>
+      <w:pPr>
+        <w:numPr>
+          <w:ilvl w:val="0"/>
+          <w:numId w:val="5"/>
+        </w:numPr>
+        <w:pBdr>
+          <w:top w:val="nil"/>
+          <w:left w:val="nil"/>
+          <w:bottom w:val="nil"/>
+          <w:right w:val="nil"/>
+          <w:between w:val="nil"/>
+        </w:pBdr>
+        <w:tabs>
+          <w:tab w:val="left" w:pos="1239"/>
+        </w:tabs>
+        <w:ind w:left="1111" w:hanging="357"/>
+        <w:jc w:val="both"/>
+        <w:rPr>
+          <w:color w:val="000000"/>
+          <w:sz w:val="24"/>
+          <w:szCs w:val="24"/>
+        </w:rPr>
+      </w:pPr>
+      <w:r>
+        <w:rPr>
+          <w:rFonts w:ascii="Arial" w:eastAsia="Arial" w:hAnsi="Arial" w:cs="Arial"/>
+          <w:color w:val="000000"/>
+          <w:sz w:val="24"/>
+          <w:szCs w:val="24"/>
+        </w:rPr>
+        <w:t xml:space="preserve">Demás documentos relacionados con la </w:t>
+      </w:r>
+      <w:r>
+        <w:rPr>
+          <w:rFonts w:ascii="Arial" w:eastAsia="Arial" w:hAnsi="Arial" w:cs="Arial"/>
+          <w:color w:val="000000"/>
+          <w:sz w:val="24"/>
+          <w:szCs w:val="24"/>
+        </w:rPr>
+        <w:t>ejecución del contrato.</w:t>
       </w:r>
     </w:p>
     <w:p>
@@ -1589,8 +2344,7 @@
         </w:tabs>
         <w:jc w:val="both"/>
         <w:rPr>
-          <w:rFonts w:ascii="Arial" w:hAnsi="Arial" w:cs="Arial"/>
-          <w:szCs w:val="24"/>
+          <w:rFonts w:ascii="Arial" w:eastAsia="Arial" w:hAnsi="Arial" w:cs="Arial"/>
         </w:rPr>
       </w:pPr>
     </w:p>
@@ -1599,325 +2353,18 @@
         <w:tabs>
           <w:tab w:val="left" w:pos="1239"/>
         </w:tabs>
+        <w:ind w:left="142"/>
         <w:jc w:val="both"/>
         <w:rPr>
-          <w:rFonts w:ascii="Arial" w:hAnsi="Arial" w:cs="Arial"/>
-          <w:szCs w:val="24"/>
-        </w:rPr>
-      </w:pPr>
-      <w:r>
-        <w:rPr>
-          <w:rFonts w:ascii="Arial" w:hAnsi="Arial" w:cs="Arial"/>
-          <w:szCs w:val="24"/>
-        </w:rPr>
-        <w:t>ACTIVIDADES ADMINISTRATIVAS</w:t>
-      </w:r>
-    </w:p>
-    <w:p>
-      <w:pPr>
-        <w:tabs>
-          <w:tab w:val="left" w:pos="1239"/>
-        </w:tabs>
-        <w:jc w:val="both"/>
-        <w:rPr>
-          <w:rFonts w:ascii="Arial" w:hAnsi="Arial" w:cs="Arial"/>
-          <w:szCs w:val="24"/>
-        </w:rPr>
-      </w:pPr>
-    </w:p>
-    <w:p>
-      <w:pPr>
-        <w:pStyle w:val="Prrafodelista"/>
-        <w:numPr>
-          <w:ilvl w:val="0"/>
-          <w:numId w:val="6"/>
-        </w:numPr>
-        <w:tabs>
-          <w:tab w:val="left" w:pos="1239"/>
-        </w:tabs>
-        <w:spacing w:line="240" w:lineRule="auto"/>
-        <w:rPr>
-          <w:rFonts w:cs="Arial"/>
-          <w:szCs w:val="24"/>
-        </w:rPr>
-      </w:pPr>
-      <w:r>
-        <w:rPr>
-          <w:rFonts w:cs="Arial"/>
-          <w:szCs w:val="24"/>
-        </w:rPr>
-        <w:t>Coordinar la prestación de los servicios.</w:t>
-      </w:r>
-    </w:p>
-    <w:p>
-      <w:pPr>
-        <w:pStyle w:val="Prrafodelista"/>
-        <w:numPr>
-          <w:ilvl w:val="0"/>
-          <w:numId w:val="6"/>
-        </w:numPr>
-        <w:tabs>
-          <w:tab w:val="left" w:pos="1239"/>
-        </w:tabs>
-        <w:spacing w:line="240" w:lineRule="auto"/>
-        <w:rPr>
-          <w:rFonts w:cs="Arial"/>
-          <w:szCs w:val="24"/>
-        </w:rPr>
-      </w:pPr>
-      <w:r>
-        <w:rPr>
-          <w:rFonts w:cs="Arial"/>
-          <w:szCs w:val="24"/>
-        </w:rPr>
-        <w:t>Definir políticas claras para el manejo del riesgo que conlleve la ejecución del contrato.</w:t>
-      </w:r>
-    </w:p>
-    <w:p>
-      <w:pPr>
-        <w:pStyle w:val="Prrafodelista"/>
-        <w:numPr>
-          <w:ilvl w:val="0"/>
-          <w:numId w:val="6"/>
-        </w:numPr>
-        <w:tabs>
-          <w:tab w:val="left" w:pos="1239"/>
-        </w:tabs>
-        <w:spacing w:line="240" w:lineRule="auto"/>
-        <w:rPr>
-          <w:rFonts w:cs="Arial"/>
-          <w:szCs w:val="24"/>
-        </w:rPr>
-      </w:pPr>
-      <w:r>
-        <w:rPr>
-          <w:rFonts w:cs="Arial"/>
-          <w:szCs w:val="24"/>
-        </w:rPr>
-        <w:t>Suscribir todas las actas que resulten durante la ejecución del contrato.</w:t>
-      </w:r>
-    </w:p>
-    <w:p>
-      <w:pPr>
-        <w:pStyle w:val="Prrafodelista"/>
-        <w:numPr>
-          <w:ilvl w:val="0"/>
-          <w:numId w:val="6"/>
-        </w:numPr>
-        <w:tabs>
-          <w:tab w:val="left" w:pos="1239"/>
-        </w:tabs>
-        <w:spacing w:line="240" w:lineRule="auto"/>
-        <w:rPr>
-          <w:rFonts w:cs="Arial"/>
-          <w:szCs w:val="24"/>
-        </w:rPr>
-      </w:pPr>
-      <w:r>
-        <w:rPr>
-          <w:rFonts w:cs="Arial"/>
-          <w:szCs w:val="24"/>
-        </w:rPr>
-        <w:t>Emitir concepto sobre las solicitudes de prórroga, adición, suspensión, modificación, etc., presentadas por EL CONTRATISTA.</w:t>
-      </w:r>
-    </w:p>
-    <w:p>
-      <w:pPr>
-        <w:pStyle w:val="Prrafodelista"/>
-        <w:numPr>
-          <w:ilvl w:val="0"/>
-          <w:numId w:val="6"/>
-        </w:numPr>
-        <w:tabs>
-          <w:tab w:val="left" w:pos="1239"/>
-        </w:tabs>
-        <w:spacing w:line="240" w:lineRule="auto"/>
-        <w:rPr>
-          <w:rFonts w:cs="Arial"/>
-          <w:szCs w:val="24"/>
-        </w:rPr>
-      </w:pPr>
-      <w:r>
-        <w:rPr>
-          <w:rFonts w:cs="Arial"/>
-          <w:szCs w:val="24"/>
-        </w:rPr>
-        <w:t>Atender y tramitar dentro de la órbita de su competencia, toda consulta que realice EL CONTRATISTA para la correcta ejecución del contrato.</w:t>
-      </w:r>
-    </w:p>
-    <w:p>
-      <w:pPr>
-        <w:pStyle w:val="Prrafodelista"/>
-        <w:numPr>
-          <w:ilvl w:val="0"/>
-          <w:numId w:val="6"/>
-        </w:numPr>
-        <w:tabs>
-          <w:tab w:val="left" w:pos="1239"/>
-        </w:tabs>
-        <w:spacing w:line="240" w:lineRule="auto"/>
-        <w:rPr>
-          <w:rFonts w:cs="Arial"/>
-          <w:szCs w:val="24"/>
-        </w:rPr>
-      </w:pPr>
-      <w:r>
-        <w:rPr>
-          <w:rFonts w:cs="Arial"/>
-          <w:szCs w:val="24"/>
-        </w:rPr>
-        <w:t>Organizar el archivo digital o físico de la supervisión del contrato que como mínimo deberá contener los siguientes documentos:</w:t>
-      </w:r>
-    </w:p>
-    <w:p>
-      <w:pPr>
-        <w:tabs>
-          <w:tab w:val="left" w:pos="1239"/>
-        </w:tabs>
-        <w:jc w:val="both"/>
-        <w:rPr>
-          <w:rFonts w:ascii="Arial" w:hAnsi="Arial" w:cs="Arial"/>
-          <w:szCs w:val="24"/>
-        </w:rPr>
-      </w:pPr>
-    </w:p>
-    <w:p>
-      <w:pPr>
-        <w:pStyle w:val="Prrafodelista"/>
-        <w:numPr>
-          <w:ilvl w:val="0"/>
-          <w:numId w:val="7"/>
-        </w:numPr>
-        <w:tabs>
-          <w:tab w:val="left" w:pos="1239"/>
-        </w:tabs>
-        <w:spacing w:line="240" w:lineRule="auto"/>
-        <w:ind w:left="1111" w:hanging="357"/>
-        <w:rPr>
-          <w:rFonts w:cs="Arial"/>
-          <w:szCs w:val="24"/>
-        </w:rPr>
-      </w:pPr>
-      <w:r>
-        <w:rPr>
-          <w:rFonts w:cs="Arial"/>
-          <w:szCs w:val="24"/>
-        </w:rPr>
-        <w:t>Copia del contrato debidamente cumplido los requisitos de perfeccionamiento y ejecución.</w:t>
-      </w:r>
-    </w:p>
-    <w:p>
-      <w:pPr>
-        <w:pStyle w:val="Prrafodelista"/>
-        <w:numPr>
-          <w:ilvl w:val="0"/>
-          <w:numId w:val="7"/>
-        </w:numPr>
-        <w:tabs>
-          <w:tab w:val="left" w:pos="1239"/>
-        </w:tabs>
-        <w:spacing w:line="240" w:lineRule="auto"/>
-        <w:ind w:left="1111" w:hanging="357"/>
-        <w:rPr>
-          <w:rFonts w:cs="Arial"/>
-          <w:szCs w:val="24"/>
-        </w:rPr>
-      </w:pPr>
-      <w:r>
-        <w:rPr>
-          <w:rFonts w:cs="Arial"/>
-          <w:szCs w:val="24"/>
-        </w:rPr>
-        <w:t>Copia de las actas de suspensión y reiniciación (si llegare a existir)</w:t>
-      </w:r>
-    </w:p>
-    <w:p>
-      <w:pPr>
-        <w:pStyle w:val="Prrafodelista"/>
-        <w:numPr>
-          <w:ilvl w:val="0"/>
-          <w:numId w:val="7"/>
-        </w:numPr>
-        <w:tabs>
-          <w:tab w:val="left" w:pos="1239"/>
-        </w:tabs>
-        <w:spacing w:line="240" w:lineRule="auto"/>
-        <w:ind w:left="1111" w:hanging="357"/>
-        <w:rPr>
-          <w:rFonts w:cs="Arial"/>
-          <w:szCs w:val="24"/>
-        </w:rPr>
-      </w:pPr>
-      <w:r>
-        <w:rPr>
-          <w:rFonts w:cs="Arial"/>
-          <w:szCs w:val="24"/>
-        </w:rPr>
-        <w:lastRenderedPageBreak/>
-        <w:t>Copia de los documentos de prórroga o modificación del contrato y del que autorice trabajos o actividades adicionales, cuando esta hayan sido autorizadas por el ordenador del gasto, previo informe del supervisor.</w:t>
-      </w:r>
-    </w:p>
-    <w:p>
-      <w:pPr>
-        <w:pStyle w:val="Prrafodelista"/>
-        <w:numPr>
-          <w:ilvl w:val="0"/>
-          <w:numId w:val="7"/>
-        </w:numPr>
-        <w:tabs>
-          <w:tab w:val="left" w:pos="1239"/>
-        </w:tabs>
-        <w:spacing w:line="240" w:lineRule="auto"/>
-        <w:ind w:left="1111" w:hanging="357"/>
-        <w:rPr>
-          <w:rFonts w:cs="Arial"/>
-          <w:szCs w:val="24"/>
-        </w:rPr>
-      </w:pPr>
-      <w:r>
-        <w:rPr>
-          <w:rFonts w:cs="Arial"/>
-          <w:szCs w:val="24"/>
-        </w:rPr>
-        <w:t>Copia de las cuentas de cobro o facturas autorizadas, así como de cada uno de los pagos efectuados.</w:t>
-      </w:r>
-    </w:p>
-    <w:p>
-      <w:pPr>
-        <w:pStyle w:val="Prrafodelista"/>
-        <w:numPr>
-          <w:ilvl w:val="0"/>
-          <w:numId w:val="7"/>
-        </w:numPr>
-        <w:tabs>
-          <w:tab w:val="left" w:pos="1239"/>
-        </w:tabs>
-        <w:spacing w:line="240" w:lineRule="auto"/>
-        <w:ind w:left="1111" w:hanging="357"/>
-        <w:rPr>
-          <w:rFonts w:cs="Arial"/>
-          <w:szCs w:val="24"/>
-        </w:rPr>
-      </w:pPr>
-      <w:r>
-        <w:rPr>
-          <w:rFonts w:cs="Arial"/>
-          <w:szCs w:val="24"/>
-        </w:rPr>
-        <w:t>Demás documentos relacionados con la ejecución del contrato.</w:t>
-      </w:r>
-    </w:p>
-    <w:p>
-      <w:pPr>
-        <w:tabs>
-          <w:tab w:val="left" w:pos="1239"/>
-        </w:tabs>
-        <w:jc w:val="both"/>
-        <w:rPr>
-          <w:rFonts w:ascii="Arial" w:hAnsi="Arial" w:cs="Arial"/>
-          <w:szCs w:val="24"/>
-        </w:rPr>
-      </w:pPr>
+          <w:rFonts w:ascii="Arial" w:eastAsia="Arial" w:hAnsi="Arial" w:cs="Arial"/>
+        </w:rPr>
+      </w:pPr>
+      <w:r>
+        <w:rPr>
+          <w:rFonts w:ascii="Arial" w:eastAsia="Arial" w:hAnsi="Arial" w:cs="Arial"/>
+        </w:rPr>
+        <w:t xml:space="preserve">ACTIVIDADES TÉCNICAS </w:t>
+      </w:r>
     </w:p>
     <w:p>
       <w:pPr>
@@ -1927,54 +2374,42 @@
         <w:ind w:left="376"/>
         <w:jc w:val="both"/>
         <w:rPr>
-          <w:rFonts w:ascii="Arial" w:hAnsi="Arial" w:cs="Arial"/>
-          <w:szCs w:val="24"/>
-        </w:rPr>
-      </w:pPr>
-      <w:r>
-        <w:rPr>
-          <w:rFonts w:ascii="Arial" w:hAnsi="Arial" w:cs="Arial"/>
-          <w:szCs w:val="24"/>
-        </w:rPr>
-        <w:t xml:space="preserve">ACTIVIDADES TÉCNICAS </w:t>
-      </w:r>
-    </w:p>
-    <w:p>
-      <w:pPr>
+          <w:rFonts w:ascii="Arial" w:eastAsia="Arial" w:hAnsi="Arial" w:cs="Arial"/>
+        </w:rPr>
+      </w:pPr>
+    </w:p>
+    <w:p>
+      <w:pPr>
+        <w:numPr>
+          <w:ilvl w:val="0"/>
+          <w:numId w:val="6"/>
+        </w:numPr>
+        <w:pBdr>
+          <w:top w:val="nil"/>
+          <w:left w:val="nil"/>
+          <w:bottom w:val="nil"/>
+          <w:right w:val="nil"/>
+          <w:between w:val="nil"/>
+        </w:pBdr>
         <w:tabs>
           <w:tab w:val="left" w:pos="1239"/>
         </w:tabs>
-        <w:ind w:left="376"/>
+        <w:ind w:left="1111" w:hanging="357"/>
         <w:jc w:val="both"/>
         <w:rPr>
-          <w:rFonts w:ascii="Arial" w:hAnsi="Arial" w:cs="Arial"/>
-          <w:szCs w:val="24"/>
-        </w:rPr>
-      </w:pPr>
-    </w:p>
-    <w:p>
-      <w:pPr>
-        <w:pStyle w:val="Prrafodelista"/>
-        <w:numPr>
-          <w:ilvl w:val="0"/>
-          <w:numId w:val="8"/>
-        </w:numPr>
-        <w:tabs>
-          <w:tab w:val="left" w:pos="1239"/>
-        </w:tabs>
-        <w:spacing w:line="240" w:lineRule="auto"/>
-        <w:ind w:left="1111" w:hanging="357"/>
-        <w:rPr>
-          <w:rFonts w:cs="Arial"/>
-          <w:szCs w:val="24"/>
-        </w:rPr>
-      </w:pPr>
-      <w:r>
-        <w:rPr>
-          <w:rFonts w:cs="Arial"/>
-          <w:szCs w:val="24"/>
-        </w:rPr>
-        <w:t>Verificar las entregas de los bienes o la prestación de los servicios contratados, de los cual se dejará constancia en los respectivos informes.</w:t>
+          <w:color w:val="000000"/>
+          <w:sz w:val="24"/>
+          <w:szCs w:val="24"/>
+        </w:rPr>
+      </w:pPr>
+      <w:r>
+        <w:rPr>
+          <w:rFonts w:ascii="Arial" w:eastAsia="Arial" w:hAnsi="Arial" w:cs="Arial"/>
+          <w:color w:val="000000"/>
+          <w:sz w:val="24"/>
+          <w:szCs w:val="24"/>
+        </w:rPr>
+        <w:t>Verificar las entregas de los bienes o la prestación de los servicios contratados, de lo cual se dejará constancia en los respectivos informes.</w:t>
       </w:r>
     </w:p>
     <w:p>
@@ -2043,7 +2478,15 @@
           <w:sz w:val="24"/>
           <w:szCs w:val="24"/>
         </w:rPr>
-        <w:t>Es importante recordar que como supervisor no tiene autorización para exonerar al contratista de ninguna de sus obligaciones o deberes que emanen del contrato suscrito, ni imponer obligaciones distintas a las estipuladas en el mismo. Por lo tanto, no podrá impartir instrucciones al contratista que impliquen modificaciones a los términos de este contrato.</w:t>
+        <w:t>Es importante recordar que como supervisor no tiene autorización para exonerar al contratista de ninguna de sus obligaciones o deberes que emanen del contrato suscrito, ni imponer obligaciones distintas a las estipuladas en el mismo. Por lo tanto, no podrá</w:t>
+      </w:r>
+      <w:r>
+        <w:rPr>
+          <w:rFonts w:ascii="Arial" w:eastAsia="Arial" w:hAnsi="Arial" w:cs="Arial"/>
+          <w:sz w:val="24"/>
+          <w:szCs w:val="24"/>
+        </w:rPr>
+        <w:t xml:space="preserve"> impartir instrucciones al contratista que impliquen modificaciones a los términos de este contrato.</w:t>
       </w:r>
     </w:p>
     <w:p>
@@ -2179,7 +2622,33 @@
           <w:sz w:val="24"/>
           <w:szCs w:val="24"/>
         </w:rPr>
-        <w:t>Se entregan en medio magnético los siguientes documentos:</w:t>
+        <w:t>Se entregan en medio</w:t>
+      </w:r>
+      <w:r>
+        <w:rPr>
+          <w:rFonts w:ascii="Arial" w:eastAsia="Arial" w:hAnsi="Arial" w:cs="Arial"/>
+          <w:sz w:val="24"/>
+          <w:szCs w:val="24"/>
+        </w:rPr>
+        <w:t xml:space="preserve"> </w:t>
+      </w:r>
+      <w:proofErr w:type="gramStart"/>
+      <w:r>
+        <w:rPr>
+          <w:rFonts w:ascii="Arial" w:eastAsia="Arial" w:hAnsi="Arial" w:cs="Arial"/>
+          <w:sz w:val="24"/>
+          <w:szCs w:val="24"/>
+        </w:rPr>
+        <w:t>magnético</w:t>
+      </w:r>
+      <w:proofErr w:type="gramEnd"/>
+      <w:r>
+        <w:rPr>
+          <w:rFonts w:ascii="Arial" w:eastAsia="Arial" w:hAnsi="Arial" w:cs="Arial"/>
+          <w:sz w:val="24"/>
+          <w:szCs w:val="24"/>
+        </w:rPr>
+        <w:t xml:space="preserve"> los siguientes documentos:</w:t>
       </w:r>
     </w:p>
     <w:p>
@@ -2214,8 +2683,10 @@
     </w:p>
     <w:tbl>
       <w:tblPr>
+        <w:tblStyle w:val="a0"/>
         <w:tblW w:w="8823" w:type="dxa"/>
         <w:jc w:val="center"/>
+        <w:tblInd w:w="0" w:type="dxa"/>
         <w:tblBorders>
           <w:top w:val="single" w:sz="4" w:space="0" w:color="000000"/>
           <w:left w:val="single" w:sz="4" w:space="0" w:color="000000"/>
@@ -3390,8 +3861,26 @@
         <w:rPr>
           <w:rFonts w:ascii="Arial" w:eastAsia="Arial" w:hAnsi="Arial" w:cs="Arial"/>
           <w:sz w:val="24"/>
-        </w:rPr>
-        <w:t>Adicionalmente puede solicitar al equipo estructurador copia de los documentos del proceso de contratación que considere necesarios para el adecuado ejercicio de sus funciones o acceder a los mismos a través de la página web www.colombiacompra.gov.co con el proceso No. ${NUMERO_PROCESO_O_CONTRATO_ALT}</w:t>
+          <w:szCs w:val="24"/>
+        </w:rPr>
+        <w:t xml:space="preserve">Adicionalmente puede solicitar al equipo estructurador copia de los documentos del proceso de contratación que considere necesarios para el adecuado ejercicio de sus funciones o acceder a los mismos a través de la página web </w:t>
+      </w:r>
+      <w:r>
+        <w:rPr>
+          <w:rFonts w:ascii="Arial" w:eastAsia="Arial" w:hAnsi="Arial" w:cs="Arial"/>
+          <w:sz w:val="24"/>
+          <w:szCs w:val="24"/>
+        </w:rPr>
+        <w:lastRenderedPageBreak/>
+        <w:t>www.colombiacompra.gov.co con e</w:t>
+      </w:r>
+      <w:r>
+        <w:rPr>
+          <w:rFonts w:ascii="Arial" w:eastAsia="Arial" w:hAnsi="Arial" w:cs="Arial"/>
+          <w:sz w:val="24"/>
+          <w:szCs w:val="24"/>
+        </w:rPr>
+        <w:t>l proceso No. ${NUMERO_PROCESO_O_CONTRATO_ALT}</w:t>
       </w:r>
     </w:p>
     <w:p>
@@ -3447,16 +3936,7 @@
           <w:sz w:val="24"/>
           <w:szCs w:val="24"/>
         </w:rPr>
-        <w:lastRenderedPageBreak/>
-        <w:t xml:space="preserve">En caso de incumplimiento de las obligaciones antes citadas, se aplicarán las sanciones contempladas en la </w:t>
-      </w:r>
-      <w:r>
-        <w:rPr>
-          <w:rFonts w:ascii="Arial" w:hAnsi="Arial" w:cs="Arial"/>
-          <w:sz w:val="24"/>
-          <w:szCs w:val="24"/>
-        </w:rPr>
-        <w:t>Ley 1474 de 2011 y en el Manual de Contratación del Municipio de Santiago de Cali.</w:t>
+        <w:t>En caso de incumplimiento de las obligaciones antes citadas, se aplicarán las sanciones contempladas en la Ley 1474 de 2011 y en el Manual de Contratación del Municipio de Santiago de Cali.</w:t>
       </w:r>
     </w:p>
     <w:p>
@@ -3597,6 +4077,7 @@
         <w:rPr>
           <w:rFonts w:ascii="Arial" w:eastAsia="Arial" w:hAnsi="Arial" w:cs="Arial"/>
           <w:sz w:val="24"/>
+          <w:szCs w:val="24"/>
         </w:rPr>
         <w:t>${NOMBRE_ORDENADOR}</w:t>
       </w:r>
@@ -3617,6 +4098,7 @@
         <w:rPr>
           <w:rFonts w:ascii="Arial" w:eastAsia="Arial" w:hAnsi="Arial" w:cs="Arial"/>
           <w:sz w:val="24"/>
+          <w:szCs w:val="24"/>
         </w:rPr>
         <w:t>${CARGO_ORDENADOR}</w:t>
       </w:r>
@@ -3637,6 +4119,7 @@
         <w:rPr>
           <w:rFonts w:ascii="Arial" w:eastAsia="Arial" w:hAnsi="Arial" w:cs="Arial"/>
           <w:sz w:val="24"/>
+          <w:szCs w:val="24"/>
         </w:rPr>
         <w:t>${ORGANISMO_ORDENADOR}</w:t>
       </w:r>
@@ -3708,15 +4191,15 @@
       <w:pPr>
         <w:rPr>
           <w:rFonts w:ascii="Arial" w:eastAsia="Arial" w:hAnsi="Arial" w:cs="Arial"/>
-          <w:noProof/>
-          <w:sz w:val="24"/>
-          <w:szCs w:val="24"/>
-        </w:rPr>
-      </w:pPr>
-      <w:r>
-        <w:rPr>
-          <w:rFonts w:ascii="Arial" w:eastAsia="Arial" w:hAnsi="Arial" w:cs="Arial"/>
-          <w:sz w:val="24"/>
+          <w:sz w:val="24"/>
+          <w:szCs w:val="24"/>
+        </w:rPr>
+      </w:pPr>
+      <w:r>
+        <w:rPr>
+          <w:rFonts w:ascii="Arial" w:eastAsia="Arial" w:hAnsi="Arial" w:cs="Arial"/>
+          <w:sz w:val="24"/>
+          <w:szCs w:val="24"/>
         </w:rPr>
         <w:t>${NOMBRE_SUPERVISOR}</w:t>
       </w:r>
@@ -3724,16 +4207,16 @@
     <w:p>
       <w:pPr>
         <w:rPr>
-          <w:rFonts w:ascii="Arial" w:eastAsia="Arial Narrow" w:hAnsi="Arial" w:cs="Arial"/>
-          <w:noProof/>
-          <w:sz w:val="24"/>
-          <w:szCs w:val="24"/>
-        </w:rPr>
-      </w:pPr>
-      <w:r>
-        <w:rPr>
-          <w:rFonts w:ascii="Arial" w:eastAsia="Arial" w:hAnsi="Arial" w:cs="Arial"/>
-          <w:sz w:val="24"/>
+          <w:rFonts w:ascii="Arial" w:eastAsia="Arial" w:hAnsi="Arial" w:cs="Arial"/>
+          <w:sz w:val="24"/>
+          <w:szCs w:val="24"/>
+        </w:rPr>
+      </w:pPr>
+      <w:r>
+        <w:rPr>
+          <w:rFonts w:ascii="Arial" w:eastAsia="Arial" w:hAnsi="Arial" w:cs="Arial"/>
+          <w:sz w:val="24"/>
+          <w:szCs w:val="24"/>
         </w:rPr>
         <w:t>${CARGO_SUPERVISOR}</w:t>
       </w:r>
@@ -3741,15 +4224,16 @@
     <w:p>
       <w:pPr>
         <w:rPr>
-          <w:rFonts w:ascii="Arial" w:eastAsia="Arial Narrow" w:hAnsi="Arial" w:cs="Arial"/>
-          <w:sz w:val="24"/>
-          <w:szCs w:val="24"/>
-        </w:rPr>
-      </w:pPr>
-      <w:r>
-        <w:rPr>
-          <w:rFonts w:ascii="Arial" w:eastAsia="Arial" w:hAnsi="Arial" w:cs="Arial"/>
-          <w:sz w:val="24"/>
+          <w:rFonts w:ascii="Arial" w:eastAsia="Arial" w:hAnsi="Arial" w:cs="Arial"/>
+          <w:sz w:val="24"/>
+          <w:szCs w:val="24"/>
+        </w:rPr>
+      </w:pPr>
+      <w:r>
+        <w:rPr>
+          <w:rFonts w:ascii="Arial" w:eastAsia="Arial" w:hAnsi="Arial" w:cs="Arial"/>
+          <w:sz w:val="24"/>
+          <w:szCs w:val="24"/>
         </w:rPr>
         <w:t>Fecha: ${FECHA_RPC_SUPERVISOR}</w:t>
       </w:r>
@@ -3758,7 +4242,6 @@
       <w:pPr>
         <w:rPr>
           <w:rFonts w:ascii="Arial" w:eastAsia="Arial" w:hAnsi="Arial" w:cs="Arial"/>
-          <w:noProof/>
           <w:sz w:val="14"/>
           <w:szCs w:val="14"/>
         </w:rPr>
@@ -3768,7 +4251,6 @@
       <w:pPr>
         <w:rPr>
           <w:rFonts w:ascii="Arial" w:eastAsia="Arial" w:hAnsi="Arial" w:cs="Arial"/>
-          <w:noProof/>
           <w:sz w:val="16"/>
           <w:szCs w:val="16"/>
         </w:rPr>
@@ -3776,49 +4258,11 @@
       <w:r>
         <w:rPr>
           <w:rFonts w:ascii="Arial" w:eastAsia="Arial" w:hAnsi="Arial" w:cs="Arial"/>
-          <w:noProof/>
           <w:sz w:val="16"/>
           <w:szCs w:val="16"/>
         </w:rPr>
-        <w:t xml:space="preserve">Elaboró: </w:t>
-      </w:r>
-      <w:r>
-        <w:rPr>
-          <w:rFonts w:ascii="Arial" w:eastAsia="Arial" w:hAnsi="Arial" w:cs="Arial"/>
-          <w:noProof/>
-          <w:sz w:val="16"/>
-          <w:szCs w:val="16"/>
-        </w:rPr>
-        <w:t>${NOMBRE_PROYECTO} – ${CARGO_PROYECTO}</w:t>
-      </w:r>
-    </w:p>
-    <w:p>
-      <w:pPr>
-        <w:rPr>
-          <w:sz w:val="24"/>
-          <w:szCs w:val="24"/>
-        </w:rPr>
-      </w:pPr>
-      <w:r>
-        <w:rPr>
-          <w:rFonts w:ascii="Arial" w:eastAsia="Arial" w:hAnsi="Arial" w:cs="Arial"/>
-          <w:noProof/>
-          <w:sz w:val="16"/>
-          <w:szCs w:val="16"/>
-        </w:rPr>
-        <w:t xml:space="preserve">Revisó: </w:t>
-      </w:r>
-      <w:r>
-        <w:rPr>
-          <w:rFonts w:ascii="Arial" w:eastAsia="Arial" w:hAnsi="Arial" w:cs="Arial"/>
-          <w:noProof/>
-          <w:sz w:val="16"/>
-          <w:szCs w:val="16"/>
-        </w:rPr>
-        <w:t>${NOMBRE_REVISO} – ${CARGO_REVISO}</w:t>
-      </w:r>
-      <w:bookmarkStart w:id="0" w:name="_GoBack"/>
-      <w:bookmarkEnd w:id="0"/>
+        <w:t>Elaboró: ${NOMBRE_PROYECTO} – ${CARGO_PROYECTO}</w:t>
+      </w:r>
     </w:p>
     <w:p>
       <w:pPr>
@@ -3827,10 +4271,10 @@
           <w:szCs w:val="24"/>
         </w:rPr>
         <w:sectPr>
-          <w:headerReference w:type="default" r:id="rId9"/>
-          <w:footerReference w:type="default" r:id="rId10"/>
-          <w:headerReference w:type="first" r:id="rId11"/>
-          <w:footerReference w:type="first" r:id="rId12"/>
+          <w:headerReference w:type="default" r:id="rId8"/>
+          <w:footerReference w:type="default" r:id="rId9"/>
+          <w:headerReference w:type="first" r:id="rId10"/>
+          <w:footerReference w:type="first" r:id="rId11"/>
           <w:pgSz w:w="12242" w:h="15842"/>
           <w:pgMar w:top="1418" w:right="1418" w:bottom="1418" w:left="1418" w:header="851" w:footer="851" w:gutter="0"/>
           <w:pgNumType w:start="1"/>
@@ -3838,6 +4282,24 @@
           <w:titlePg/>
         </w:sectPr>
       </w:pPr>
+      <w:bookmarkStart w:id="1" w:name="_vc6btxrefbbm" w:colFirst="0" w:colLast="0"/>
+      <w:bookmarkEnd w:id="1"/>
+      <w:r>
+        <w:rPr>
+          <w:rFonts w:ascii="Arial" w:eastAsia="Arial" w:hAnsi="Arial" w:cs="Arial"/>
+          <w:sz w:val="16"/>
+          <w:szCs w:val="16"/>
+        </w:rPr>
+        <w:t>Revisó: ${NOMB</w:t>
+      </w:r>
+      <w:r>
+        <w:rPr>
+          <w:rFonts w:ascii="Arial" w:eastAsia="Arial" w:hAnsi="Arial" w:cs="Arial"/>
+          <w:sz w:val="16"/>
+          <w:szCs w:val="16"/>
+        </w:rPr>
+        <w:t>RE_REVISO} – ${CARGO_REVISO}</w:t>
+      </w:r>
     </w:p>
     <w:p>
       <w:pPr>
@@ -3848,10 +4310,10 @@
       </w:pPr>
     </w:p>
     <w:sectPr>
-      <w:headerReference w:type="default" r:id="rId13"/>
-      <w:footerReference w:type="default" r:id="rId14"/>
-      <w:headerReference w:type="first" r:id="rId15"/>
-      <w:footerReference w:type="first" r:id="rId16"/>
+      <w:headerReference w:type="default" r:id="rId12"/>
+      <w:footerReference w:type="default" r:id="rId13"/>
+      <w:headerReference w:type="first" r:id="rId14"/>
+      <w:footerReference w:type="first" r:id="rId15"/>
       <w:type w:val="continuous"/>
       <w:pgSz w:w="12242" w:h="15842"/>
       <w:pgMar w:top="1418" w:right="1418" w:bottom="1418" w:left="1418" w:header="851" w:footer="851" w:gutter="0"/>
@@ -4260,7 +4722,7 @@
         <w:sz w:val="16"/>
         <w:szCs w:val="16"/>
       </w:rPr>
-      <w:t>3</w:t>
+      <w:t>5</w:t>
     </w:r>
     <w:r>
       <w:rPr>
@@ -4379,17 +4841,7 @@
         <w:sz w:val="16"/>
         <w:szCs w:val="16"/>
       </w:rPr>
-      <w:fldChar w:fldCharType="separate"/>
-    </w:r>
-    <w:r>
-      <w:rPr>
-        <w:rFonts w:ascii="Arial" w:eastAsia="Arial" w:hAnsi="Arial" w:cs="Arial"/>
-        <w:noProof/>
-        <w:color w:val="000000"/>
-        <w:sz w:val="16"/>
-        <w:szCs w:val="16"/>
-      </w:rPr>
-      <w:t>2</w:t>
+      <w:fldChar w:fldCharType="end"/>
     </w:r>
     <w:r>
       <w:rPr>
@@ -4398,7 +4850,7 @@
         <w:sz w:val="16"/>
         <w:szCs w:val="16"/>
       </w:rPr>
-      <w:fldChar w:fldCharType="end"/>
+      <w:t xml:space="preserve"> de </w:t>
     </w:r>
     <w:r>
       <w:rPr>
@@ -4407,7 +4859,7 @@
         <w:sz w:val="16"/>
         <w:szCs w:val="16"/>
       </w:rPr>
-      <w:t xml:space="preserve"> de </w:t>
+      <w:fldChar w:fldCharType="begin"/>
     </w:r>
     <w:r>
       <w:rPr>
@@ -4416,35 +4868,7 @@
         <w:sz w:val="16"/>
         <w:szCs w:val="16"/>
       </w:rPr>
-      <w:fldChar w:fldCharType="begin"/>
-    </w:r>
-    <w:r>
-      <w:rPr>
-        <w:rFonts w:ascii="Arial" w:eastAsia="Arial" w:hAnsi="Arial" w:cs="Arial"/>
-        <w:color w:val="000000"/>
-        <w:sz w:val="16"/>
-        <w:szCs w:val="16"/>
-      </w:rPr>
       <w:instrText>NUMPAGES</w:instrText>
-    </w:r>
-    <w:r>
-      <w:rPr>
-        <w:rFonts w:ascii="Arial" w:eastAsia="Arial" w:hAnsi="Arial" w:cs="Arial"/>
-        <w:color w:val="000000"/>
-        <w:sz w:val="16"/>
-        <w:szCs w:val="16"/>
-      </w:rPr>
-      <w:fldChar w:fldCharType="separate"/>
-    </w:r>
-    <w:r>
-      <w:rPr>
-        <w:rFonts w:ascii="Arial" w:eastAsia="Arial" w:hAnsi="Arial" w:cs="Arial"/>
-        <w:noProof/>
-        <w:color w:val="000000"/>
-        <w:sz w:val="16"/>
-        <w:szCs w:val="16"/>
-      </w:rPr>
-      <w:t>5</w:t>
     </w:r>
     <w:r>
       <w:rPr>
@@ -4588,17 +5012,7 @@
         <w:sz w:val="16"/>
         <w:szCs w:val="16"/>
       </w:rPr>
-      <w:fldChar w:fldCharType="separate"/>
-    </w:r>
-    <w:r>
-      <w:rPr>
-        <w:rFonts w:ascii="Arial" w:eastAsia="Arial" w:hAnsi="Arial" w:cs="Arial"/>
-        <w:noProof/>
-        <w:color w:val="000000"/>
-        <w:sz w:val="16"/>
-        <w:szCs w:val="16"/>
-      </w:rPr>
-      <w:t>1</w:t>
+      <w:fldChar w:fldCharType="end"/>
     </w:r>
     <w:r>
       <w:rPr>
@@ -4607,7 +5021,7 @@
         <w:sz w:val="16"/>
         <w:szCs w:val="16"/>
       </w:rPr>
-      <w:fldChar w:fldCharType="end"/>
+      <w:t xml:space="preserve"> de </w:t>
     </w:r>
     <w:r>
       <w:rPr>
@@ -4616,7 +5030,7 @@
         <w:sz w:val="16"/>
         <w:szCs w:val="16"/>
       </w:rPr>
-      <w:t xml:space="preserve"> de </w:t>
+      <w:fldChar w:fldCharType="begin"/>
     </w:r>
     <w:r>
       <w:rPr>
@@ -4625,35 +5039,7 @@
         <w:sz w:val="16"/>
         <w:szCs w:val="16"/>
       </w:rPr>
-      <w:fldChar w:fldCharType="begin"/>
-    </w:r>
-    <w:r>
-      <w:rPr>
-        <w:rFonts w:ascii="Arial" w:eastAsia="Arial" w:hAnsi="Arial" w:cs="Arial"/>
-        <w:color w:val="000000"/>
-        <w:sz w:val="16"/>
-        <w:szCs w:val="16"/>
-      </w:rPr>
       <w:instrText>NUMPAGES</w:instrText>
-    </w:r>
-    <w:r>
-      <w:rPr>
-        <w:rFonts w:ascii="Arial" w:eastAsia="Arial" w:hAnsi="Arial" w:cs="Arial"/>
-        <w:color w:val="000000"/>
-        <w:sz w:val="16"/>
-        <w:szCs w:val="16"/>
-      </w:rPr>
-      <w:fldChar w:fldCharType="separate"/>
-    </w:r>
-    <w:r>
-      <w:rPr>
-        <w:rFonts w:ascii="Arial" w:eastAsia="Arial" w:hAnsi="Arial" w:cs="Arial"/>
-        <w:noProof/>
-        <w:color w:val="000000"/>
-        <w:sz w:val="16"/>
-        <w:szCs w:val="16"/>
-      </w:rPr>
-      <w:t>5</w:t>
     </w:r>
     <w:r>
       <w:rPr>
@@ -4689,10 +5075,28 @@
 
 <file path=word/header1.xml><?xml version="1.0" encoding="utf-8"?>
 <w:hdr xmlns:wpc="http://schemas.microsoft.com/office/word/2010/wordprocessingCanvas" xmlns:mc="http://schemas.openxmlformats.org/markup-compatibility/2006" xmlns:o="urn:schemas-microsoft-com:office:office" xmlns:r="http://schemas.openxmlformats.org/officeDocument/2006/relationships" xmlns:m="http://schemas.openxmlformats.org/officeDocument/2006/math" xmlns:v="urn:schemas-microsoft-com:vml" xmlns:wp14="http://schemas.microsoft.com/office/word/2010/wordprocessingDrawing" xmlns:wp="http://schemas.openxmlformats.org/drawingml/2006/wordprocessingDrawing" xmlns:w10="urn:schemas-microsoft-com:office:word" xmlns:w="http://schemas.openxmlformats.org/wordprocessingml/2006/main" xmlns:w14="http://schemas.microsoft.com/office/word/2010/wordml" xmlns:wpg="http://schemas.microsoft.com/office/word/2010/wordprocessingGroup" xmlns:wpi="http://schemas.microsoft.com/office/word/2010/wordprocessingInk" xmlns:wne="http://schemas.microsoft.com/office/word/2006/wordml" xmlns:wps="http://schemas.microsoft.com/office/word/2010/wordprocessingShape" mc:Ignorable="w14 wp14">
+  <w:p>
+    <w:pPr>
+      <w:widowControl w:val="0"/>
+      <w:pBdr>
+        <w:top w:val="nil"/>
+        <w:left w:val="nil"/>
+        <w:bottom w:val="nil"/>
+        <w:right w:val="nil"/>
+        <w:between w:val="nil"/>
+      </w:pBdr>
+      <w:spacing w:line="276" w:lineRule="auto"/>
+      <w:rPr>
+        <w:sz w:val="24"/>
+        <w:szCs w:val="24"/>
+      </w:rPr>
+    </w:pPr>
+  </w:p>
   <w:tbl>
     <w:tblPr>
+      <w:tblStyle w:val="a1"/>
       <w:tblW w:w="9640" w:type="dxa"/>
-      <w:tblInd w:w="-34" w:type="dxa"/>
+      <w:tblInd w:w="-149" w:type="dxa"/>
       <w:tblBorders>
         <w:top w:val="single" w:sz="4" w:space="0" w:color="000000"/>
         <w:left w:val="single" w:sz="4" w:space="0" w:color="000000"/>
@@ -4749,10 +5153,10 @@
               <w:lang w:val="es-CO"/>
             </w:rPr>
             <w:drawing>
-              <wp:inline distT="0" distB="0" distL="0" distR="0" wp14:anchorId="2AE647FA" wp14:editId="5F640F25">
+              <wp:inline distT="0" distB="0" distL="0" distR="0">
                 <wp:extent cx="1080000" cy="828675"/>
                 <wp:effectExtent l="0" t="0" r="0" b="0"/>
-                <wp:docPr id="1586749672" name="image1.jpg" descr="escudo"/>
+                <wp:docPr id="1" name="image1.jpg" descr="escudo"/>
                 <wp:cNvGraphicFramePr/>
                 <a:graphic xmlns:a="http://schemas.openxmlformats.org/drawingml/2006/main">
                   <a:graphicData uri="http://schemas.openxmlformats.org/drawingml/2006/picture">
@@ -4981,16 +5385,7 @@
               <w:sz w:val="24"/>
               <w:szCs w:val="24"/>
             </w:rPr>
-            <w:t>DESIGNACIÓN DE SUPERVISIÓ</w:t>
-          </w:r>
-          <w:r>
-            <w:rPr>
-              <w:rFonts w:ascii="Arial" w:eastAsia="Arial" w:hAnsi="Arial" w:cs="Arial"/>
-              <w:color w:val="000000"/>
-              <w:sz w:val="24"/>
-              <w:szCs w:val="24"/>
-            </w:rPr>
-            <w:t>N</w:t>
+            <w:t>DESIGNACIÓN DE SUPERVISIÓN</w:t>
           </w:r>
         </w:p>
       </w:tc>
@@ -5012,9 +5407,9 @@
           </w:pPr>
           <w:r>
             <w:rPr>
-              <w:rFonts w:ascii="Arial" w:hAnsi="Arial" w:cs="Arial"/>
+              <w:rFonts w:ascii="Arial" w:eastAsia="Arial" w:hAnsi="Arial" w:cs="Arial"/>
               <w:color w:val="000000"/>
-              <w:shd w:val="clear" w:color="auto" w:fill="FFFFFF"/>
+              <w:highlight w:val="white"/>
             </w:rPr>
             <w:t>MAJA01.04.03.P002.F001</w:t>
           </w:r>
@@ -5212,8 +5607,9 @@
   </w:p>
   <w:tbl>
     <w:tblPr>
+      <w:tblStyle w:val="a2"/>
       <w:tblW w:w="9640" w:type="dxa"/>
-      <w:tblInd w:w="-34" w:type="dxa"/>
+      <w:tblInd w:w="-149" w:type="dxa"/>
       <w:tblBorders>
         <w:top w:val="single" w:sz="4" w:space="0" w:color="000000"/>
         <w:left w:val="single" w:sz="4" w:space="0" w:color="000000"/>
@@ -5270,495 +5666,7 @@
               <w:lang w:val="es-CO"/>
             </w:rPr>
             <w:drawing>
-              <wp:inline distT="0" distB="0" distL="0" distR="0" wp14:anchorId="1CA5E9AB" wp14:editId="2401F5D4">
-                <wp:extent cx="1080000" cy="828675"/>
-                <wp:effectExtent l="0" t="0" r="0" b="0"/>
-                <wp:docPr id="388153563" name="image1.jpg" descr="escudo"/>
-                <wp:cNvGraphicFramePr/>
-                <a:graphic xmlns:a="http://schemas.openxmlformats.org/drawingml/2006/main">
-                  <a:graphicData uri="http://schemas.openxmlformats.org/drawingml/2006/picture">
-                    <pic:pic xmlns:pic="http://schemas.openxmlformats.org/drawingml/2006/picture">
-                      <pic:nvPicPr>
-                        <pic:cNvPr id="0" name="image1.jpg" descr="escudo"/>
-                        <pic:cNvPicPr preferRelativeResize="0"/>
-                      </pic:nvPicPr>
-                      <pic:blipFill>
-                        <a:blip r:embed="rId1"/>
-                        <a:srcRect/>
-                        <a:stretch>
-                          <a:fillRect/>
-                        </a:stretch>
-                      </pic:blipFill>
-                      <pic:spPr>
-                        <a:xfrm>
-                          <a:off x="0" y="0"/>
-                          <a:ext cx="1080000" cy="828675"/>
-                        </a:xfrm>
-                        <a:prstGeom prst="rect">
-                          <a:avLst/>
-                        </a:prstGeom>
-                        <a:ln/>
-                      </pic:spPr>
-                    </pic:pic>
-                  </a:graphicData>
-                </a:graphic>
-              </wp:inline>
-            </w:drawing>
-          </w:r>
-        </w:p>
-        <w:p>
-          <w:pPr>
-            <w:tabs>
-              <w:tab w:val="center" w:pos="4320"/>
-              <w:tab w:val="right" w:pos="8640"/>
-            </w:tabs>
-            <w:jc w:val="center"/>
-            <w:rPr>
-              <w:rFonts w:ascii="Arial" w:eastAsia="Arial" w:hAnsi="Arial" w:cs="Arial"/>
-              <w:sz w:val="14"/>
-              <w:szCs w:val="14"/>
-            </w:rPr>
-          </w:pPr>
-        </w:p>
-        <w:p>
-          <w:pPr>
-            <w:tabs>
-              <w:tab w:val="center" w:pos="4320"/>
-              <w:tab w:val="right" w:pos="8640"/>
-            </w:tabs>
-            <w:jc w:val="center"/>
-            <w:rPr>
-              <w:rFonts w:ascii="Arial" w:eastAsia="Arial" w:hAnsi="Arial" w:cs="Arial"/>
-              <w:sz w:val="16"/>
-              <w:szCs w:val="16"/>
-            </w:rPr>
-          </w:pPr>
-          <w:r>
-            <w:rPr>
-              <w:rFonts w:ascii="Arial" w:eastAsia="Arial" w:hAnsi="Arial" w:cs="Arial"/>
-              <w:sz w:val="16"/>
-              <w:szCs w:val="16"/>
-            </w:rPr>
-            <w:t>GESTIÓN JURÍDICO ADMINISTRATIVA</w:t>
-          </w:r>
-        </w:p>
-        <w:p>
-          <w:pPr>
-            <w:pBdr>
-              <w:top w:val="nil"/>
-              <w:left w:val="nil"/>
-              <w:bottom w:val="nil"/>
-              <w:right w:val="nil"/>
-              <w:between w:val="nil"/>
-            </w:pBdr>
-            <w:tabs>
-              <w:tab w:val="center" w:pos="4252"/>
-              <w:tab w:val="right" w:pos="8504"/>
-            </w:tabs>
-            <w:jc w:val="center"/>
-            <w:rPr>
-              <w:rFonts w:ascii="Arial" w:eastAsia="Arial" w:hAnsi="Arial" w:cs="Arial"/>
-              <w:color w:val="000000"/>
-              <w:sz w:val="14"/>
-              <w:szCs w:val="14"/>
-            </w:rPr>
-          </w:pPr>
-          <w:r>
-            <w:rPr>
-              <w:rFonts w:ascii="Arial" w:eastAsia="Arial" w:hAnsi="Arial" w:cs="Arial"/>
-              <w:color w:val="000000"/>
-              <w:sz w:val="16"/>
-              <w:szCs w:val="16"/>
-            </w:rPr>
-            <w:t>GESTIÓN CONTRACTUAL</w:t>
-          </w:r>
-        </w:p>
-      </w:tc>
-      <w:tc>
-        <w:tcPr>
-          <w:tcW w:w="4139" w:type="dxa"/>
-          <w:vMerge w:val="restart"/>
-          <w:vAlign w:val="center"/>
-        </w:tcPr>
-        <w:p>
-          <w:pPr>
-            <w:pBdr>
-              <w:top w:val="nil"/>
-              <w:left w:val="nil"/>
-              <w:bottom w:val="nil"/>
-              <w:right w:val="nil"/>
-              <w:between w:val="nil"/>
-            </w:pBdr>
-            <w:tabs>
-              <w:tab w:val="center" w:pos="4252"/>
-              <w:tab w:val="right" w:pos="8504"/>
-            </w:tabs>
-            <w:jc w:val="center"/>
-            <w:rPr>
-              <w:rFonts w:ascii="Arial" w:eastAsia="Arial" w:hAnsi="Arial" w:cs="Arial"/>
-              <w:color w:val="000000"/>
-            </w:rPr>
-          </w:pPr>
-          <w:r>
-            <w:rPr>
-              <w:rFonts w:ascii="Arial" w:eastAsia="Arial" w:hAnsi="Arial" w:cs="Arial"/>
-              <w:color w:val="000000"/>
-            </w:rPr>
-            <w:t>MODELO INTEGRADO DE PLANEACIÓN Y GESTIÓN</w:t>
-          </w:r>
-        </w:p>
-        <w:p>
-          <w:pPr>
-            <w:pBdr>
-              <w:top w:val="nil"/>
-              <w:left w:val="nil"/>
-              <w:bottom w:val="nil"/>
-              <w:right w:val="nil"/>
-              <w:between w:val="nil"/>
-            </w:pBdr>
-            <w:tabs>
-              <w:tab w:val="center" w:pos="4252"/>
-              <w:tab w:val="right" w:pos="8504"/>
-            </w:tabs>
-            <w:jc w:val="center"/>
-            <w:rPr>
-              <w:rFonts w:ascii="Arial" w:eastAsia="Arial" w:hAnsi="Arial" w:cs="Arial"/>
-              <w:color w:val="000000"/>
-            </w:rPr>
-          </w:pPr>
-          <w:r>
-            <w:rPr>
-              <w:rFonts w:ascii="Arial" w:eastAsia="Arial" w:hAnsi="Arial" w:cs="Arial"/>
-              <w:color w:val="000000"/>
-            </w:rPr>
-            <w:t>(MIPG)</w:t>
-          </w:r>
-        </w:p>
-        <w:p>
-          <w:pPr>
-            <w:pBdr>
-              <w:top w:val="nil"/>
-              <w:left w:val="nil"/>
-              <w:bottom w:val="nil"/>
-              <w:right w:val="nil"/>
-              <w:between w:val="nil"/>
-            </w:pBdr>
-            <w:tabs>
-              <w:tab w:val="center" w:pos="4252"/>
-              <w:tab w:val="right" w:pos="8504"/>
-            </w:tabs>
-            <w:jc w:val="center"/>
-            <w:rPr>
-              <w:rFonts w:ascii="Arial" w:eastAsia="Arial" w:hAnsi="Arial" w:cs="Arial"/>
-              <w:color w:val="000000"/>
-            </w:rPr>
-          </w:pPr>
-        </w:p>
-        <w:p>
-          <w:pPr>
-            <w:pBdr>
-              <w:top w:val="nil"/>
-              <w:left w:val="nil"/>
-              <w:bottom w:val="nil"/>
-              <w:right w:val="nil"/>
-              <w:between w:val="nil"/>
-            </w:pBdr>
-            <w:tabs>
-              <w:tab w:val="center" w:pos="4252"/>
-              <w:tab w:val="right" w:pos="8504"/>
-            </w:tabs>
-            <w:jc w:val="center"/>
-            <w:rPr>
-              <w:rFonts w:ascii="Arial" w:eastAsia="Arial" w:hAnsi="Arial" w:cs="Arial"/>
-              <w:color w:val="000000"/>
-            </w:rPr>
-          </w:pPr>
-        </w:p>
-        <w:p>
-          <w:pPr>
-            <w:pBdr>
-              <w:top w:val="nil"/>
-              <w:left w:val="nil"/>
-              <w:bottom w:val="nil"/>
-              <w:right w:val="nil"/>
-              <w:between w:val="nil"/>
-            </w:pBdr>
-            <w:tabs>
-              <w:tab w:val="center" w:pos="4252"/>
-              <w:tab w:val="right" w:pos="8504"/>
-            </w:tabs>
-            <w:jc w:val="center"/>
-            <w:rPr>
-              <w:rFonts w:ascii="Arial" w:eastAsia="Arial" w:hAnsi="Arial" w:cs="Arial"/>
-              <w:color w:val="000000"/>
-              <w:sz w:val="24"/>
-              <w:szCs w:val="24"/>
-            </w:rPr>
-          </w:pPr>
-          <w:r>
-            <w:rPr>
-              <w:rFonts w:ascii="Arial" w:eastAsia="Arial" w:hAnsi="Arial" w:cs="Arial"/>
-              <w:color w:val="000000"/>
-              <w:sz w:val="24"/>
-              <w:szCs w:val="24"/>
-            </w:rPr>
-            <w:t>DESIGNACIÓN DE SUPERVISIÓ</w:t>
-          </w:r>
-          <w:r>
-            <w:rPr>
-              <w:rFonts w:ascii="Arial" w:eastAsia="Arial" w:hAnsi="Arial" w:cs="Arial"/>
-              <w:color w:val="000000"/>
-              <w:sz w:val="24"/>
-              <w:szCs w:val="24"/>
-            </w:rPr>
-            <w:t>N</w:t>
-          </w:r>
-        </w:p>
-      </w:tc>
-      <w:tc>
-        <w:tcPr>
-          <w:tcW w:w="2665" w:type="dxa"/>
-          <w:gridSpan w:val="2"/>
-          <w:vAlign w:val="center"/>
-        </w:tcPr>
-        <w:p>
-          <w:pPr>
-            <w:jc w:val="center"/>
-            <w:rPr>
-              <w:rFonts w:ascii="Arial" w:eastAsia="Arial" w:hAnsi="Arial" w:cs="Arial"/>
-              <w:color w:val="FF0000"/>
-              <w:sz w:val="18"/>
-              <w:szCs w:val="18"/>
-            </w:rPr>
-          </w:pPr>
-          <w:r>
-            <w:rPr>
-              <w:rFonts w:ascii="Arial" w:hAnsi="Arial" w:cs="Arial"/>
-              <w:color w:val="000000"/>
-              <w:shd w:val="clear" w:color="auto" w:fill="FFFFFF"/>
-            </w:rPr>
-            <w:t>MAJA01.04.03.P002.F001</w:t>
-          </w:r>
-        </w:p>
-      </w:tc>
-    </w:tr>
-    <w:tr>
-      <w:trPr>
-        <w:trHeight w:val="483"/>
-      </w:trPr>
-      <w:tc>
-        <w:tcPr>
-          <w:tcW w:w="2836" w:type="dxa"/>
-          <w:vMerge/>
-          <w:vAlign w:val="center"/>
-        </w:tcPr>
-        <w:p>
-          <w:pPr>
-            <w:widowControl w:val="0"/>
-            <w:pBdr>
-              <w:top w:val="nil"/>
-              <w:left w:val="nil"/>
-              <w:bottom w:val="nil"/>
-              <w:right w:val="nil"/>
-              <w:between w:val="nil"/>
-            </w:pBdr>
-            <w:spacing w:line="276" w:lineRule="auto"/>
-            <w:rPr>
-              <w:rFonts w:ascii="Arial" w:eastAsia="Arial" w:hAnsi="Arial" w:cs="Arial"/>
-              <w:color w:val="FF0000"/>
-              <w:sz w:val="18"/>
-              <w:szCs w:val="18"/>
-            </w:rPr>
-          </w:pPr>
-        </w:p>
-      </w:tc>
-      <w:tc>
-        <w:tcPr>
-          <w:tcW w:w="4139" w:type="dxa"/>
-          <w:vMerge/>
-          <w:vAlign w:val="center"/>
-        </w:tcPr>
-        <w:p>
-          <w:pPr>
-            <w:widowControl w:val="0"/>
-            <w:pBdr>
-              <w:top w:val="nil"/>
-              <w:left w:val="nil"/>
-              <w:bottom w:val="nil"/>
-              <w:right w:val="nil"/>
-              <w:between w:val="nil"/>
-            </w:pBdr>
-            <w:spacing w:line="276" w:lineRule="auto"/>
-            <w:rPr>
-              <w:rFonts w:ascii="Arial" w:eastAsia="Arial" w:hAnsi="Arial" w:cs="Arial"/>
-              <w:color w:val="FF0000"/>
-              <w:sz w:val="18"/>
-              <w:szCs w:val="18"/>
-            </w:rPr>
-          </w:pPr>
-        </w:p>
-      </w:tc>
-      <w:tc>
-        <w:tcPr>
-          <w:tcW w:w="1389" w:type="dxa"/>
-          <w:vAlign w:val="center"/>
-        </w:tcPr>
-        <w:p>
-          <w:pPr>
-            <w:pBdr>
-              <w:top w:val="nil"/>
-              <w:left w:val="nil"/>
-              <w:bottom w:val="nil"/>
-              <w:right w:val="nil"/>
-              <w:between w:val="nil"/>
-            </w:pBdr>
-            <w:tabs>
-              <w:tab w:val="center" w:pos="4252"/>
-              <w:tab w:val="right" w:pos="8504"/>
-            </w:tabs>
-            <w:jc w:val="center"/>
-            <w:rPr>
-              <w:rFonts w:ascii="Arial" w:eastAsia="Arial" w:hAnsi="Arial" w:cs="Arial"/>
-              <w:color w:val="000000"/>
-              <w:sz w:val="16"/>
-              <w:szCs w:val="16"/>
-            </w:rPr>
-          </w:pPr>
-          <w:r>
-            <w:rPr>
-              <w:rFonts w:ascii="Arial" w:eastAsia="Arial" w:hAnsi="Arial" w:cs="Arial"/>
-              <w:color w:val="000000"/>
-              <w:sz w:val="16"/>
-              <w:szCs w:val="16"/>
-            </w:rPr>
-            <w:t>VERSIÓN</w:t>
-          </w:r>
-        </w:p>
-      </w:tc>
-      <w:tc>
-        <w:tcPr>
-          <w:tcW w:w="1276" w:type="dxa"/>
-          <w:vAlign w:val="center"/>
-        </w:tcPr>
-        <w:p>
-          <w:pPr>
-            <w:pBdr>
-              <w:top w:val="nil"/>
-              <w:left w:val="nil"/>
-              <w:bottom w:val="nil"/>
-              <w:right w:val="nil"/>
-              <w:between w:val="nil"/>
-            </w:pBdr>
-            <w:tabs>
-              <w:tab w:val="center" w:pos="4252"/>
-              <w:tab w:val="right" w:pos="8504"/>
-            </w:tabs>
-            <w:jc w:val="center"/>
-            <w:rPr>
-              <w:rFonts w:ascii="Arial" w:eastAsia="Arial" w:hAnsi="Arial" w:cs="Arial"/>
-              <w:color w:val="000000"/>
-              <w:sz w:val="16"/>
-              <w:szCs w:val="16"/>
-            </w:rPr>
-          </w:pPr>
-          <w:r>
-            <w:rPr>
-              <w:rFonts w:ascii="Arial" w:eastAsia="Arial" w:hAnsi="Arial" w:cs="Arial"/>
-              <w:color w:val="000000"/>
-              <w:sz w:val="16"/>
-              <w:szCs w:val="16"/>
-            </w:rPr>
-            <w:t>005</w:t>
-          </w:r>
-        </w:p>
-      </w:tc>
-    </w:tr>
-  </w:tbl>
-  <w:p>
-    <w:pPr>
-      <w:pBdr>
-        <w:top w:val="nil"/>
-        <w:left w:val="nil"/>
-        <w:bottom w:val="nil"/>
-        <w:right w:val="nil"/>
-        <w:between w:val="nil"/>
-      </w:pBdr>
-      <w:tabs>
-        <w:tab w:val="center" w:pos="4252"/>
-        <w:tab w:val="right" w:pos="8504"/>
-      </w:tabs>
-      <w:rPr>
-        <w:color w:val="000000"/>
-      </w:rPr>
-    </w:pPr>
-  </w:p>
-</w:hdr>
-</file>
-
-<file path=word/header3.xml><?xml version="1.0" encoding="utf-8"?>
-<w:hdr xmlns:wpc="http://schemas.microsoft.com/office/word/2010/wordprocessingCanvas" xmlns:mc="http://schemas.openxmlformats.org/markup-compatibility/2006" xmlns:o="urn:schemas-microsoft-com:office:office" xmlns:r="http://schemas.openxmlformats.org/officeDocument/2006/relationships" xmlns:m="http://schemas.openxmlformats.org/officeDocument/2006/math" xmlns:v="urn:schemas-microsoft-com:vml" xmlns:wp14="http://schemas.microsoft.com/office/word/2010/wordprocessingDrawing" xmlns:wp="http://schemas.openxmlformats.org/drawingml/2006/wordprocessingDrawing" xmlns:w10="urn:schemas-microsoft-com:office:word" xmlns:w="http://schemas.openxmlformats.org/wordprocessingml/2006/main" xmlns:w14="http://schemas.microsoft.com/office/word/2010/wordml" xmlns:wpg="http://schemas.microsoft.com/office/word/2010/wordprocessingGroup" xmlns:wpi="http://schemas.microsoft.com/office/word/2010/wordprocessingInk" xmlns:wne="http://schemas.microsoft.com/office/word/2006/wordml" xmlns:wps="http://schemas.microsoft.com/office/word/2010/wordprocessingShape" mc:Ignorable="w14 wp14">
-  <w:tbl>
-    <w:tblPr>
-      <w:tblStyle w:val="a1"/>
-      <w:tblW w:w="9640" w:type="dxa"/>
-      <w:tblInd w:w="-34" w:type="dxa"/>
-      <w:tblBorders>
-        <w:top w:val="single" w:sz="4" w:space="0" w:color="000000"/>
-        <w:left w:val="single" w:sz="4" w:space="0" w:color="000000"/>
-        <w:bottom w:val="single" w:sz="4" w:space="0" w:color="000000"/>
-        <w:right w:val="single" w:sz="4" w:space="0" w:color="000000"/>
-        <w:insideH w:val="single" w:sz="4" w:space="0" w:color="000000"/>
-        <w:insideV w:val="single" w:sz="4" w:space="0" w:color="000000"/>
-      </w:tblBorders>
-      <w:tblLayout w:type="fixed"/>
-      <w:tblLook w:val="0000" w:firstRow="0" w:lastRow="0" w:firstColumn="0" w:lastColumn="0" w:noHBand="0" w:noVBand="0"/>
-    </w:tblPr>
-    <w:tblGrid>
-      <w:gridCol w:w="2836"/>
-      <w:gridCol w:w="4139"/>
-      <w:gridCol w:w="1389"/>
-      <w:gridCol w:w="1276"/>
-    </w:tblGrid>
-    <w:tr>
-      <w:trPr>
-        <w:trHeight w:val="841"/>
-      </w:trPr>
-      <w:tc>
-        <w:tcPr>
-          <w:tcW w:w="2836" w:type="dxa"/>
-          <w:vMerge w:val="restart"/>
-          <w:vAlign w:val="center"/>
-        </w:tcPr>
-        <w:p>
-          <w:pPr>
-            <w:pBdr>
-              <w:top w:val="nil"/>
-              <w:left w:val="nil"/>
-              <w:bottom w:val="nil"/>
-              <w:right w:val="nil"/>
-              <w:between w:val="nil"/>
-            </w:pBdr>
-            <w:tabs>
-              <w:tab w:val="center" w:pos="4252"/>
-              <w:tab w:val="right" w:pos="8504"/>
-            </w:tabs>
-            <w:jc w:val="center"/>
-            <w:rPr>
-              <w:color w:val="000000"/>
-              <w:sz w:val="14"/>
-              <w:szCs w:val="14"/>
-            </w:rPr>
-          </w:pPr>
-          <w:r>
-            <w:rPr>
-              <w:noProof/>
-              <w:color w:val="000000"/>
-              <w:sz w:val="14"/>
-              <w:szCs w:val="14"/>
-              <w:lang w:val="es-CO"/>
-            </w:rPr>
-            <w:drawing>
-              <wp:inline distT="0" distB="0" distL="0" distR="0" wp14:anchorId="7A407C09" wp14:editId="16E3640D">
+              <wp:inline distT="0" distB="0" distL="0" distR="0">
                 <wp:extent cx="1080000" cy="828675"/>
                 <wp:effectExtent l="0" t="0" r="0" b="0"/>
                 <wp:docPr id="3" name="image1.jpg" descr="escudo"/>
@@ -5990,16 +5898,7 @@
               <w:sz w:val="24"/>
               <w:szCs w:val="24"/>
             </w:rPr>
-            <w:t>DESIGNACIÓN DE SUPERVISIÓ</w:t>
-          </w:r>
-          <w:r>
-            <w:rPr>
-              <w:rFonts w:ascii="Arial" w:eastAsia="Arial" w:hAnsi="Arial" w:cs="Arial"/>
-              <w:color w:val="000000"/>
-              <w:sz w:val="24"/>
-              <w:szCs w:val="24"/>
-            </w:rPr>
-            <w:t>N</w:t>
+            <w:t>DESIGNACIÓN DE SUPERVISIÓN</w:t>
           </w:r>
         </w:p>
       </w:tc>
@@ -6021,9 +5920,9 @@
           </w:pPr>
           <w:r>
             <w:rPr>
-              <w:rFonts w:ascii="Arial" w:hAnsi="Arial" w:cs="Arial"/>
+              <w:rFonts w:ascii="Arial" w:eastAsia="Arial" w:hAnsi="Arial" w:cs="Arial"/>
               <w:color w:val="000000"/>
-              <w:shd w:val="clear" w:color="auto" w:fill="FFFFFF"/>
+              <w:highlight w:val="white"/>
             </w:rPr>
             <w:t>MAJA01.04.03.P002.F001</w:t>
           </w:r>
@@ -6164,22 +6063,6 @@
   </w:tbl>
   <w:p>
     <w:pPr>
-      <w:widowControl w:val="0"/>
-      <w:pBdr>
-        <w:top w:val="nil"/>
-        <w:left w:val="nil"/>
-        <w:bottom w:val="nil"/>
-        <w:right w:val="nil"/>
-        <w:between w:val="nil"/>
-      </w:pBdr>
-      <w:spacing w:line="276" w:lineRule="auto"/>
-      <w:rPr>
-        <w:color w:val="000000"/>
-      </w:rPr>
-    </w:pPr>
-  </w:p>
-  <w:p>
-    <w:pPr>
       <w:pBdr>
         <w:top w:val="nil"/>
         <w:left w:val="nil"/>
@@ -6199,7 +6082,7 @@
 </w:hdr>
 </file>
 
-<file path=word/header4.xml><?xml version="1.0" encoding="utf-8"?>
+<file path=word/header3.xml><?xml version="1.0" encoding="utf-8"?>
 <w:hdr xmlns:wpc="http://schemas.microsoft.com/office/word/2010/wordprocessingCanvas" xmlns:mc="http://schemas.openxmlformats.org/markup-compatibility/2006" xmlns:o="urn:schemas-microsoft-com:office:office" xmlns:r="http://schemas.openxmlformats.org/officeDocument/2006/relationships" xmlns:m="http://schemas.openxmlformats.org/officeDocument/2006/math" xmlns:v="urn:schemas-microsoft-com:vml" xmlns:wp14="http://schemas.microsoft.com/office/word/2010/wordprocessingDrawing" xmlns:wp="http://schemas.openxmlformats.org/drawingml/2006/wordprocessingDrawing" xmlns:w10="urn:schemas-microsoft-com:office:word" xmlns:w="http://schemas.openxmlformats.org/wordprocessingml/2006/main" xmlns:w14="http://schemas.microsoft.com/office/word/2010/wordml" xmlns:wpg="http://schemas.microsoft.com/office/word/2010/wordprocessingGroup" xmlns:wpi="http://schemas.microsoft.com/office/word/2010/wordprocessingInk" xmlns:wne="http://schemas.microsoft.com/office/word/2006/wordml" xmlns:wps="http://schemas.microsoft.com/office/word/2010/wordprocessingShape" mc:Ignorable="w14 wp14">
   <w:p>
     <w:pPr>
@@ -6213,17 +6096,15 @@
       </w:pBdr>
       <w:spacing w:line="276" w:lineRule="auto"/>
       <w:rPr>
-        <w:rFonts w:ascii="Arial" w:eastAsia="Arial" w:hAnsi="Arial" w:cs="Arial"/>
-        <w:sz w:val="16"/>
-        <w:szCs w:val="16"/>
+        <w:color w:val="000000"/>
       </w:rPr>
     </w:pPr>
   </w:p>
   <w:tbl>
     <w:tblPr>
-      <w:tblStyle w:val="a1"/>
+      <w:tblStyle w:val="a3"/>
       <w:tblW w:w="9640" w:type="dxa"/>
-      <w:tblInd w:w="-34" w:type="dxa"/>
+      <w:tblInd w:w="-149" w:type="dxa"/>
       <w:tblBorders>
         <w:top w:val="single" w:sz="4" w:space="0" w:color="000000"/>
         <w:left w:val="single" w:sz="4" w:space="0" w:color="000000"/>
@@ -6280,10 +6161,10 @@
               <w:lang w:val="es-CO"/>
             </w:rPr>
             <w:drawing>
-              <wp:inline distT="0" distB="0" distL="0" distR="0" wp14:anchorId="2C820716" wp14:editId="1356B1F5">
+              <wp:inline distT="0" distB="0" distL="0" distR="0">
                 <wp:extent cx="1080000" cy="828675"/>
                 <wp:effectExtent l="0" t="0" r="0" b="0"/>
-                <wp:docPr id="1" name="image1.jpg" descr="escudo"/>
+                <wp:docPr id="2" name="image1.jpg" descr="escudo"/>
                 <wp:cNvGraphicFramePr/>
                 <a:graphic xmlns:a="http://schemas.openxmlformats.org/drawingml/2006/main">
                   <a:graphicData uri="http://schemas.openxmlformats.org/drawingml/2006/picture">
@@ -6512,16 +6393,7 @@
               <w:sz w:val="24"/>
               <w:szCs w:val="24"/>
             </w:rPr>
-            <w:t>DESIGNACIÓN DE SUPERVISIÓ</w:t>
-          </w:r>
-          <w:r>
-            <w:rPr>
-              <w:rFonts w:ascii="Arial" w:eastAsia="Arial" w:hAnsi="Arial" w:cs="Arial"/>
-              <w:color w:val="000000"/>
-              <w:sz w:val="24"/>
-              <w:szCs w:val="24"/>
-            </w:rPr>
-            <w:t>N</w:t>
+            <w:t>DESIGNACIÓN DE SUPERVISIÓN</w:t>
           </w:r>
         </w:p>
       </w:tc>
@@ -6543,9 +6415,522 @@
           </w:pPr>
           <w:r>
             <w:rPr>
-              <w:rFonts w:ascii="Arial" w:hAnsi="Arial" w:cs="Arial"/>
+              <w:rFonts w:ascii="Arial" w:eastAsia="Arial" w:hAnsi="Arial" w:cs="Arial"/>
               <w:color w:val="000000"/>
-              <w:shd w:val="clear" w:color="auto" w:fill="FFFFFF"/>
+              <w:highlight w:val="white"/>
+            </w:rPr>
+            <w:t>MAJA01.04.03.P002.F001</w:t>
+          </w:r>
+        </w:p>
+      </w:tc>
+    </w:tr>
+    <w:tr>
+      <w:trPr>
+        <w:trHeight w:val="483"/>
+      </w:trPr>
+      <w:tc>
+        <w:tcPr>
+          <w:tcW w:w="2836" w:type="dxa"/>
+          <w:vMerge/>
+          <w:vAlign w:val="center"/>
+        </w:tcPr>
+        <w:p>
+          <w:pPr>
+            <w:widowControl w:val="0"/>
+            <w:pBdr>
+              <w:top w:val="nil"/>
+              <w:left w:val="nil"/>
+              <w:bottom w:val="nil"/>
+              <w:right w:val="nil"/>
+              <w:between w:val="nil"/>
+            </w:pBdr>
+            <w:spacing w:line="276" w:lineRule="auto"/>
+            <w:rPr>
+              <w:rFonts w:ascii="Arial" w:eastAsia="Arial" w:hAnsi="Arial" w:cs="Arial"/>
+              <w:color w:val="FF0000"/>
+              <w:sz w:val="18"/>
+              <w:szCs w:val="18"/>
+            </w:rPr>
+          </w:pPr>
+        </w:p>
+      </w:tc>
+      <w:tc>
+        <w:tcPr>
+          <w:tcW w:w="4139" w:type="dxa"/>
+          <w:vMerge/>
+          <w:vAlign w:val="center"/>
+        </w:tcPr>
+        <w:p>
+          <w:pPr>
+            <w:widowControl w:val="0"/>
+            <w:pBdr>
+              <w:top w:val="nil"/>
+              <w:left w:val="nil"/>
+              <w:bottom w:val="nil"/>
+              <w:right w:val="nil"/>
+              <w:between w:val="nil"/>
+            </w:pBdr>
+            <w:spacing w:line="276" w:lineRule="auto"/>
+            <w:rPr>
+              <w:rFonts w:ascii="Arial" w:eastAsia="Arial" w:hAnsi="Arial" w:cs="Arial"/>
+              <w:color w:val="FF0000"/>
+              <w:sz w:val="18"/>
+              <w:szCs w:val="18"/>
+            </w:rPr>
+          </w:pPr>
+        </w:p>
+      </w:tc>
+      <w:tc>
+        <w:tcPr>
+          <w:tcW w:w="1389" w:type="dxa"/>
+          <w:vAlign w:val="center"/>
+        </w:tcPr>
+        <w:p>
+          <w:pPr>
+            <w:pBdr>
+              <w:top w:val="nil"/>
+              <w:left w:val="nil"/>
+              <w:bottom w:val="nil"/>
+              <w:right w:val="nil"/>
+              <w:between w:val="nil"/>
+            </w:pBdr>
+            <w:tabs>
+              <w:tab w:val="center" w:pos="4252"/>
+              <w:tab w:val="right" w:pos="8504"/>
+            </w:tabs>
+            <w:jc w:val="center"/>
+            <w:rPr>
+              <w:rFonts w:ascii="Arial" w:eastAsia="Arial" w:hAnsi="Arial" w:cs="Arial"/>
+              <w:color w:val="000000"/>
+              <w:sz w:val="16"/>
+              <w:szCs w:val="16"/>
+            </w:rPr>
+          </w:pPr>
+          <w:r>
+            <w:rPr>
+              <w:rFonts w:ascii="Arial" w:eastAsia="Arial" w:hAnsi="Arial" w:cs="Arial"/>
+              <w:color w:val="000000"/>
+              <w:sz w:val="16"/>
+              <w:szCs w:val="16"/>
+            </w:rPr>
+            <w:t>VERSIÓN</w:t>
+          </w:r>
+        </w:p>
+      </w:tc>
+      <w:tc>
+        <w:tcPr>
+          <w:tcW w:w="1276" w:type="dxa"/>
+          <w:vAlign w:val="center"/>
+        </w:tcPr>
+        <w:p>
+          <w:pPr>
+            <w:pBdr>
+              <w:top w:val="nil"/>
+              <w:left w:val="nil"/>
+              <w:bottom w:val="nil"/>
+              <w:right w:val="nil"/>
+              <w:between w:val="nil"/>
+            </w:pBdr>
+            <w:tabs>
+              <w:tab w:val="center" w:pos="4252"/>
+              <w:tab w:val="right" w:pos="8504"/>
+            </w:tabs>
+            <w:jc w:val="center"/>
+            <w:rPr>
+              <w:rFonts w:ascii="Arial" w:eastAsia="Arial" w:hAnsi="Arial" w:cs="Arial"/>
+              <w:color w:val="000000"/>
+              <w:sz w:val="16"/>
+              <w:szCs w:val="16"/>
+            </w:rPr>
+          </w:pPr>
+          <w:r>
+            <w:rPr>
+              <w:rFonts w:ascii="Arial" w:eastAsia="Arial" w:hAnsi="Arial" w:cs="Arial"/>
+              <w:color w:val="000000"/>
+              <w:sz w:val="16"/>
+              <w:szCs w:val="16"/>
+            </w:rPr>
+            <w:t>005</w:t>
+          </w:r>
+        </w:p>
+      </w:tc>
+    </w:tr>
+  </w:tbl>
+  <w:p>
+    <w:pPr>
+      <w:widowControl w:val="0"/>
+      <w:pBdr>
+        <w:top w:val="nil"/>
+        <w:left w:val="nil"/>
+        <w:bottom w:val="nil"/>
+        <w:right w:val="nil"/>
+        <w:between w:val="nil"/>
+      </w:pBdr>
+      <w:spacing w:line="276" w:lineRule="auto"/>
+      <w:rPr>
+        <w:color w:val="000000"/>
+      </w:rPr>
+    </w:pPr>
+  </w:p>
+  <w:p>
+    <w:pPr>
+      <w:pBdr>
+        <w:top w:val="nil"/>
+        <w:left w:val="nil"/>
+        <w:bottom w:val="nil"/>
+        <w:right w:val="nil"/>
+        <w:between w:val="nil"/>
+      </w:pBdr>
+      <w:tabs>
+        <w:tab w:val="center" w:pos="4252"/>
+        <w:tab w:val="right" w:pos="8504"/>
+      </w:tabs>
+      <w:rPr>
+        <w:color w:val="000000"/>
+      </w:rPr>
+    </w:pPr>
+  </w:p>
+</w:hdr>
+</file>
+
+<file path=word/header4.xml><?xml version="1.0" encoding="utf-8"?>
+<w:hdr xmlns:wpc="http://schemas.microsoft.com/office/word/2010/wordprocessingCanvas" xmlns:mc="http://schemas.openxmlformats.org/markup-compatibility/2006" xmlns:o="urn:schemas-microsoft-com:office:office" xmlns:r="http://schemas.openxmlformats.org/officeDocument/2006/relationships" xmlns:m="http://schemas.openxmlformats.org/officeDocument/2006/math" xmlns:v="urn:schemas-microsoft-com:vml" xmlns:wp14="http://schemas.microsoft.com/office/word/2010/wordprocessingDrawing" xmlns:wp="http://schemas.openxmlformats.org/drawingml/2006/wordprocessingDrawing" xmlns:w10="urn:schemas-microsoft-com:office:word" xmlns:w="http://schemas.openxmlformats.org/wordprocessingml/2006/main" xmlns:w14="http://schemas.microsoft.com/office/word/2010/wordml" xmlns:wpg="http://schemas.microsoft.com/office/word/2010/wordprocessingGroup" xmlns:wpi="http://schemas.microsoft.com/office/word/2010/wordprocessingInk" xmlns:wne="http://schemas.microsoft.com/office/word/2006/wordml" xmlns:wps="http://schemas.microsoft.com/office/word/2010/wordprocessingShape" mc:Ignorable="w14 wp14">
+  <w:p>
+    <w:pPr>
+      <w:widowControl w:val="0"/>
+      <w:pBdr>
+        <w:top w:val="nil"/>
+        <w:left w:val="nil"/>
+        <w:bottom w:val="nil"/>
+        <w:right w:val="nil"/>
+        <w:between w:val="nil"/>
+      </w:pBdr>
+      <w:spacing w:line="276" w:lineRule="auto"/>
+      <w:rPr>
+        <w:rFonts w:ascii="Arial" w:eastAsia="Arial" w:hAnsi="Arial" w:cs="Arial"/>
+        <w:sz w:val="16"/>
+        <w:szCs w:val="16"/>
+      </w:rPr>
+    </w:pPr>
+  </w:p>
+  <w:tbl>
+    <w:tblPr>
+      <w:tblStyle w:val="a4"/>
+      <w:tblW w:w="9640" w:type="dxa"/>
+      <w:tblInd w:w="-149" w:type="dxa"/>
+      <w:tblBorders>
+        <w:top w:val="single" w:sz="4" w:space="0" w:color="000000"/>
+        <w:left w:val="single" w:sz="4" w:space="0" w:color="000000"/>
+        <w:bottom w:val="single" w:sz="4" w:space="0" w:color="000000"/>
+        <w:right w:val="single" w:sz="4" w:space="0" w:color="000000"/>
+        <w:insideH w:val="single" w:sz="4" w:space="0" w:color="000000"/>
+        <w:insideV w:val="single" w:sz="4" w:space="0" w:color="000000"/>
+      </w:tblBorders>
+      <w:tblLayout w:type="fixed"/>
+      <w:tblLook w:val="0000" w:firstRow="0" w:lastRow="0" w:firstColumn="0" w:lastColumn="0" w:noHBand="0" w:noVBand="0"/>
+    </w:tblPr>
+    <w:tblGrid>
+      <w:gridCol w:w="2836"/>
+      <w:gridCol w:w="4139"/>
+      <w:gridCol w:w="1389"/>
+      <w:gridCol w:w="1276"/>
+    </w:tblGrid>
+    <w:tr>
+      <w:trPr>
+        <w:trHeight w:val="841"/>
+      </w:trPr>
+      <w:tc>
+        <w:tcPr>
+          <w:tcW w:w="2836" w:type="dxa"/>
+          <w:vMerge w:val="restart"/>
+          <w:vAlign w:val="center"/>
+        </w:tcPr>
+        <w:p>
+          <w:pPr>
+            <w:pBdr>
+              <w:top w:val="nil"/>
+              <w:left w:val="nil"/>
+              <w:bottom w:val="nil"/>
+              <w:right w:val="nil"/>
+              <w:between w:val="nil"/>
+            </w:pBdr>
+            <w:tabs>
+              <w:tab w:val="center" w:pos="4252"/>
+              <w:tab w:val="right" w:pos="8504"/>
+            </w:tabs>
+            <w:jc w:val="center"/>
+            <w:rPr>
+              <w:color w:val="000000"/>
+              <w:sz w:val="14"/>
+              <w:szCs w:val="14"/>
+            </w:rPr>
+          </w:pPr>
+          <w:r>
+            <w:rPr>
+              <w:noProof/>
+              <w:color w:val="000000"/>
+              <w:sz w:val="14"/>
+              <w:szCs w:val="14"/>
+              <w:lang w:val="es-CO"/>
+            </w:rPr>
+            <w:drawing>
+              <wp:inline distT="0" distB="0" distL="0" distR="0">
+                <wp:extent cx="1080000" cy="828675"/>
+                <wp:effectExtent l="0" t="0" r="0" b="0"/>
+                <wp:docPr id="4" name="image1.jpg" descr="escudo"/>
+                <wp:cNvGraphicFramePr/>
+                <a:graphic xmlns:a="http://schemas.openxmlformats.org/drawingml/2006/main">
+                  <a:graphicData uri="http://schemas.openxmlformats.org/drawingml/2006/picture">
+                    <pic:pic xmlns:pic="http://schemas.openxmlformats.org/drawingml/2006/picture">
+                      <pic:nvPicPr>
+                        <pic:cNvPr id="0" name="image1.jpg" descr="escudo"/>
+                        <pic:cNvPicPr preferRelativeResize="0"/>
+                      </pic:nvPicPr>
+                      <pic:blipFill>
+                        <a:blip r:embed="rId1"/>
+                        <a:srcRect/>
+                        <a:stretch>
+                          <a:fillRect/>
+                        </a:stretch>
+                      </pic:blipFill>
+                      <pic:spPr>
+                        <a:xfrm>
+                          <a:off x="0" y="0"/>
+                          <a:ext cx="1080000" cy="828675"/>
+                        </a:xfrm>
+                        <a:prstGeom prst="rect">
+                          <a:avLst/>
+                        </a:prstGeom>
+                        <a:ln/>
+                      </pic:spPr>
+                    </pic:pic>
+                  </a:graphicData>
+                </a:graphic>
+              </wp:inline>
+            </w:drawing>
+          </w:r>
+        </w:p>
+        <w:p>
+          <w:pPr>
+            <w:tabs>
+              <w:tab w:val="center" w:pos="4320"/>
+              <w:tab w:val="right" w:pos="8640"/>
+            </w:tabs>
+            <w:jc w:val="center"/>
+            <w:rPr>
+              <w:rFonts w:ascii="Arial" w:eastAsia="Arial" w:hAnsi="Arial" w:cs="Arial"/>
+              <w:sz w:val="14"/>
+              <w:szCs w:val="14"/>
+            </w:rPr>
+          </w:pPr>
+        </w:p>
+        <w:p>
+          <w:pPr>
+            <w:tabs>
+              <w:tab w:val="center" w:pos="4320"/>
+              <w:tab w:val="right" w:pos="8640"/>
+            </w:tabs>
+            <w:jc w:val="center"/>
+            <w:rPr>
+              <w:rFonts w:ascii="Arial" w:eastAsia="Arial" w:hAnsi="Arial" w:cs="Arial"/>
+              <w:sz w:val="16"/>
+              <w:szCs w:val="16"/>
+            </w:rPr>
+          </w:pPr>
+          <w:r>
+            <w:rPr>
+              <w:rFonts w:ascii="Arial" w:eastAsia="Arial" w:hAnsi="Arial" w:cs="Arial"/>
+              <w:sz w:val="16"/>
+              <w:szCs w:val="16"/>
+            </w:rPr>
+            <w:t>GESTIÓN JURÍDICO ADMINISTRATIVA</w:t>
+          </w:r>
+        </w:p>
+        <w:p>
+          <w:pPr>
+            <w:pBdr>
+              <w:top w:val="nil"/>
+              <w:left w:val="nil"/>
+              <w:bottom w:val="nil"/>
+              <w:right w:val="nil"/>
+              <w:between w:val="nil"/>
+            </w:pBdr>
+            <w:tabs>
+              <w:tab w:val="center" w:pos="4252"/>
+              <w:tab w:val="right" w:pos="8504"/>
+            </w:tabs>
+            <w:jc w:val="center"/>
+            <w:rPr>
+              <w:rFonts w:ascii="Arial" w:eastAsia="Arial" w:hAnsi="Arial" w:cs="Arial"/>
+              <w:color w:val="000000"/>
+              <w:sz w:val="14"/>
+              <w:szCs w:val="14"/>
+            </w:rPr>
+          </w:pPr>
+          <w:r>
+            <w:rPr>
+              <w:rFonts w:ascii="Arial" w:eastAsia="Arial" w:hAnsi="Arial" w:cs="Arial"/>
+              <w:color w:val="000000"/>
+              <w:sz w:val="16"/>
+              <w:szCs w:val="16"/>
+            </w:rPr>
+            <w:t>GESTIÓN CONTRACTUAL</w:t>
+          </w:r>
+        </w:p>
+      </w:tc>
+      <w:tc>
+        <w:tcPr>
+          <w:tcW w:w="4139" w:type="dxa"/>
+          <w:vMerge w:val="restart"/>
+          <w:vAlign w:val="center"/>
+        </w:tcPr>
+        <w:p>
+          <w:pPr>
+            <w:pBdr>
+              <w:top w:val="nil"/>
+              <w:left w:val="nil"/>
+              <w:bottom w:val="nil"/>
+              <w:right w:val="nil"/>
+              <w:between w:val="nil"/>
+            </w:pBdr>
+            <w:tabs>
+              <w:tab w:val="center" w:pos="4252"/>
+              <w:tab w:val="right" w:pos="8504"/>
+            </w:tabs>
+            <w:jc w:val="center"/>
+            <w:rPr>
+              <w:rFonts w:ascii="Arial" w:eastAsia="Arial" w:hAnsi="Arial" w:cs="Arial"/>
+              <w:color w:val="000000"/>
+            </w:rPr>
+          </w:pPr>
+          <w:r>
+            <w:rPr>
+              <w:rFonts w:ascii="Arial" w:eastAsia="Arial" w:hAnsi="Arial" w:cs="Arial"/>
+              <w:color w:val="000000"/>
+            </w:rPr>
+            <w:t>MODELO INTEGRADO DE PLANEACIÓN Y GESTIÓN</w:t>
+          </w:r>
+        </w:p>
+        <w:p>
+          <w:pPr>
+            <w:pBdr>
+              <w:top w:val="nil"/>
+              <w:left w:val="nil"/>
+              <w:bottom w:val="nil"/>
+              <w:right w:val="nil"/>
+              <w:between w:val="nil"/>
+            </w:pBdr>
+            <w:tabs>
+              <w:tab w:val="center" w:pos="4252"/>
+              <w:tab w:val="right" w:pos="8504"/>
+            </w:tabs>
+            <w:jc w:val="center"/>
+            <w:rPr>
+              <w:rFonts w:ascii="Arial" w:eastAsia="Arial" w:hAnsi="Arial" w:cs="Arial"/>
+              <w:color w:val="000000"/>
+            </w:rPr>
+          </w:pPr>
+          <w:r>
+            <w:rPr>
+              <w:rFonts w:ascii="Arial" w:eastAsia="Arial" w:hAnsi="Arial" w:cs="Arial"/>
+              <w:color w:val="000000"/>
+            </w:rPr>
+            <w:t>(MIPG)</w:t>
+          </w:r>
+        </w:p>
+        <w:p>
+          <w:pPr>
+            <w:pBdr>
+              <w:top w:val="nil"/>
+              <w:left w:val="nil"/>
+              <w:bottom w:val="nil"/>
+              <w:right w:val="nil"/>
+              <w:between w:val="nil"/>
+            </w:pBdr>
+            <w:tabs>
+              <w:tab w:val="center" w:pos="4252"/>
+              <w:tab w:val="right" w:pos="8504"/>
+            </w:tabs>
+            <w:jc w:val="center"/>
+            <w:rPr>
+              <w:rFonts w:ascii="Arial" w:eastAsia="Arial" w:hAnsi="Arial" w:cs="Arial"/>
+              <w:color w:val="000000"/>
+            </w:rPr>
+          </w:pPr>
+        </w:p>
+        <w:p>
+          <w:pPr>
+            <w:pBdr>
+              <w:top w:val="nil"/>
+              <w:left w:val="nil"/>
+              <w:bottom w:val="nil"/>
+              <w:right w:val="nil"/>
+              <w:between w:val="nil"/>
+            </w:pBdr>
+            <w:tabs>
+              <w:tab w:val="center" w:pos="4252"/>
+              <w:tab w:val="right" w:pos="8504"/>
+            </w:tabs>
+            <w:jc w:val="center"/>
+            <w:rPr>
+              <w:rFonts w:ascii="Arial" w:eastAsia="Arial" w:hAnsi="Arial" w:cs="Arial"/>
+              <w:color w:val="000000"/>
+            </w:rPr>
+          </w:pPr>
+        </w:p>
+        <w:p>
+          <w:pPr>
+            <w:pBdr>
+              <w:top w:val="nil"/>
+              <w:left w:val="nil"/>
+              <w:bottom w:val="nil"/>
+              <w:right w:val="nil"/>
+              <w:between w:val="nil"/>
+            </w:pBdr>
+            <w:tabs>
+              <w:tab w:val="center" w:pos="4252"/>
+              <w:tab w:val="right" w:pos="8504"/>
+            </w:tabs>
+            <w:jc w:val="center"/>
+            <w:rPr>
+              <w:rFonts w:ascii="Arial" w:eastAsia="Arial" w:hAnsi="Arial" w:cs="Arial"/>
+              <w:color w:val="000000"/>
+              <w:sz w:val="24"/>
+              <w:szCs w:val="24"/>
+            </w:rPr>
+          </w:pPr>
+          <w:r>
+            <w:rPr>
+              <w:rFonts w:ascii="Arial" w:eastAsia="Arial" w:hAnsi="Arial" w:cs="Arial"/>
+              <w:color w:val="000000"/>
+              <w:sz w:val="24"/>
+              <w:szCs w:val="24"/>
+            </w:rPr>
+            <w:t>DESIGNACIÓN DE SUPERVISIÓN</w:t>
+          </w:r>
+        </w:p>
+      </w:tc>
+      <w:tc>
+        <w:tcPr>
+          <w:tcW w:w="2665" w:type="dxa"/>
+          <w:gridSpan w:val="2"/>
+          <w:vAlign w:val="center"/>
+        </w:tcPr>
+        <w:p>
+          <w:pPr>
+            <w:jc w:val="center"/>
+            <w:rPr>
+              <w:rFonts w:ascii="Arial" w:eastAsia="Arial" w:hAnsi="Arial" w:cs="Arial"/>
+              <w:color w:val="FF0000"/>
+              <w:sz w:val="18"/>
+              <w:szCs w:val="18"/>
+            </w:rPr>
+          </w:pPr>
+          <w:r>
+            <w:rPr>
+              <w:rFonts w:ascii="Arial" w:eastAsia="Arial" w:hAnsi="Arial" w:cs="Arial"/>
+              <w:color w:val="000000"/>
+              <w:highlight w:val="white"/>
             </w:rPr>
             <w:t>MAJA01.04.03.P002.F001</w:t>
           </w:r>
@@ -6708,9 +7093,574 @@
 <file path=word/numbering.xml><?xml version="1.0" encoding="utf-8"?>
 <w:numbering xmlns:wpc="http://schemas.microsoft.com/office/word/2010/wordprocessingCanvas" xmlns:mc="http://schemas.openxmlformats.org/markup-compatibility/2006" xmlns:o="urn:schemas-microsoft-com:office:office" xmlns:r="http://schemas.openxmlformats.org/officeDocument/2006/relationships" xmlns:m="http://schemas.openxmlformats.org/officeDocument/2006/math" xmlns:v="urn:schemas-microsoft-com:vml" xmlns:wp14="http://schemas.microsoft.com/office/word/2010/wordprocessingDrawing" xmlns:wp="http://schemas.openxmlformats.org/drawingml/2006/wordprocessingDrawing" xmlns:w10="urn:schemas-microsoft-com:office:word" xmlns:w="http://schemas.openxmlformats.org/wordprocessingml/2006/main" xmlns:w14="http://schemas.microsoft.com/office/word/2010/wordml" xmlns:wpg="http://schemas.microsoft.com/office/word/2010/wordprocessingGroup" xmlns:wpi="http://schemas.microsoft.com/office/word/2010/wordprocessingInk" xmlns:wne="http://schemas.microsoft.com/office/word/2006/wordml" xmlns:wps="http://schemas.microsoft.com/office/word/2010/wordprocessingShape" mc:Ignorable="w14 wp14">
   <w:abstractNum w:abstractNumId="0">
-    <w:nsid w:val="01216FA6"/>
+    <w:nsid w:val="0FA72D8C"/>
     <w:multiLevelType w:val="multilevel"/>
-    <w:tmpl w:val="252A4026"/>
+    <w:tmpl w:val="0FCE964C"/>
+    <w:lvl w:ilvl="0">
+      <w:start w:val="1"/>
+      <w:numFmt w:val="bullet"/>
+      <w:lvlText w:val=""/>
+      <w:lvlJc w:val="left"/>
+      <w:pPr>
+        <w:ind w:left="720" w:hanging="360"/>
+      </w:pPr>
+      <w:rPr>
+        <w:rFonts w:ascii="Symbol" w:hAnsi="Symbol" w:hint="default"/>
+      </w:rPr>
+    </w:lvl>
+    <w:lvl w:ilvl="1">
+      <w:start w:val="1"/>
+      <w:numFmt w:val="bullet"/>
+      <w:lvlText w:val="o"/>
+      <w:lvlJc w:val="left"/>
+      <w:pPr>
+        <w:ind w:left="1440" w:hanging="360"/>
+      </w:pPr>
+      <w:rPr>
+        <w:rFonts w:ascii="Courier New" w:eastAsia="Courier New" w:hAnsi="Courier New" w:cs="Courier New"/>
+      </w:rPr>
+    </w:lvl>
+    <w:lvl w:ilvl="2">
+      <w:start w:val="1"/>
+      <w:numFmt w:val="bullet"/>
+      <w:lvlText w:val="▪"/>
+      <w:lvlJc w:val="left"/>
+      <w:pPr>
+        <w:ind w:left="2160" w:hanging="360"/>
+      </w:pPr>
+      <w:rPr>
+        <w:rFonts w:ascii="Noto Sans Symbols" w:eastAsia="Noto Sans Symbols" w:hAnsi="Noto Sans Symbols" w:cs="Noto Sans Symbols"/>
+      </w:rPr>
+    </w:lvl>
+    <w:lvl w:ilvl="3">
+      <w:start w:val="1"/>
+      <w:numFmt w:val="bullet"/>
+      <w:lvlText w:val="●"/>
+      <w:lvlJc w:val="left"/>
+      <w:pPr>
+        <w:ind w:left="2880" w:hanging="360"/>
+      </w:pPr>
+      <w:rPr>
+        <w:rFonts w:ascii="Noto Sans Symbols" w:eastAsia="Noto Sans Symbols" w:hAnsi="Noto Sans Symbols" w:cs="Noto Sans Symbols"/>
+      </w:rPr>
+    </w:lvl>
+    <w:lvl w:ilvl="4">
+      <w:start w:val="1"/>
+      <w:numFmt w:val="bullet"/>
+      <w:lvlText w:val="o"/>
+      <w:lvlJc w:val="left"/>
+      <w:pPr>
+        <w:ind w:left="3600" w:hanging="360"/>
+      </w:pPr>
+      <w:rPr>
+        <w:rFonts w:ascii="Courier New" w:eastAsia="Courier New" w:hAnsi="Courier New" w:cs="Courier New"/>
+      </w:rPr>
+    </w:lvl>
+    <w:lvl w:ilvl="5">
+      <w:start w:val="1"/>
+      <w:numFmt w:val="bullet"/>
+      <w:lvlText w:val="▪"/>
+      <w:lvlJc w:val="left"/>
+      <w:pPr>
+        <w:ind w:left="4320" w:hanging="360"/>
+      </w:pPr>
+      <w:rPr>
+        <w:rFonts w:ascii="Noto Sans Symbols" w:eastAsia="Noto Sans Symbols" w:hAnsi="Noto Sans Symbols" w:cs="Noto Sans Symbols"/>
+      </w:rPr>
+    </w:lvl>
+    <w:lvl w:ilvl="6">
+      <w:start w:val="1"/>
+      <w:numFmt w:val="bullet"/>
+      <w:lvlText w:val="●"/>
+      <w:lvlJc w:val="left"/>
+      <w:pPr>
+        <w:ind w:left="5040" w:hanging="360"/>
+      </w:pPr>
+      <w:rPr>
+        <w:rFonts w:ascii="Noto Sans Symbols" w:eastAsia="Noto Sans Symbols" w:hAnsi="Noto Sans Symbols" w:cs="Noto Sans Symbols"/>
+      </w:rPr>
+    </w:lvl>
+    <w:lvl w:ilvl="7">
+      <w:start w:val="1"/>
+      <w:numFmt w:val="bullet"/>
+      <w:lvlText w:val="o"/>
+      <w:lvlJc w:val="left"/>
+      <w:pPr>
+        <w:ind w:left="5760" w:hanging="360"/>
+      </w:pPr>
+      <w:rPr>
+        <w:rFonts w:ascii="Courier New" w:eastAsia="Courier New" w:hAnsi="Courier New" w:cs="Courier New"/>
+      </w:rPr>
+    </w:lvl>
+    <w:lvl w:ilvl="8">
+      <w:start w:val="1"/>
+      <w:numFmt w:val="bullet"/>
+      <w:lvlText w:val="▪"/>
+      <w:lvlJc w:val="left"/>
+      <w:pPr>
+        <w:ind w:left="6480" w:hanging="360"/>
+      </w:pPr>
+      <w:rPr>
+        <w:rFonts w:ascii="Noto Sans Symbols" w:eastAsia="Noto Sans Symbols" w:hAnsi="Noto Sans Symbols" w:cs="Noto Sans Symbols"/>
+      </w:rPr>
+    </w:lvl>
+  </w:abstractNum>
+  <w:abstractNum w:abstractNumId="1">
+    <w:nsid w:val="16FF5D67"/>
+    <w:multiLevelType w:val="multilevel"/>
+    <w:tmpl w:val="F2BCA2D4"/>
+    <w:lvl w:ilvl="0">
+      <w:start w:val="1"/>
+      <w:numFmt w:val="bullet"/>
+      <w:lvlText w:val="●"/>
+      <w:lvlJc w:val="left"/>
+      <w:pPr>
+        <w:ind w:left="720" w:hanging="360"/>
+      </w:pPr>
+      <w:rPr>
+        <w:rFonts w:ascii="Noto Sans Symbols" w:eastAsia="Noto Sans Symbols" w:hAnsi="Noto Sans Symbols" w:cs="Noto Sans Symbols"/>
+      </w:rPr>
+    </w:lvl>
+    <w:lvl w:ilvl="1">
+      <w:start w:val="1"/>
+      <w:numFmt w:val="bullet"/>
+      <w:lvlText w:val="o"/>
+      <w:lvlJc w:val="left"/>
+      <w:pPr>
+        <w:ind w:left="1440" w:hanging="360"/>
+      </w:pPr>
+      <w:rPr>
+        <w:rFonts w:ascii="Courier New" w:eastAsia="Courier New" w:hAnsi="Courier New" w:cs="Courier New"/>
+      </w:rPr>
+    </w:lvl>
+    <w:lvl w:ilvl="2">
+      <w:start w:val="1"/>
+      <w:numFmt w:val="bullet"/>
+      <w:lvlText w:val="▪"/>
+      <w:lvlJc w:val="left"/>
+      <w:pPr>
+        <w:ind w:left="2160" w:hanging="360"/>
+      </w:pPr>
+      <w:rPr>
+        <w:rFonts w:ascii="Noto Sans Symbols" w:eastAsia="Noto Sans Symbols" w:hAnsi="Noto Sans Symbols" w:cs="Noto Sans Symbols"/>
+      </w:rPr>
+    </w:lvl>
+    <w:lvl w:ilvl="3">
+      <w:start w:val="1"/>
+      <w:numFmt w:val="bullet"/>
+      <w:lvlText w:val="●"/>
+      <w:lvlJc w:val="left"/>
+      <w:pPr>
+        <w:ind w:left="2880" w:hanging="360"/>
+      </w:pPr>
+      <w:rPr>
+        <w:rFonts w:ascii="Noto Sans Symbols" w:eastAsia="Noto Sans Symbols" w:hAnsi="Noto Sans Symbols" w:cs="Noto Sans Symbols"/>
+      </w:rPr>
+    </w:lvl>
+    <w:lvl w:ilvl="4">
+      <w:start w:val="1"/>
+      <w:numFmt w:val="bullet"/>
+      <w:lvlText w:val="o"/>
+      <w:lvlJc w:val="left"/>
+      <w:pPr>
+        <w:ind w:left="3600" w:hanging="360"/>
+      </w:pPr>
+      <w:rPr>
+        <w:rFonts w:ascii="Courier New" w:eastAsia="Courier New" w:hAnsi="Courier New" w:cs="Courier New"/>
+      </w:rPr>
+    </w:lvl>
+    <w:lvl w:ilvl="5">
+      <w:start w:val="1"/>
+      <w:numFmt w:val="bullet"/>
+      <w:lvlText w:val="▪"/>
+      <w:lvlJc w:val="left"/>
+      <w:pPr>
+        <w:ind w:left="4320" w:hanging="360"/>
+      </w:pPr>
+      <w:rPr>
+        <w:rFonts w:ascii="Noto Sans Symbols" w:eastAsia="Noto Sans Symbols" w:hAnsi="Noto Sans Symbols" w:cs="Noto Sans Symbols"/>
+      </w:rPr>
+    </w:lvl>
+    <w:lvl w:ilvl="6">
+      <w:start w:val="1"/>
+      <w:numFmt w:val="bullet"/>
+      <w:lvlText w:val="●"/>
+      <w:lvlJc w:val="left"/>
+      <w:pPr>
+        <w:ind w:left="5040" w:hanging="360"/>
+      </w:pPr>
+      <w:rPr>
+        <w:rFonts w:ascii="Noto Sans Symbols" w:eastAsia="Noto Sans Symbols" w:hAnsi="Noto Sans Symbols" w:cs="Noto Sans Symbols"/>
+      </w:rPr>
+    </w:lvl>
+    <w:lvl w:ilvl="7">
+      <w:start w:val="1"/>
+      <w:numFmt w:val="bullet"/>
+      <w:lvlText w:val="o"/>
+      <w:lvlJc w:val="left"/>
+      <w:pPr>
+        <w:ind w:left="5760" w:hanging="360"/>
+      </w:pPr>
+      <w:rPr>
+        <w:rFonts w:ascii="Courier New" w:eastAsia="Courier New" w:hAnsi="Courier New" w:cs="Courier New"/>
+      </w:rPr>
+    </w:lvl>
+    <w:lvl w:ilvl="8">
+      <w:start w:val="1"/>
+      <w:numFmt w:val="bullet"/>
+      <w:lvlText w:val="▪"/>
+      <w:lvlJc w:val="left"/>
+      <w:pPr>
+        <w:ind w:left="6480" w:hanging="360"/>
+      </w:pPr>
+      <w:rPr>
+        <w:rFonts w:ascii="Noto Sans Symbols" w:eastAsia="Noto Sans Symbols" w:hAnsi="Noto Sans Symbols" w:cs="Noto Sans Symbols"/>
+      </w:rPr>
+    </w:lvl>
+  </w:abstractNum>
+  <w:abstractNum w:abstractNumId="2">
+    <w:nsid w:val="23650B4C"/>
+    <w:multiLevelType w:val="multilevel"/>
+    <w:tmpl w:val="F2BCA2D4"/>
+    <w:lvl w:ilvl="0">
+      <w:start w:val="1"/>
+      <w:numFmt w:val="bullet"/>
+      <w:lvlText w:val="●"/>
+      <w:lvlJc w:val="left"/>
+      <w:pPr>
+        <w:ind w:left="720" w:hanging="360"/>
+      </w:pPr>
+      <w:rPr>
+        <w:rFonts w:ascii="Noto Sans Symbols" w:eastAsia="Noto Sans Symbols" w:hAnsi="Noto Sans Symbols" w:cs="Noto Sans Symbols"/>
+      </w:rPr>
+    </w:lvl>
+    <w:lvl w:ilvl="1">
+      <w:start w:val="1"/>
+      <w:numFmt w:val="bullet"/>
+      <w:lvlText w:val="o"/>
+      <w:lvlJc w:val="left"/>
+      <w:pPr>
+        <w:ind w:left="1440" w:hanging="360"/>
+      </w:pPr>
+      <w:rPr>
+        <w:rFonts w:ascii="Courier New" w:eastAsia="Courier New" w:hAnsi="Courier New" w:cs="Courier New"/>
+      </w:rPr>
+    </w:lvl>
+    <w:lvl w:ilvl="2">
+      <w:start w:val="1"/>
+      <w:numFmt w:val="bullet"/>
+      <w:lvlText w:val="▪"/>
+      <w:lvlJc w:val="left"/>
+      <w:pPr>
+        <w:ind w:left="2160" w:hanging="360"/>
+      </w:pPr>
+      <w:rPr>
+        <w:rFonts w:ascii="Noto Sans Symbols" w:eastAsia="Noto Sans Symbols" w:hAnsi="Noto Sans Symbols" w:cs="Noto Sans Symbols"/>
+      </w:rPr>
+    </w:lvl>
+    <w:lvl w:ilvl="3">
+      <w:start w:val="1"/>
+      <w:numFmt w:val="bullet"/>
+      <w:lvlText w:val="●"/>
+      <w:lvlJc w:val="left"/>
+      <w:pPr>
+        <w:ind w:left="2880" w:hanging="360"/>
+      </w:pPr>
+      <w:rPr>
+        <w:rFonts w:ascii="Noto Sans Symbols" w:eastAsia="Noto Sans Symbols" w:hAnsi="Noto Sans Symbols" w:cs="Noto Sans Symbols"/>
+      </w:rPr>
+    </w:lvl>
+    <w:lvl w:ilvl="4">
+      <w:start w:val="1"/>
+      <w:numFmt w:val="bullet"/>
+      <w:lvlText w:val="o"/>
+      <w:lvlJc w:val="left"/>
+      <w:pPr>
+        <w:ind w:left="3600" w:hanging="360"/>
+      </w:pPr>
+      <w:rPr>
+        <w:rFonts w:ascii="Courier New" w:eastAsia="Courier New" w:hAnsi="Courier New" w:cs="Courier New"/>
+      </w:rPr>
+    </w:lvl>
+    <w:lvl w:ilvl="5">
+      <w:start w:val="1"/>
+      <w:numFmt w:val="bullet"/>
+      <w:lvlText w:val="▪"/>
+      <w:lvlJc w:val="left"/>
+      <w:pPr>
+        <w:ind w:left="4320" w:hanging="360"/>
+      </w:pPr>
+      <w:rPr>
+        <w:rFonts w:ascii="Noto Sans Symbols" w:eastAsia="Noto Sans Symbols" w:hAnsi="Noto Sans Symbols" w:cs="Noto Sans Symbols"/>
+      </w:rPr>
+    </w:lvl>
+    <w:lvl w:ilvl="6">
+      <w:start w:val="1"/>
+      <w:numFmt w:val="bullet"/>
+      <w:lvlText w:val="●"/>
+      <w:lvlJc w:val="left"/>
+      <w:pPr>
+        <w:ind w:left="5040" w:hanging="360"/>
+      </w:pPr>
+      <w:rPr>
+        <w:rFonts w:ascii="Noto Sans Symbols" w:eastAsia="Noto Sans Symbols" w:hAnsi="Noto Sans Symbols" w:cs="Noto Sans Symbols"/>
+      </w:rPr>
+    </w:lvl>
+    <w:lvl w:ilvl="7">
+      <w:start w:val="1"/>
+      <w:numFmt w:val="bullet"/>
+      <w:lvlText w:val="o"/>
+      <w:lvlJc w:val="left"/>
+      <w:pPr>
+        <w:ind w:left="5760" w:hanging="360"/>
+      </w:pPr>
+      <w:rPr>
+        <w:rFonts w:ascii="Courier New" w:eastAsia="Courier New" w:hAnsi="Courier New" w:cs="Courier New"/>
+      </w:rPr>
+    </w:lvl>
+    <w:lvl w:ilvl="8">
+      <w:start w:val="1"/>
+      <w:numFmt w:val="bullet"/>
+      <w:lvlText w:val="▪"/>
+      <w:lvlJc w:val="left"/>
+      <w:pPr>
+        <w:ind w:left="6480" w:hanging="360"/>
+      </w:pPr>
+      <w:rPr>
+        <w:rFonts w:ascii="Noto Sans Symbols" w:eastAsia="Noto Sans Symbols" w:hAnsi="Noto Sans Symbols" w:cs="Noto Sans Symbols"/>
+      </w:rPr>
+    </w:lvl>
+  </w:abstractNum>
+  <w:abstractNum w:abstractNumId="3">
+    <w:nsid w:val="243B1DB6"/>
+    <w:multiLevelType w:val="multilevel"/>
+    <w:tmpl w:val="14C8ADD2"/>
+    <w:lvl w:ilvl="0">
+      <w:start w:val="1"/>
+      <w:numFmt w:val="bullet"/>
+      <w:lvlText w:val="−"/>
+      <w:lvlJc w:val="left"/>
+      <w:pPr>
+        <w:ind w:left="1112" w:hanging="360"/>
+      </w:pPr>
+      <w:rPr>
+        <w:rFonts w:ascii="Noto Sans Symbols" w:eastAsia="Noto Sans Symbols" w:hAnsi="Noto Sans Symbols" w:cs="Noto Sans Symbols"/>
+      </w:rPr>
+    </w:lvl>
+    <w:lvl w:ilvl="1">
+      <w:start w:val="1"/>
+      <w:numFmt w:val="bullet"/>
+      <w:lvlText w:val="o"/>
+      <w:lvlJc w:val="left"/>
+      <w:pPr>
+        <w:ind w:left="1832" w:hanging="360"/>
+      </w:pPr>
+      <w:rPr>
+        <w:rFonts w:ascii="Courier New" w:eastAsia="Courier New" w:hAnsi="Courier New" w:cs="Courier New"/>
+      </w:rPr>
+    </w:lvl>
+    <w:lvl w:ilvl="2">
+      <w:start w:val="1"/>
+      <w:numFmt w:val="bullet"/>
+      <w:lvlText w:val="▪"/>
+      <w:lvlJc w:val="left"/>
+      <w:pPr>
+        <w:ind w:left="2552" w:hanging="360"/>
+      </w:pPr>
+      <w:rPr>
+        <w:rFonts w:ascii="Noto Sans Symbols" w:eastAsia="Noto Sans Symbols" w:hAnsi="Noto Sans Symbols" w:cs="Noto Sans Symbols"/>
+      </w:rPr>
+    </w:lvl>
+    <w:lvl w:ilvl="3">
+      <w:start w:val="1"/>
+      <w:numFmt w:val="bullet"/>
+      <w:lvlText w:val="●"/>
+      <w:lvlJc w:val="left"/>
+      <w:pPr>
+        <w:ind w:left="3272" w:hanging="360"/>
+      </w:pPr>
+      <w:rPr>
+        <w:rFonts w:ascii="Noto Sans Symbols" w:eastAsia="Noto Sans Symbols" w:hAnsi="Noto Sans Symbols" w:cs="Noto Sans Symbols"/>
+      </w:rPr>
+    </w:lvl>
+    <w:lvl w:ilvl="4">
+      <w:start w:val="1"/>
+      <w:numFmt w:val="bullet"/>
+      <w:lvlText w:val="o"/>
+      <w:lvlJc w:val="left"/>
+      <w:pPr>
+        <w:ind w:left="3992" w:hanging="360"/>
+      </w:pPr>
+      <w:rPr>
+        <w:rFonts w:ascii="Courier New" w:eastAsia="Courier New" w:hAnsi="Courier New" w:cs="Courier New"/>
+      </w:rPr>
+    </w:lvl>
+    <w:lvl w:ilvl="5">
+      <w:start w:val="1"/>
+      <w:numFmt w:val="bullet"/>
+      <w:lvlText w:val="▪"/>
+      <w:lvlJc w:val="left"/>
+      <w:pPr>
+        <w:ind w:left="4712" w:hanging="360"/>
+      </w:pPr>
+      <w:rPr>
+        <w:rFonts w:ascii="Noto Sans Symbols" w:eastAsia="Noto Sans Symbols" w:hAnsi="Noto Sans Symbols" w:cs="Noto Sans Symbols"/>
+      </w:rPr>
+    </w:lvl>
+    <w:lvl w:ilvl="6">
+      <w:start w:val="1"/>
+      <w:numFmt w:val="bullet"/>
+      <w:lvlText w:val="●"/>
+      <w:lvlJc w:val="left"/>
+      <w:pPr>
+        <w:ind w:left="5432" w:hanging="360"/>
+      </w:pPr>
+      <w:rPr>
+        <w:rFonts w:ascii="Noto Sans Symbols" w:eastAsia="Noto Sans Symbols" w:hAnsi="Noto Sans Symbols" w:cs="Noto Sans Symbols"/>
+      </w:rPr>
+    </w:lvl>
+    <w:lvl w:ilvl="7">
+      <w:start w:val="1"/>
+      <w:numFmt w:val="bullet"/>
+      <w:lvlText w:val="o"/>
+      <w:lvlJc w:val="left"/>
+      <w:pPr>
+        <w:ind w:left="6152" w:hanging="360"/>
+      </w:pPr>
+      <w:rPr>
+        <w:rFonts w:ascii="Courier New" w:eastAsia="Courier New" w:hAnsi="Courier New" w:cs="Courier New"/>
+      </w:rPr>
+    </w:lvl>
+    <w:lvl w:ilvl="8">
+      <w:start w:val="1"/>
+      <w:numFmt w:val="bullet"/>
+      <w:lvlText w:val="▪"/>
+      <w:lvlJc w:val="left"/>
+      <w:pPr>
+        <w:ind w:left="6872" w:hanging="360"/>
+      </w:pPr>
+      <w:rPr>
+        <w:rFonts w:ascii="Noto Sans Symbols" w:eastAsia="Noto Sans Symbols" w:hAnsi="Noto Sans Symbols" w:cs="Noto Sans Symbols"/>
+      </w:rPr>
+    </w:lvl>
+  </w:abstractNum>
+  <w:abstractNum w:abstractNumId="4">
+    <w:nsid w:val="24D83575"/>
+    <w:multiLevelType w:val="multilevel"/>
+    <w:tmpl w:val="0C624D16"/>
+    <w:lvl w:ilvl="0">
+      <w:start w:val="1"/>
+      <w:numFmt w:val="bullet"/>
+      <w:lvlText w:val=""/>
+      <w:lvlJc w:val="left"/>
+      <w:pPr>
+        <w:ind w:left="720" w:hanging="360"/>
+      </w:pPr>
+      <w:rPr>
+        <w:rFonts w:ascii="Symbol" w:hAnsi="Symbol" w:hint="default"/>
+      </w:rPr>
+    </w:lvl>
+    <w:lvl w:ilvl="1">
+      <w:start w:val="1"/>
+      <w:numFmt w:val="bullet"/>
+      <w:lvlText w:val="o"/>
+      <w:lvlJc w:val="left"/>
+      <w:pPr>
+        <w:ind w:left="1440" w:hanging="360"/>
+      </w:pPr>
+      <w:rPr>
+        <w:rFonts w:ascii="Courier New" w:eastAsia="Courier New" w:hAnsi="Courier New" w:cs="Courier New"/>
+      </w:rPr>
+    </w:lvl>
+    <w:lvl w:ilvl="2">
+      <w:start w:val="1"/>
+      <w:numFmt w:val="bullet"/>
+      <w:lvlText w:val="▪"/>
+      <w:lvlJc w:val="left"/>
+      <w:pPr>
+        <w:ind w:left="2160" w:hanging="360"/>
+      </w:pPr>
+      <w:rPr>
+        <w:rFonts w:ascii="Noto Sans Symbols" w:eastAsia="Noto Sans Symbols" w:hAnsi="Noto Sans Symbols" w:cs="Noto Sans Symbols"/>
+      </w:rPr>
+    </w:lvl>
+    <w:lvl w:ilvl="3">
+      <w:start w:val="1"/>
+      <w:numFmt w:val="bullet"/>
+      <w:lvlText w:val="●"/>
+      <w:lvlJc w:val="left"/>
+      <w:pPr>
+        <w:ind w:left="2880" w:hanging="360"/>
+      </w:pPr>
+      <w:rPr>
+        <w:rFonts w:ascii="Noto Sans Symbols" w:eastAsia="Noto Sans Symbols" w:hAnsi="Noto Sans Symbols" w:cs="Noto Sans Symbols"/>
+      </w:rPr>
+    </w:lvl>
+    <w:lvl w:ilvl="4">
+      <w:start w:val="1"/>
+      <w:numFmt w:val="bullet"/>
+      <w:lvlText w:val="o"/>
+      <w:lvlJc w:val="left"/>
+      <w:pPr>
+        <w:ind w:left="3600" w:hanging="360"/>
+      </w:pPr>
+      <w:rPr>
+        <w:rFonts w:ascii="Courier New" w:eastAsia="Courier New" w:hAnsi="Courier New" w:cs="Courier New"/>
+      </w:rPr>
+    </w:lvl>
+    <w:lvl w:ilvl="5">
+      <w:start w:val="1"/>
+      <w:numFmt w:val="bullet"/>
+      <w:lvlText w:val="▪"/>
+      <w:lvlJc w:val="left"/>
+      <w:pPr>
+        <w:ind w:left="4320" w:hanging="360"/>
+      </w:pPr>
+      <w:rPr>
+        <w:rFonts w:ascii="Noto Sans Symbols" w:eastAsia="Noto Sans Symbols" w:hAnsi="Noto Sans Symbols" w:cs="Noto Sans Symbols"/>
+      </w:rPr>
+    </w:lvl>
+    <w:lvl w:ilvl="6">
+      <w:start w:val="1"/>
+      <w:numFmt w:val="bullet"/>
+      <w:lvlText w:val="●"/>
+      <w:lvlJc w:val="left"/>
+      <w:pPr>
+        <w:ind w:left="5040" w:hanging="360"/>
+      </w:pPr>
+      <w:rPr>
+        <w:rFonts w:ascii="Noto Sans Symbols" w:eastAsia="Noto Sans Symbols" w:hAnsi="Noto Sans Symbols" w:cs="Noto Sans Symbols"/>
+      </w:rPr>
+    </w:lvl>
+    <w:lvl w:ilvl="7">
+      <w:start w:val="1"/>
+      <w:numFmt w:val="bullet"/>
+      <w:lvlText w:val="o"/>
+      <w:lvlJc w:val="left"/>
+      <w:pPr>
+        <w:ind w:left="5760" w:hanging="360"/>
+      </w:pPr>
+      <w:rPr>
+        <w:rFonts w:ascii="Courier New" w:eastAsia="Courier New" w:hAnsi="Courier New" w:cs="Courier New"/>
+      </w:rPr>
+    </w:lvl>
+    <w:lvl w:ilvl="8">
+      <w:start w:val="1"/>
+      <w:numFmt w:val="bullet"/>
+      <w:lvlText w:val="▪"/>
+      <w:lvlJc w:val="left"/>
+      <w:pPr>
+        <w:ind w:left="6480" w:hanging="360"/>
+      </w:pPr>
+      <w:rPr>
+        <w:rFonts w:ascii="Noto Sans Symbols" w:eastAsia="Noto Sans Symbols" w:hAnsi="Noto Sans Symbols" w:cs="Noto Sans Symbols"/>
+      </w:rPr>
+    </w:lvl>
+  </w:abstractNum>
+  <w:abstractNum w:abstractNumId="5">
+    <w:nsid w:val="4EAD06E4"/>
+    <w:multiLevelType w:val="multilevel"/>
+    <w:tmpl w:val="01021586"/>
     <w:lvl w:ilvl="0">
       <w:start w:val="1"/>
       <w:numFmt w:val="lowerLetter"/>
@@ -6793,11 +7743,11 @@
       </w:pPr>
     </w:lvl>
   </w:abstractNum>
-  <w:abstractNum w:abstractNumId="1">
-    <w:nsid w:val="184C3E47"/>
-    <w:multiLevelType w:val="hybridMultilevel"/>
-    <w:tmpl w:val="E7CCFA8A"/>
-    <w:lvl w:ilvl="0" w:tplc="240A0001">
+  <w:abstractNum w:abstractNumId="6">
+    <w:nsid w:val="4FC50473"/>
+    <w:multiLevelType w:val="multilevel"/>
+    <w:tmpl w:val="C7BE55B2"/>
+    <w:lvl w:ilvl="0">
       <w:start w:val="1"/>
       <w:numFmt w:val="bullet"/>
       <w:lvlText w:val=""/>
@@ -6809,7 +7759,7 @@
         <w:rFonts w:ascii="Symbol" w:hAnsi="Symbol" w:hint="default"/>
       </w:rPr>
     </w:lvl>
-    <w:lvl w:ilvl="1" w:tplc="240A0003" w:tentative="1">
+    <w:lvl w:ilvl="1">
       <w:start w:val="1"/>
       <w:numFmt w:val="bullet"/>
       <w:lvlText w:val="o"/>
@@ -6818,992 +7768,577 @@
         <w:ind w:left="1440" w:hanging="360"/>
       </w:pPr>
       <w:rPr>
-        <w:rFonts w:ascii="Courier New" w:hAnsi="Courier New" w:cs="Courier New" w:hint="default"/>
-      </w:rPr>
-    </w:lvl>
-    <w:lvl w:ilvl="2" w:tplc="240A0005" w:tentative="1">
+        <w:rFonts w:ascii="Courier New" w:eastAsia="Courier New" w:hAnsi="Courier New" w:cs="Courier New"/>
+      </w:rPr>
+    </w:lvl>
+    <w:lvl w:ilvl="2">
       <w:start w:val="1"/>
       <w:numFmt w:val="bullet"/>
-      <w:lvlText w:val=""/>
+      <w:lvlText w:val="▪"/>
       <w:lvlJc w:val="left"/>
       <w:pPr>
         <w:ind w:left="2160" w:hanging="360"/>
       </w:pPr>
       <w:rPr>
-        <w:rFonts w:ascii="Wingdings" w:hAnsi="Wingdings" w:hint="default"/>
-      </w:rPr>
-    </w:lvl>
-    <w:lvl w:ilvl="3" w:tplc="240A0001" w:tentative="1">
+        <w:rFonts w:ascii="Noto Sans Symbols" w:eastAsia="Noto Sans Symbols" w:hAnsi="Noto Sans Symbols" w:cs="Noto Sans Symbols"/>
+      </w:rPr>
+    </w:lvl>
+    <w:lvl w:ilvl="3">
+      <w:start w:val="1"/>
+      <w:numFmt w:val="bullet"/>
+      <w:lvlText w:val="●"/>
+      <w:lvlJc w:val="left"/>
+      <w:pPr>
+        <w:ind w:left="2880" w:hanging="360"/>
+      </w:pPr>
+      <w:rPr>
+        <w:rFonts w:ascii="Noto Sans Symbols" w:eastAsia="Noto Sans Symbols" w:hAnsi="Noto Sans Symbols" w:cs="Noto Sans Symbols"/>
+      </w:rPr>
+    </w:lvl>
+    <w:lvl w:ilvl="4">
+      <w:start w:val="1"/>
+      <w:numFmt w:val="bullet"/>
+      <w:lvlText w:val="o"/>
+      <w:lvlJc w:val="left"/>
+      <w:pPr>
+        <w:ind w:left="3600" w:hanging="360"/>
+      </w:pPr>
+      <w:rPr>
+        <w:rFonts w:ascii="Courier New" w:eastAsia="Courier New" w:hAnsi="Courier New" w:cs="Courier New"/>
+      </w:rPr>
+    </w:lvl>
+    <w:lvl w:ilvl="5">
+      <w:start w:val="1"/>
+      <w:numFmt w:val="bullet"/>
+      <w:lvlText w:val="▪"/>
+      <w:lvlJc w:val="left"/>
+      <w:pPr>
+        <w:ind w:left="4320" w:hanging="360"/>
+      </w:pPr>
+      <w:rPr>
+        <w:rFonts w:ascii="Noto Sans Symbols" w:eastAsia="Noto Sans Symbols" w:hAnsi="Noto Sans Symbols" w:cs="Noto Sans Symbols"/>
+      </w:rPr>
+    </w:lvl>
+    <w:lvl w:ilvl="6">
+      <w:start w:val="1"/>
+      <w:numFmt w:val="bullet"/>
+      <w:lvlText w:val="●"/>
+      <w:lvlJc w:val="left"/>
+      <w:pPr>
+        <w:ind w:left="5040" w:hanging="360"/>
+      </w:pPr>
+      <w:rPr>
+        <w:rFonts w:ascii="Noto Sans Symbols" w:eastAsia="Noto Sans Symbols" w:hAnsi="Noto Sans Symbols" w:cs="Noto Sans Symbols"/>
+      </w:rPr>
+    </w:lvl>
+    <w:lvl w:ilvl="7">
+      <w:start w:val="1"/>
+      <w:numFmt w:val="bullet"/>
+      <w:lvlText w:val="o"/>
+      <w:lvlJc w:val="left"/>
+      <w:pPr>
+        <w:ind w:left="5760" w:hanging="360"/>
+      </w:pPr>
+      <w:rPr>
+        <w:rFonts w:ascii="Courier New" w:eastAsia="Courier New" w:hAnsi="Courier New" w:cs="Courier New"/>
+      </w:rPr>
+    </w:lvl>
+    <w:lvl w:ilvl="8">
+      <w:start w:val="1"/>
+      <w:numFmt w:val="bullet"/>
+      <w:lvlText w:val="▪"/>
+      <w:lvlJc w:val="left"/>
+      <w:pPr>
+        <w:ind w:left="6480" w:hanging="360"/>
+      </w:pPr>
+      <w:rPr>
+        <w:rFonts w:ascii="Noto Sans Symbols" w:eastAsia="Noto Sans Symbols" w:hAnsi="Noto Sans Symbols" w:cs="Noto Sans Symbols"/>
+      </w:rPr>
+    </w:lvl>
+  </w:abstractNum>
+  <w:abstractNum w:abstractNumId="7">
+    <w:nsid w:val="57157E1D"/>
+    <w:multiLevelType w:val="multilevel"/>
+    <w:tmpl w:val="0A1E65D8"/>
+    <w:lvl w:ilvl="0">
       <w:start w:val="1"/>
       <w:numFmt w:val="bullet"/>
       <w:lvlText w:val=""/>
       <w:lvlJc w:val="left"/>
       <w:pPr>
-        <w:ind w:left="2880" w:hanging="360"/>
+        <w:ind w:left="720" w:hanging="360"/>
       </w:pPr>
       <w:rPr>
         <w:rFonts w:ascii="Symbol" w:hAnsi="Symbol" w:hint="default"/>
       </w:rPr>
     </w:lvl>
-    <w:lvl w:ilvl="4" w:tplc="240A0003" w:tentative="1">
+    <w:lvl w:ilvl="1">
       <w:start w:val="1"/>
       <w:numFmt w:val="bullet"/>
       <w:lvlText w:val="o"/>
       <w:lvlJc w:val="left"/>
       <w:pPr>
+        <w:ind w:left="1440" w:hanging="360"/>
+      </w:pPr>
+      <w:rPr>
+        <w:rFonts w:ascii="Courier New" w:eastAsia="Courier New" w:hAnsi="Courier New" w:cs="Courier New"/>
+      </w:rPr>
+    </w:lvl>
+    <w:lvl w:ilvl="2">
+      <w:start w:val="1"/>
+      <w:numFmt w:val="bullet"/>
+      <w:lvlText w:val="▪"/>
+      <w:lvlJc w:val="left"/>
+      <w:pPr>
+        <w:ind w:left="2160" w:hanging="360"/>
+      </w:pPr>
+      <w:rPr>
+        <w:rFonts w:ascii="Noto Sans Symbols" w:eastAsia="Noto Sans Symbols" w:hAnsi="Noto Sans Symbols" w:cs="Noto Sans Symbols"/>
+      </w:rPr>
+    </w:lvl>
+    <w:lvl w:ilvl="3">
+      <w:start w:val="1"/>
+      <w:numFmt w:val="bullet"/>
+      <w:lvlText w:val="●"/>
+      <w:lvlJc w:val="left"/>
+      <w:pPr>
+        <w:ind w:left="2880" w:hanging="360"/>
+      </w:pPr>
+      <w:rPr>
+        <w:rFonts w:ascii="Noto Sans Symbols" w:eastAsia="Noto Sans Symbols" w:hAnsi="Noto Sans Symbols" w:cs="Noto Sans Symbols"/>
+      </w:rPr>
+    </w:lvl>
+    <w:lvl w:ilvl="4">
+      <w:start w:val="1"/>
+      <w:numFmt w:val="bullet"/>
+      <w:lvlText w:val="o"/>
+      <w:lvlJc w:val="left"/>
+      <w:pPr>
         <w:ind w:left="3600" w:hanging="360"/>
       </w:pPr>
       <w:rPr>
-        <w:rFonts w:ascii="Courier New" w:hAnsi="Courier New" w:cs="Courier New" w:hint="default"/>
-      </w:rPr>
-    </w:lvl>
-    <w:lvl w:ilvl="5" w:tplc="240A0005" w:tentative="1">
+        <w:rFonts w:ascii="Courier New" w:eastAsia="Courier New" w:hAnsi="Courier New" w:cs="Courier New"/>
+      </w:rPr>
+    </w:lvl>
+    <w:lvl w:ilvl="5">
       <w:start w:val="1"/>
       <w:numFmt w:val="bullet"/>
-      <w:lvlText w:val=""/>
+      <w:lvlText w:val="▪"/>
       <w:lvlJc w:val="left"/>
       <w:pPr>
         <w:ind w:left="4320" w:hanging="360"/>
       </w:pPr>
       <w:rPr>
-        <w:rFonts w:ascii="Wingdings" w:hAnsi="Wingdings" w:hint="default"/>
-      </w:rPr>
-    </w:lvl>
-    <w:lvl w:ilvl="6" w:tplc="240A0001" w:tentative="1">
+        <w:rFonts w:ascii="Noto Sans Symbols" w:eastAsia="Noto Sans Symbols" w:hAnsi="Noto Sans Symbols" w:cs="Noto Sans Symbols"/>
+      </w:rPr>
+    </w:lvl>
+    <w:lvl w:ilvl="6">
+      <w:start w:val="1"/>
+      <w:numFmt w:val="bullet"/>
+      <w:lvlText w:val="●"/>
+      <w:lvlJc w:val="left"/>
+      <w:pPr>
+        <w:ind w:left="5040" w:hanging="360"/>
+      </w:pPr>
+      <w:rPr>
+        <w:rFonts w:ascii="Noto Sans Symbols" w:eastAsia="Noto Sans Symbols" w:hAnsi="Noto Sans Symbols" w:cs="Noto Sans Symbols"/>
+      </w:rPr>
+    </w:lvl>
+    <w:lvl w:ilvl="7">
+      <w:start w:val="1"/>
+      <w:numFmt w:val="bullet"/>
+      <w:lvlText w:val="o"/>
+      <w:lvlJc w:val="left"/>
+      <w:pPr>
+        <w:ind w:left="5760" w:hanging="360"/>
+      </w:pPr>
+      <w:rPr>
+        <w:rFonts w:ascii="Courier New" w:eastAsia="Courier New" w:hAnsi="Courier New" w:cs="Courier New"/>
+      </w:rPr>
+    </w:lvl>
+    <w:lvl w:ilvl="8">
+      <w:start w:val="1"/>
+      <w:numFmt w:val="bullet"/>
+      <w:lvlText w:val="▪"/>
+      <w:lvlJc w:val="left"/>
+      <w:pPr>
+        <w:ind w:left="6480" w:hanging="360"/>
+      </w:pPr>
+      <w:rPr>
+        <w:rFonts w:ascii="Noto Sans Symbols" w:eastAsia="Noto Sans Symbols" w:hAnsi="Noto Sans Symbols" w:cs="Noto Sans Symbols"/>
+      </w:rPr>
+    </w:lvl>
+  </w:abstractNum>
+  <w:abstractNum w:abstractNumId="8">
+    <w:nsid w:val="6BEC0D9E"/>
+    <w:multiLevelType w:val="multilevel"/>
+    <w:tmpl w:val="0DBAE5E4"/>
+    <w:lvl w:ilvl="0">
+      <w:numFmt w:val="bullet"/>
+      <w:lvlText w:val="•"/>
+      <w:lvlJc w:val="left"/>
+      <w:pPr>
+        <w:ind w:left="1112" w:hanging="360"/>
+      </w:pPr>
+      <w:rPr>
+        <w:rFonts w:ascii="Arial" w:eastAsia="Arial" w:hAnsi="Arial" w:cs="Arial"/>
+      </w:rPr>
+    </w:lvl>
+    <w:lvl w:ilvl="1">
+      <w:start w:val="1"/>
+      <w:numFmt w:val="bullet"/>
+      <w:lvlText w:val="o"/>
+      <w:lvlJc w:val="left"/>
+      <w:pPr>
+        <w:ind w:left="1816" w:hanging="360"/>
+      </w:pPr>
+      <w:rPr>
+        <w:rFonts w:ascii="Courier New" w:eastAsia="Courier New" w:hAnsi="Courier New" w:cs="Courier New"/>
+      </w:rPr>
+    </w:lvl>
+    <w:lvl w:ilvl="2">
+      <w:start w:val="1"/>
+      <w:numFmt w:val="bullet"/>
+      <w:lvlText w:val="▪"/>
+      <w:lvlJc w:val="left"/>
+      <w:pPr>
+        <w:ind w:left="2536" w:hanging="360"/>
+      </w:pPr>
+      <w:rPr>
+        <w:rFonts w:ascii="Noto Sans Symbols" w:eastAsia="Noto Sans Symbols" w:hAnsi="Noto Sans Symbols" w:cs="Noto Sans Symbols"/>
+      </w:rPr>
+    </w:lvl>
+    <w:lvl w:ilvl="3">
+      <w:start w:val="1"/>
+      <w:numFmt w:val="bullet"/>
+      <w:lvlText w:val="●"/>
+      <w:lvlJc w:val="left"/>
+      <w:pPr>
+        <w:ind w:left="3256" w:hanging="360"/>
+      </w:pPr>
+      <w:rPr>
+        <w:rFonts w:ascii="Noto Sans Symbols" w:eastAsia="Noto Sans Symbols" w:hAnsi="Noto Sans Symbols" w:cs="Noto Sans Symbols"/>
+      </w:rPr>
+    </w:lvl>
+    <w:lvl w:ilvl="4">
+      <w:start w:val="1"/>
+      <w:numFmt w:val="bullet"/>
+      <w:lvlText w:val="o"/>
+      <w:lvlJc w:val="left"/>
+      <w:pPr>
+        <w:ind w:left="3976" w:hanging="360"/>
+      </w:pPr>
+      <w:rPr>
+        <w:rFonts w:ascii="Courier New" w:eastAsia="Courier New" w:hAnsi="Courier New" w:cs="Courier New"/>
+      </w:rPr>
+    </w:lvl>
+    <w:lvl w:ilvl="5">
+      <w:start w:val="1"/>
+      <w:numFmt w:val="bullet"/>
+      <w:lvlText w:val="▪"/>
+      <w:lvlJc w:val="left"/>
+      <w:pPr>
+        <w:ind w:left="4696" w:hanging="360"/>
+      </w:pPr>
+      <w:rPr>
+        <w:rFonts w:ascii="Noto Sans Symbols" w:eastAsia="Noto Sans Symbols" w:hAnsi="Noto Sans Symbols" w:cs="Noto Sans Symbols"/>
+      </w:rPr>
+    </w:lvl>
+    <w:lvl w:ilvl="6">
+      <w:start w:val="1"/>
+      <w:numFmt w:val="bullet"/>
+      <w:lvlText w:val="●"/>
+      <w:lvlJc w:val="left"/>
+      <w:pPr>
+        <w:ind w:left="5416" w:hanging="360"/>
+      </w:pPr>
+      <w:rPr>
+        <w:rFonts w:ascii="Noto Sans Symbols" w:eastAsia="Noto Sans Symbols" w:hAnsi="Noto Sans Symbols" w:cs="Noto Sans Symbols"/>
+      </w:rPr>
+    </w:lvl>
+    <w:lvl w:ilvl="7">
+      <w:start w:val="1"/>
+      <w:numFmt w:val="bullet"/>
+      <w:lvlText w:val="o"/>
+      <w:lvlJc w:val="left"/>
+      <w:pPr>
+        <w:ind w:left="6136" w:hanging="360"/>
+      </w:pPr>
+      <w:rPr>
+        <w:rFonts w:ascii="Courier New" w:eastAsia="Courier New" w:hAnsi="Courier New" w:cs="Courier New"/>
+      </w:rPr>
+    </w:lvl>
+    <w:lvl w:ilvl="8">
+      <w:start w:val="1"/>
+      <w:numFmt w:val="bullet"/>
+      <w:lvlText w:val="▪"/>
+      <w:lvlJc w:val="left"/>
+      <w:pPr>
+        <w:ind w:left="6856" w:hanging="360"/>
+      </w:pPr>
+      <w:rPr>
+        <w:rFonts w:ascii="Noto Sans Symbols" w:eastAsia="Noto Sans Symbols" w:hAnsi="Noto Sans Symbols" w:cs="Noto Sans Symbols"/>
+      </w:rPr>
+    </w:lvl>
+  </w:abstractNum>
+  <w:abstractNum w:abstractNumId="9">
+    <w:nsid w:val="74471203"/>
+    <w:multiLevelType w:val="multilevel"/>
+    <w:tmpl w:val="F2BCA2D4"/>
+    <w:lvl w:ilvl="0">
+      <w:start w:val="1"/>
+      <w:numFmt w:val="bullet"/>
+      <w:lvlText w:val="●"/>
+      <w:lvlJc w:val="left"/>
+      <w:pPr>
+        <w:ind w:left="720" w:hanging="360"/>
+      </w:pPr>
+      <w:rPr>
+        <w:rFonts w:ascii="Noto Sans Symbols" w:eastAsia="Noto Sans Symbols" w:hAnsi="Noto Sans Symbols" w:cs="Noto Sans Symbols"/>
+      </w:rPr>
+    </w:lvl>
+    <w:lvl w:ilvl="1">
+      <w:start w:val="1"/>
+      <w:numFmt w:val="bullet"/>
+      <w:lvlText w:val="o"/>
+      <w:lvlJc w:val="left"/>
+      <w:pPr>
+        <w:ind w:left="1440" w:hanging="360"/>
+      </w:pPr>
+      <w:rPr>
+        <w:rFonts w:ascii="Courier New" w:eastAsia="Courier New" w:hAnsi="Courier New" w:cs="Courier New"/>
+      </w:rPr>
+    </w:lvl>
+    <w:lvl w:ilvl="2">
+      <w:start w:val="1"/>
+      <w:numFmt w:val="bullet"/>
+      <w:lvlText w:val="▪"/>
+      <w:lvlJc w:val="left"/>
+      <w:pPr>
+        <w:ind w:left="2160" w:hanging="360"/>
+      </w:pPr>
+      <w:rPr>
+        <w:rFonts w:ascii="Noto Sans Symbols" w:eastAsia="Noto Sans Symbols" w:hAnsi="Noto Sans Symbols" w:cs="Noto Sans Symbols"/>
+      </w:rPr>
+    </w:lvl>
+    <w:lvl w:ilvl="3">
+      <w:start w:val="1"/>
+      <w:numFmt w:val="bullet"/>
+      <w:lvlText w:val="●"/>
+      <w:lvlJc w:val="left"/>
+      <w:pPr>
+        <w:ind w:left="2880" w:hanging="360"/>
+      </w:pPr>
+      <w:rPr>
+        <w:rFonts w:ascii="Noto Sans Symbols" w:eastAsia="Noto Sans Symbols" w:hAnsi="Noto Sans Symbols" w:cs="Noto Sans Symbols"/>
+      </w:rPr>
+    </w:lvl>
+    <w:lvl w:ilvl="4">
+      <w:start w:val="1"/>
+      <w:numFmt w:val="bullet"/>
+      <w:lvlText w:val="o"/>
+      <w:lvlJc w:val="left"/>
+      <w:pPr>
+        <w:ind w:left="3600" w:hanging="360"/>
+      </w:pPr>
+      <w:rPr>
+        <w:rFonts w:ascii="Courier New" w:eastAsia="Courier New" w:hAnsi="Courier New" w:cs="Courier New"/>
+      </w:rPr>
+    </w:lvl>
+    <w:lvl w:ilvl="5">
+      <w:start w:val="1"/>
+      <w:numFmt w:val="bullet"/>
+      <w:lvlText w:val="▪"/>
+      <w:lvlJc w:val="left"/>
+      <w:pPr>
+        <w:ind w:left="4320" w:hanging="360"/>
+      </w:pPr>
+      <w:rPr>
+        <w:rFonts w:ascii="Noto Sans Symbols" w:eastAsia="Noto Sans Symbols" w:hAnsi="Noto Sans Symbols" w:cs="Noto Sans Symbols"/>
+      </w:rPr>
+    </w:lvl>
+    <w:lvl w:ilvl="6">
+      <w:start w:val="1"/>
+      <w:numFmt w:val="bullet"/>
+      <w:lvlText w:val="●"/>
+      <w:lvlJc w:val="left"/>
+      <w:pPr>
+        <w:ind w:left="5040" w:hanging="360"/>
+      </w:pPr>
+      <w:rPr>
+        <w:rFonts w:ascii="Noto Sans Symbols" w:eastAsia="Noto Sans Symbols" w:hAnsi="Noto Sans Symbols" w:cs="Noto Sans Symbols"/>
+      </w:rPr>
+    </w:lvl>
+    <w:lvl w:ilvl="7">
+      <w:start w:val="1"/>
+      <w:numFmt w:val="bullet"/>
+      <w:lvlText w:val="o"/>
+      <w:lvlJc w:val="left"/>
+      <w:pPr>
+        <w:ind w:left="5760" w:hanging="360"/>
+      </w:pPr>
+      <w:rPr>
+        <w:rFonts w:ascii="Courier New" w:eastAsia="Courier New" w:hAnsi="Courier New" w:cs="Courier New"/>
+      </w:rPr>
+    </w:lvl>
+    <w:lvl w:ilvl="8">
+      <w:start w:val="1"/>
+      <w:numFmt w:val="bullet"/>
+      <w:lvlText w:val="▪"/>
+      <w:lvlJc w:val="left"/>
+      <w:pPr>
+        <w:ind w:left="6480" w:hanging="360"/>
+      </w:pPr>
+      <w:rPr>
+        <w:rFonts w:ascii="Noto Sans Symbols" w:eastAsia="Noto Sans Symbols" w:hAnsi="Noto Sans Symbols" w:cs="Noto Sans Symbols"/>
+      </w:rPr>
+    </w:lvl>
+  </w:abstractNum>
+  <w:abstractNum w:abstractNumId="10">
+    <w:nsid w:val="779A16B3"/>
+    <w:multiLevelType w:val="multilevel"/>
+    <w:tmpl w:val="0A1AF32E"/>
+    <w:lvl w:ilvl="0">
       <w:start w:val="1"/>
       <w:numFmt w:val="bullet"/>
       <w:lvlText w:val=""/>
       <w:lvlJc w:val="left"/>
       <w:pPr>
-        <w:ind w:left="5040" w:hanging="360"/>
+        <w:ind w:left="720" w:hanging="360"/>
       </w:pPr>
       <w:rPr>
         <w:rFonts w:ascii="Symbol" w:hAnsi="Symbol" w:hint="default"/>
       </w:rPr>
     </w:lvl>
-    <w:lvl w:ilvl="7" w:tplc="240A0003" w:tentative="1">
+    <w:lvl w:ilvl="1">
       <w:start w:val="1"/>
       <w:numFmt w:val="bullet"/>
       <w:lvlText w:val="o"/>
       <w:lvlJc w:val="left"/>
       <w:pPr>
-        <w:ind w:left="5760" w:hanging="360"/>
-      </w:pPr>
-      <w:rPr>
-        <w:rFonts w:ascii="Courier New" w:hAnsi="Courier New" w:cs="Courier New" w:hint="default"/>
-      </w:rPr>
-    </w:lvl>
-    <w:lvl w:ilvl="8" w:tplc="240A0005" w:tentative="1">
+        <w:ind w:left="1440" w:hanging="360"/>
+      </w:pPr>
+      <w:rPr>
+        <w:rFonts w:ascii="Courier New" w:eastAsia="Courier New" w:hAnsi="Courier New" w:cs="Courier New"/>
+      </w:rPr>
+    </w:lvl>
+    <w:lvl w:ilvl="2">
       <w:start w:val="1"/>
       <w:numFmt w:val="bullet"/>
-      <w:lvlText w:val=""/>
+      <w:lvlText w:val="▪"/>
       <w:lvlJc w:val="left"/>
       <w:pPr>
-        <w:ind w:left="6480" w:hanging="360"/>
-      </w:pPr>
-      <w:rPr>
-        <w:rFonts w:ascii="Wingdings" w:hAnsi="Wingdings" w:hint="default"/>
-      </w:rPr>
-    </w:lvl>
-  </w:abstractNum>
-  <w:abstractNum w:abstractNumId="2">
-    <w:nsid w:val="1F6A619D"/>
-    <w:multiLevelType w:val="multilevel"/>
-    <w:tmpl w:val="18BAF072"/>
-    <w:lvl w:ilvl="0">
-      <w:start w:val="1"/>
-      <w:numFmt w:val="lowerLetter"/>
-      <w:lvlText w:val="%1."/>
+        <w:ind w:left="2160" w:hanging="360"/>
+      </w:pPr>
+      <w:rPr>
+        <w:rFonts w:ascii="Noto Sans Symbols" w:eastAsia="Noto Sans Symbols" w:hAnsi="Noto Sans Symbols" w:cs="Noto Sans Symbols"/>
+      </w:rPr>
+    </w:lvl>
+    <w:lvl w:ilvl="3">
+      <w:start w:val="1"/>
+      <w:numFmt w:val="bullet"/>
+      <w:lvlText w:val="●"/>
       <w:lvlJc w:val="left"/>
       <w:pPr>
-        <w:ind w:left="720" w:hanging="360"/>
-      </w:pPr>
-    </w:lvl>
-    <w:lvl w:ilvl="1">
-      <w:start w:val="1"/>
-      <w:numFmt w:val="lowerLetter"/>
-      <w:lvlText w:val="%2."/>
-      <w:lvlJc w:val="left"/>
-      <w:pPr>
-        <w:ind w:left="1440" w:hanging="360"/>
-      </w:pPr>
-    </w:lvl>
-    <w:lvl w:ilvl="2">
-      <w:start w:val="1"/>
-      <w:numFmt w:val="lowerRoman"/>
-      <w:lvlText w:val="%3."/>
-      <w:lvlJc w:val="right"/>
-      <w:pPr>
-        <w:ind w:left="2160" w:hanging="180"/>
-      </w:pPr>
-    </w:lvl>
-    <w:lvl w:ilvl="3">
-      <w:start w:val="1"/>
-      <w:numFmt w:val="decimal"/>
-      <w:lvlText w:val="%4."/>
-      <w:lvlJc w:val="left"/>
-      <w:pPr>
         <w:ind w:left="2880" w:hanging="360"/>
       </w:pPr>
+      <w:rPr>
+        <w:rFonts w:ascii="Noto Sans Symbols" w:eastAsia="Noto Sans Symbols" w:hAnsi="Noto Sans Symbols" w:cs="Noto Sans Symbols"/>
+      </w:rPr>
     </w:lvl>
     <w:lvl w:ilvl="4">
-      <w:start w:val="1"/>
-      <w:numFmt w:val="lowerLetter"/>
-      <w:lvlText w:val="%5."/>
-      <w:lvlJc w:val="left"/>
-      <w:pPr>
-        <w:ind w:left="3600" w:hanging="360"/>
-      </w:pPr>
-    </w:lvl>
-    <w:lvl w:ilvl="5">
-      <w:start w:val="1"/>
-      <w:numFmt w:val="lowerRoman"/>
-      <w:lvlText w:val="%6."/>
-      <w:lvlJc w:val="right"/>
-      <w:pPr>
-        <w:ind w:left="4320" w:hanging="180"/>
-      </w:pPr>
-    </w:lvl>
-    <w:lvl w:ilvl="6">
-      <w:start w:val="1"/>
-      <w:numFmt w:val="decimal"/>
-      <w:lvlText w:val="%7."/>
-      <w:lvlJc w:val="left"/>
-      <w:pPr>
-        <w:ind w:left="5040" w:hanging="360"/>
-      </w:pPr>
-    </w:lvl>
-    <w:lvl w:ilvl="7">
-      <w:start w:val="1"/>
-      <w:numFmt w:val="lowerLetter"/>
-      <w:lvlText w:val="%8."/>
-      <w:lvlJc w:val="left"/>
-      <w:pPr>
-        <w:ind w:left="5760" w:hanging="360"/>
-      </w:pPr>
-    </w:lvl>
-    <w:lvl w:ilvl="8">
-      <w:start w:val="1"/>
-      <w:numFmt w:val="lowerRoman"/>
-      <w:lvlText w:val="%9."/>
-      <w:lvlJc w:val="right"/>
-      <w:pPr>
-        <w:ind w:left="6480" w:hanging="180"/>
-      </w:pPr>
-    </w:lvl>
-  </w:abstractNum>
-  <w:abstractNum w:abstractNumId="3">
-    <w:nsid w:val="205046D1"/>
-    <w:multiLevelType w:val="hybridMultilevel"/>
-    <w:tmpl w:val="EB861422"/>
-    <w:lvl w:ilvl="0" w:tplc="8158ADEE">
-      <w:start w:val="1"/>
-      <w:numFmt w:val="bullet"/>
-      <w:lvlText w:val=""/>
-      <w:lvlJc w:val="left"/>
-      <w:pPr>
-        <w:ind w:left="1112" w:hanging="360"/>
-      </w:pPr>
-      <w:rPr>
-        <w:rFonts w:ascii="Symbol" w:hAnsi="Symbol" w:hint="default"/>
-      </w:rPr>
-    </w:lvl>
-    <w:lvl w:ilvl="1" w:tplc="240A0003" w:tentative="1">
       <w:start w:val="1"/>
       <w:numFmt w:val="bullet"/>
       <w:lvlText w:val="o"/>
       <w:lvlJc w:val="left"/>
       <w:pPr>
-        <w:ind w:left="1832" w:hanging="360"/>
-      </w:pPr>
-      <w:rPr>
-        <w:rFonts w:ascii="Courier New" w:hAnsi="Courier New" w:cs="Courier New" w:hint="default"/>
-      </w:rPr>
-    </w:lvl>
-    <w:lvl w:ilvl="2" w:tplc="240A0005" w:tentative="1">
+        <w:ind w:left="3600" w:hanging="360"/>
+      </w:pPr>
+      <w:rPr>
+        <w:rFonts w:ascii="Courier New" w:eastAsia="Courier New" w:hAnsi="Courier New" w:cs="Courier New"/>
+      </w:rPr>
+    </w:lvl>
+    <w:lvl w:ilvl="5">
       <w:start w:val="1"/>
       <w:numFmt w:val="bullet"/>
-      <w:lvlText w:val=""/>
+      <w:lvlText w:val="▪"/>
       <w:lvlJc w:val="left"/>
       <w:pPr>
-        <w:ind w:left="2552" w:hanging="360"/>
-      </w:pPr>
-      <w:rPr>
-        <w:rFonts w:ascii="Wingdings" w:hAnsi="Wingdings" w:hint="default"/>
-      </w:rPr>
-    </w:lvl>
-    <w:lvl w:ilvl="3" w:tplc="240A0001" w:tentative="1">
+        <w:ind w:left="4320" w:hanging="360"/>
+      </w:pPr>
+      <w:rPr>
+        <w:rFonts w:ascii="Noto Sans Symbols" w:eastAsia="Noto Sans Symbols" w:hAnsi="Noto Sans Symbols" w:cs="Noto Sans Symbols"/>
+      </w:rPr>
+    </w:lvl>
+    <w:lvl w:ilvl="6">
       <w:start w:val="1"/>
       <w:numFmt w:val="bullet"/>
-      <w:lvlText w:val=""/>
+      <w:lvlText w:val="●"/>
       <w:lvlJc w:val="left"/>
       <w:pPr>
-        <w:ind w:left="3272" w:hanging="360"/>
-      </w:pPr>
-      <w:rPr>
-        <w:rFonts w:ascii="Symbol" w:hAnsi="Symbol" w:hint="default"/>
-      </w:rPr>
-    </w:lvl>
-    <w:lvl w:ilvl="4" w:tplc="240A0003" w:tentative="1">
+        <w:ind w:left="5040" w:hanging="360"/>
+      </w:pPr>
+      <w:rPr>
+        <w:rFonts w:ascii="Noto Sans Symbols" w:eastAsia="Noto Sans Symbols" w:hAnsi="Noto Sans Symbols" w:cs="Noto Sans Symbols"/>
+      </w:rPr>
+    </w:lvl>
+    <w:lvl w:ilvl="7">
       <w:start w:val="1"/>
       <w:numFmt w:val="bullet"/>
       <w:lvlText w:val="o"/>
       <w:lvlJc w:val="left"/>
       <w:pPr>
-        <w:ind w:left="3992" w:hanging="360"/>
-      </w:pPr>
-      <w:rPr>
-        <w:rFonts w:ascii="Courier New" w:hAnsi="Courier New" w:cs="Courier New" w:hint="default"/>
-      </w:rPr>
-    </w:lvl>
-    <w:lvl w:ilvl="5" w:tplc="240A0005" w:tentative="1">
+        <w:ind w:left="5760" w:hanging="360"/>
+      </w:pPr>
+      <w:rPr>
+        <w:rFonts w:ascii="Courier New" w:eastAsia="Courier New" w:hAnsi="Courier New" w:cs="Courier New"/>
+      </w:rPr>
+    </w:lvl>
+    <w:lvl w:ilvl="8">
       <w:start w:val="1"/>
       <w:numFmt w:val="bullet"/>
-      <w:lvlText w:val=""/>
+      <w:lvlText w:val="▪"/>
       <w:lvlJc w:val="left"/>
       <w:pPr>
-        <w:ind w:left="4712" w:hanging="360"/>
-      </w:pPr>
-      <w:rPr>
-        <w:rFonts w:ascii="Wingdings" w:hAnsi="Wingdings" w:hint="default"/>
-      </w:rPr>
-    </w:lvl>
-    <w:lvl w:ilvl="6" w:tplc="240A0001" w:tentative="1">
-      <w:start w:val="1"/>
-      <w:numFmt w:val="bullet"/>
-      <w:lvlText w:val=""/>
-      <w:lvlJc w:val="left"/>
-      <w:pPr>
-        <w:ind w:left="5432" w:hanging="360"/>
-      </w:pPr>
-      <w:rPr>
-        <w:rFonts w:ascii="Symbol" w:hAnsi="Symbol" w:hint="default"/>
-      </w:rPr>
-    </w:lvl>
-    <w:lvl w:ilvl="7" w:tplc="240A0003" w:tentative="1">
-      <w:start w:val="1"/>
-      <w:numFmt w:val="bullet"/>
-      <w:lvlText w:val="o"/>
-      <w:lvlJc w:val="left"/>
-      <w:pPr>
-        <w:ind w:left="6152" w:hanging="360"/>
-      </w:pPr>
-      <w:rPr>
-        <w:rFonts w:ascii="Courier New" w:hAnsi="Courier New" w:cs="Courier New" w:hint="default"/>
-      </w:rPr>
-    </w:lvl>
-    <w:lvl w:ilvl="8" w:tplc="240A0005" w:tentative="1">
-      <w:start w:val="1"/>
-      <w:numFmt w:val="bullet"/>
-      <w:lvlText w:val=""/>
-      <w:lvlJc w:val="left"/>
-      <w:pPr>
-        <w:ind w:left="6872" w:hanging="360"/>
-      </w:pPr>
-      <w:rPr>
-        <w:rFonts w:ascii="Wingdings" w:hAnsi="Wingdings" w:hint="default"/>
-      </w:rPr>
-    </w:lvl>
-  </w:abstractNum>
-  <w:abstractNum w:abstractNumId="4">
-    <w:nsid w:val="206031D5"/>
-    <w:multiLevelType w:val="multilevel"/>
-    <w:tmpl w:val="FB78F364"/>
-    <w:lvl w:ilvl="0">
-      <w:start w:val="1"/>
-      <w:numFmt w:val="lowerLetter"/>
-      <w:lvlText w:val="%1."/>
-      <w:lvlJc w:val="left"/>
-      <w:pPr>
-        <w:ind w:left="720" w:hanging="360"/>
-      </w:pPr>
-    </w:lvl>
-    <w:lvl w:ilvl="1">
-      <w:start w:val="1"/>
-      <w:numFmt w:val="lowerLetter"/>
-      <w:lvlText w:val="%2."/>
-      <w:lvlJc w:val="left"/>
-      <w:pPr>
-        <w:ind w:left="1440" w:hanging="360"/>
-      </w:pPr>
-    </w:lvl>
-    <w:lvl w:ilvl="2">
-      <w:start w:val="1"/>
-      <w:numFmt w:val="lowerRoman"/>
-      <w:lvlText w:val="%3."/>
-      <w:lvlJc w:val="right"/>
-      <w:pPr>
-        <w:ind w:left="2160" w:hanging="180"/>
-      </w:pPr>
-    </w:lvl>
-    <w:lvl w:ilvl="3">
-      <w:start w:val="1"/>
-      <w:numFmt w:val="decimal"/>
-      <w:lvlText w:val="%4."/>
-      <w:lvlJc w:val="left"/>
-      <w:pPr>
-        <w:ind w:left="2880" w:hanging="360"/>
-      </w:pPr>
-    </w:lvl>
-    <w:lvl w:ilvl="4">
-      <w:start w:val="1"/>
-      <w:numFmt w:val="lowerLetter"/>
-      <w:lvlText w:val="%5."/>
-      <w:lvlJc w:val="left"/>
-      <w:pPr>
-        <w:ind w:left="3600" w:hanging="360"/>
-      </w:pPr>
-    </w:lvl>
-    <w:lvl w:ilvl="5">
-      <w:start w:val="1"/>
-      <w:numFmt w:val="lowerRoman"/>
-      <w:lvlText w:val="%6."/>
-      <w:lvlJc w:val="right"/>
-      <w:pPr>
-        <w:ind w:left="4320" w:hanging="180"/>
-      </w:pPr>
-    </w:lvl>
-    <w:lvl w:ilvl="6">
-      <w:start w:val="1"/>
-      <w:numFmt w:val="decimal"/>
-      <w:lvlText w:val="%7."/>
-      <w:lvlJc w:val="left"/>
-      <w:pPr>
-        <w:ind w:left="5040" w:hanging="360"/>
-      </w:pPr>
-    </w:lvl>
-    <w:lvl w:ilvl="7">
-      <w:start w:val="1"/>
-      <w:numFmt w:val="lowerLetter"/>
-      <w:lvlText w:val="%8."/>
-      <w:lvlJc w:val="left"/>
-      <w:pPr>
-        <w:ind w:left="5760" w:hanging="360"/>
-      </w:pPr>
-    </w:lvl>
-    <w:lvl w:ilvl="8">
-      <w:start w:val="1"/>
-      <w:numFmt w:val="lowerRoman"/>
-      <w:lvlText w:val="%9."/>
-      <w:lvlJc w:val="right"/>
-      <w:pPr>
-        <w:ind w:left="6480" w:hanging="180"/>
-      </w:pPr>
-    </w:lvl>
-  </w:abstractNum>
-  <w:abstractNum w:abstractNumId="5">
-    <w:nsid w:val="244C2D5B"/>
-    <w:multiLevelType w:val="hybridMultilevel"/>
-    <w:tmpl w:val="4DAC3520"/>
-    <w:lvl w:ilvl="0" w:tplc="821E2BC0">
-      <w:start w:val="5"/>
-      <w:numFmt w:val="decimal"/>
-      <w:lvlText w:val="%1)"/>
-      <w:lvlJc w:val="left"/>
-      <w:pPr>
-        <w:ind w:left="138" w:hanging="269"/>
-        <w:jc w:val="left"/>
-      </w:pPr>
-      <w:rPr>
-        <w:rFonts w:ascii="Arial" w:eastAsia="Arial" w:hAnsi="Arial" w:cs="Arial" w:hint="default"/>
-        <w:b w:val="0"/>
-        <w:bCs w:val="0"/>
-        <w:i w:val="0"/>
-        <w:iCs w:val="0"/>
-        <w:spacing w:val="0"/>
-        <w:w w:val="99"/>
-        <w:sz w:val="24"/>
-        <w:szCs w:val="24"/>
-        <w:lang w:val="es-ES" w:eastAsia="en-US" w:bidi="ar-SA"/>
-      </w:rPr>
-    </w:lvl>
-    <w:lvl w:ilvl="1" w:tplc="D5EECD1E">
-      <w:numFmt w:val="bullet"/>
-      <w:lvlText w:val="•"/>
-      <w:lvlJc w:val="left"/>
-      <w:pPr>
-        <w:ind w:left="1112" w:hanging="269"/>
-      </w:pPr>
-      <w:rPr>
-        <w:rFonts w:hint="default"/>
-        <w:lang w:val="es-ES" w:eastAsia="en-US" w:bidi="ar-SA"/>
-      </w:rPr>
-    </w:lvl>
-    <w:lvl w:ilvl="2" w:tplc="A0D4773E">
-      <w:numFmt w:val="bullet"/>
-      <w:lvlText w:val="•"/>
-      <w:lvlJc w:val="left"/>
-      <w:pPr>
-        <w:ind w:left="2084" w:hanging="269"/>
-      </w:pPr>
-      <w:rPr>
-        <w:rFonts w:hint="default"/>
-        <w:lang w:val="es-ES" w:eastAsia="en-US" w:bidi="ar-SA"/>
-      </w:rPr>
-    </w:lvl>
-    <w:lvl w:ilvl="3" w:tplc="240E85DA">
-      <w:numFmt w:val="bullet"/>
-      <w:lvlText w:val="•"/>
-      <w:lvlJc w:val="left"/>
-      <w:pPr>
-        <w:ind w:left="3056" w:hanging="269"/>
-      </w:pPr>
-      <w:rPr>
-        <w:rFonts w:hint="default"/>
-        <w:lang w:val="es-ES" w:eastAsia="en-US" w:bidi="ar-SA"/>
-      </w:rPr>
-    </w:lvl>
-    <w:lvl w:ilvl="4" w:tplc="6846CABA">
-      <w:numFmt w:val="bullet"/>
-      <w:lvlText w:val="•"/>
-      <w:lvlJc w:val="left"/>
-      <w:pPr>
-        <w:ind w:left="4028" w:hanging="269"/>
-      </w:pPr>
-      <w:rPr>
-        <w:rFonts w:hint="default"/>
-        <w:lang w:val="es-ES" w:eastAsia="en-US" w:bidi="ar-SA"/>
-      </w:rPr>
-    </w:lvl>
-    <w:lvl w:ilvl="5" w:tplc="BEFC5D2C">
-      <w:numFmt w:val="bullet"/>
-      <w:lvlText w:val="•"/>
-      <w:lvlJc w:val="left"/>
-      <w:pPr>
-        <w:ind w:left="5001" w:hanging="269"/>
-      </w:pPr>
-      <w:rPr>
-        <w:rFonts w:hint="default"/>
-        <w:lang w:val="es-ES" w:eastAsia="en-US" w:bidi="ar-SA"/>
-      </w:rPr>
-    </w:lvl>
-    <w:lvl w:ilvl="6" w:tplc="B3C07252">
-      <w:numFmt w:val="bullet"/>
-      <w:lvlText w:val="•"/>
-      <w:lvlJc w:val="left"/>
-      <w:pPr>
-        <w:ind w:left="5973" w:hanging="269"/>
-      </w:pPr>
-      <w:rPr>
-        <w:rFonts w:hint="default"/>
-        <w:lang w:val="es-ES" w:eastAsia="en-US" w:bidi="ar-SA"/>
-      </w:rPr>
-    </w:lvl>
-    <w:lvl w:ilvl="7" w:tplc="311EB2AA">
-      <w:numFmt w:val="bullet"/>
-      <w:lvlText w:val="•"/>
-      <w:lvlJc w:val="left"/>
-      <w:pPr>
-        <w:ind w:left="6945" w:hanging="269"/>
-      </w:pPr>
-      <w:rPr>
-        <w:rFonts w:hint="default"/>
-        <w:lang w:val="es-ES" w:eastAsia="en-US" w:bidi="ar-SA"/>
-      </w:rPr>
-    </w:lvl>
-    <w:lvl w:ilvl="8" w:tplc="9C8297EA">
-      <w:numFmt w:val="bullet"/>
-      <w:lvlText w:val="•"/>
-      <w:lvlJc w:val="left"/>
-      <w:pPr>
-        <w:ind w:left="7917" w:hanging="269"/>
-      </w:pPr>
-      <w:rPr>
-        <w:rFonts w:hint="default"/>
-        <w:lang w:val="es-ES" w:eastAsia="en-US" w:bidi="ar-SA"/>
-      </w:rPr>
-    </w:lvl>
-  </w:abstractNum>
-  <w:abstractNum w:abstractNumId="6">
-    <w:nsid w:val="25C073AD"/>
-    <w:multiLevelType w:val="hybridMultilevel"/>
-    <w:tmpl w:val="01382AD6"/>
-    <w:lvl w:ilvl="0" w:tplc="BED22D22">
-      <w:start w:val="1"/>
-      <w:numFmt w:val="decimal"/>
-      <w:lvlText w:val="%1)"/>
-      <w:lvlJc w:val="left"/>
-      <w:pPr>
-        <w:ind w:left="138" w:hanging="338"/>
-        <w:jc w:val="left"/>
-      </w:pPr>
-      <w:rPr>
-        <w:rFonts w:ascii="Arial" w:eastAsia="Arial" w:hAnsi="Arial" w:cs="Arial" w:hint="default"/>
-        <w:b w:val="0"/>
-        <w:bCs w:val="0"/>
-        <w:i w:val="0"/>
-        <w:iCs w:val="0"/>
-        <w:spacing w:val="0"/>
-        <w:w w:val="99"/>
-        <w:sz w:val="24"/>
-        <w:szCs w:val="24"/>
-        <w:lang w:val="es-ES" w:eastAsia="en-US" w:bidi="ar-SA"/>
-      </w:rPr>
-    </w:lvl>
-    <w:lvl w:ilvl="1" w:tplc="C1B61236">
-      <w:numFmt w:val="bullet"/>
-      <w:lvlText w:val="•"/>
-      <w:lvlJc w:val="left"/>
-      <w:pPr>
-        <w:ind w:left="1112" w:hanging="338"/>
-      </w:pPr>
-      <w:rPr>
-        <w:rFonts w:hint="default"/>
-        <w:lang w:val="es-ES" w:eastAsia="en-US" w:bidi="ar-SA"/>
-      </w:rPr>
-    </w:lvl>
-    <w:lvl w:ilvl="2" w:tplc="F9EA10D0">
-      <w:numFmt w:val="bullet"/>
-      <w:lvlText w:val="•"/>
-      <w:lvlJc w:val="left"/>
-      <w:pPr>
-        <w:ind w:left="2084" w:hanging="338"/>
-      </w:pPr>
-      <w:rPr>
-        <w:rFonts w:hint="default"/>
-        <w:lang w:val="es-ES" w:eastAsia="en-US" w:bidi="ar-SA"/>
-      </w:rPr>
-    </w:lvl>
-    <w:lvl w:ilvl="3" w:tplc="506A8324">
-      <w:numFmt w:val="bullet"/>
-      <w:lvlText w:val="•"/>
-      <w:lvlJc w:val="left"/>
-      <w:pPr>
-        <w:ind w:left="3056" w:hanging="338"/>
-      </w:pPr>
-      <w:rPr>
-        <w:rFonts w:hint="default"/>
-        <w:lang w:val="es-ES" w:eastAsia="en-US" w:bidi="ar-SA"/>
-      </w:rPr>
-    </w:lvl>
-    <w:lvl w:ilvl="4" w:tplc="8366426C">
-      <w:numFmt w:val="bullet"/>
-      <w:lvlText w:val="•"/>
-      <w:lvlJc w:val="left"/>
-      <w:pPr>
-        <w:ind w:left="4028" w:hanging="338"/>
-      </w:pPr>
-      <w:rPr>
-        <w:rFonts w:hint="default"/>
-        <w:lang w:val="es-ES" w:eastAsia="en-US" w:bidi="ar-SA"/>
-      </w:rPr>
-    </w:lvl>
-    <w:lvl w:ilvl="5" w:tplc="A5E497D4">
-      <w:numFmt w:val="bullet"/>
-      <w:lvlText w:val="•"/>
-      <w:lvlJc w:val="left"/>
-      <w:pPr>
-        <w:ind w:left="5001" w:hanging="338"/>
-      </w:pPr>
-      <w:rPr>
-        <w:rFonts w:hint="default"/>
-        <w:lang w:val="es-ES" w:eastAsia="en-US" w:bidi="ar-SA"/>
-      </w:rPr>
-    </w:lvl>
-    <w:lvl w:ilvl="6" w:tplc="28B86F98">
-      <w:numFmt w:val="bullet"/>
-      <w:lvlText w:val="•"/>
-      <w:lvlJc w:val="left"/>
-      <w:pPr>
-        <w:ind w:left="5973" w:hanging="338"/>
-      </w:pPr>
-      <w:rPr>
-        <w:rFonts w:hint="default"/>
-        <w:lang w:val="es-ES" w:eastAsia="en-US" w:bidi="ar-SA"/>
-      </w:rPr>
-    </w:lvl>
-    <w:lvl w:ilvl="7" w:tplc="AE489990">
-      <w:numFmt w:val="bullet"/>
-      <w:lvlText w:val="•"/>
-      <w:lvlJc w:val="left"/>
-      <w:pPr>
-        <w:ind w:left="6945" w:hanging="338"/>
-      </w:pPr>
-      <w:rPr>
-        <w:rFonts w:hint="default"/>
-        <w:lang w:val="es-ES" w:eastAsia="en-US" w:bidi="ar-SA"/>
-      </w:rPr>
-    </w:lvl>
-    <w:lvl w:ilvl="8" w:tplc="9F561002">
-      <w:numFmt w:val="bullet"/>
-      <w:lvlText w:val="•"/>
-      <w:lvlJc w:val="left"/>
-      <w:pPr>
-        <w:ind w:left="7917" w:hanging="338"/>
-      </w:pPr>
-      <w:rPr>
-        <w:rFonts w:hint="default"/>
-        <w:lang w:val="es-ES" w:eastAsia="en-US" w:bidi="ar-SA"/>
-      </w:rPr>
-    </w:lvl>
-  </w:abstractNum>
-  <w:abstractNum w:abstractNumId="7">
-    <w:nsid w:val="2FFF789D"/>
-    <w:multiLevelType w:val="hybridMultilevel"/>
-    <w:tmpl w:val="FC529B92"/>
-    <w:lvl w:ilvl="0" w:tplc="731675BA">
-      <w:numFmt w:val="bullet"/>
-      <w:lvlText w:val="•"/>
-      <w:lvlJc w:val="left"/>
-      <w:pPr>
-        <w:ind w:left="1112" w:hanging="360"/>
-      </w:pPr>
-      <w:rPr>
-        <w:rFonts w:ascii="Arial" w:eastAsia="Times New Roman" w:hAnsi="Arial" w:cs="Arial" w:hint="default"/>
-      </w:rPr>
-    </w:lvl>
-    <w:lvl w:ilvl="1" w:tplc="240A0003" w:tentative="1">
-      <w:start w:val="1"/>
-      <w:numFmt w:val="bullet"/>
-      <w:lvlText w:val="o"/>
-      <w:lvlJc w:val="left"/>
-      <w:pPr>
-        <w:ind w:left="1816" w:hanging="360"/>
-      </w:pPr>
-      <w:rPr>
-        <w:rFonts w:ascii="Courier New" w:hAnsi="Courier New" w:cs="Courier New" w:hint="default"/>
-      </w:rPr>
-    </w:lvl>
-    <w:lvl w:ilvl="2" w:tplc="240A0005" w:tentative="1">
-      <w:start w:val="1"/>
-      <w:numFmt w:val="bullet"/>
-      <w:lvlText w:val=""/>
-      <w:lvlJc w:val="left"/>
-      <w:pPr>
-        <w:ind w:left="2536" w:hanging="360"/>
-      </w:pPr>
-      <w:rPr>
-        <w:rFonts w:ascii="Wingdings" w:hAnsi="Wingdings" w:hint="default"/>
-      </w:rPr>
-    </w:lvl>
-    <w:lvl w:ilvl="3" w:tplc="240A0001" w:tentative="1">
-      <w:start w:val="1"/>
-      <w:numFmt w:val="bullet"/>
-      <w:lvlText w:val=""/>
-      <w:lvlJc w:val="left"/>
-      <w:pPr>
-        <w:ind w:left="3256" w:hanging="360"/>
-      </w:pPr>
-      <w:rPr>
-        <w:rFonts w:ascii="Symbol" w:hAnsi="Symbol" w:hint="default"/>
-      </w:rPr>
-    </w:lvl>
-    <w:lvl w:ilvl="4" w:tplc="240A0003" w:tentative="1">
-      <w:start w:val="1"/>
-      <w:numFmt w:val="bullet"/>
-      <w:lvlText w:val="o"/>
-      <w:lvlJc w:val="left"/>
-      <w:pPr>
-        <w:ind w:left="3976" w:hanging="360"/>
-      </w:pPr>
-      <w:rPr>
-        <w:rFonts w:ascii="Courier New" w:hAnsi="Courier New" w:cs="Courier New" w:hint="default"/>
-      </w:rPr>
-    </w:lvl>
-    <w:lvl w:ilvl="5" w:tplc="240A0005" w:tentative="1">
-      <w:start w:val="1"/>
-      <w:numFmt w:val="bullet"/>
-      <w:lvlText w:val=""/>
-      <w:lvlJc w:val="left"/>
-      <w:pPr>
-        <w:ind w:left="4696" w:hanging="360"/>
-      </w:pPr>
-      <w:rPr>
-        <w:rFonts w:ascii="Wingdings" w:hAnsi="Wingdings" w:hint="default"/>
-      </w:rPr>
-    </w:lvl>
-    <w:lvl w:ilvl="6" w:tplc="240A0001" w:tentative="1">
-      <w:start w:val="1"/>
-      <w:numFmt w:val="bullet"/>
-      <w:lvlText w:val=""/>
-      <w:lvlJc w:val="left"/>
-      <w:pPr>
-        <w:ind w:left="5416" w:hanging="360"/>
-      </w:pPr>
-      <w:rPr>
-        <w:rFonts w:ascii="Symbol" w:hAnsi="Symbol" w:hint="default"/>
-      </w:rPr>
-    </w:lvl>
-    <w:lvl w:ilvl="7" w:tplc="240A0003" w:tentative="1">
-      <w:start w:val="1"/>
-      <w:numFmt w:val="bullet"/>
-      <w:lvlText w:val="o"/>
-      <w:lvlJc w:val="left"/>
-      <w:pPr>
-        <w:ind w:left="6136" w:hanging="360"/>
-      </w:pPr>
-      <w:rPr>
-        <w:rFonts w:ascii="Courier New" w:hAnsi="Courier New" w:cs="Courier New" w:hint="default"/>
-      </w:rPr>
-    </w:lvl>
-    <w:lvl w:ilvl="8" w:tplc="240A0005" w:tentative="1">
-      <w:start w:val="1"/>
-      <w:numFmt w:val="bullet"/>
-      <w:lvlText w:val=""/>
-      <w:lvlJc w:val="left"/>
-      <w:pPr>
-        <w:ind w:left="6856" w:hanging="360"/>
-      </w:pPr>
-      <w:rPr>
-        <w:rFonts w:ascii="Wingdings" w:hAnsi="Wingdings" w:hint="default"/>
-      </w:rPr>
-    </w:lvl>
-  </w:abstractNum>
-  <w:abstractNum w:abstractNumId="8">
-    <w:nsid w:val="4FF10B52"/>
-    <w:multiLevelType w:val="hybridMultilevel"/>
-    <w:tmpl w:val="E7DEDD2C"/>
-    <w:lvl w:ilvl="0" w:tplc="240A0001">
-      <w:start w:val="1"/>
-      <w:numFmt w:val="bullet"/>
-      <w:lvlText w:val=""/>
-      <w:lvlJc w:val="left"/>
-      <w:pPr>
-        <w:ind w:left="720" w:hanging="360"/>
-      </w:pPr>
-      <w:rPr>
-        <w:rFonts w:ascii="Symbol" w:hAnsi="Symbol" w:hint="default"/>
-      </w:rPr>
-    </w:lvl>
-    <w:lvl w:ilvl="1" w:tplc="240A0003" w:tentative="1">
-      <w:start w:val="1"/>
-      <w:numFmt w:val="bullet"/>
-      <w:lvlText w:val="o"/>
-      <w:lvlJc w:val="left"/>
-      <w:pPr>
-        <w:ind w:left="1440" w:hanging="360"/>
-      </w:pPr>
-      <w:rPr>
-        <w:rFonts w:ascii="Courier New" w:hAnsi="Courier New" w:cs="Courier New" w:hint="default"/>
-      </w:rPr>
-    </w:lvl>
-    <w:lvl w:ilvl="2" w:tplc="240A0005" w:tentative="1">
-      <w:start w:val="1"/>
-      <w:numFmt w:val="bullet"/>
-      <w:lvlText w:val=""/>
-      <w:lvlJc w:val="left"/>
-      <w:pPr>
-        <w:ind w:left="2160" w:hanging="360"/>
-      </w:pPr>
-      <w:rPr>
-        <w:rFonts w:ascii="Wingdings" w:hAnsi="Wingdings" w:hint="default"/>
-      </w:rPr>
-    </w:lvl>
-    <w:lvl w:ilvl="3" w:tplc="240A0001" w:tentative="1">
-      <w:start w:val="1"/>
-      <w:numFmt w:val="bullet"/>
-      <w:lvlText w:val=""/>
-      <w:lvlJc w:val="left"/>
-      <w:pPr>
-        <w:ind w:left="2880" w:hanging="360"/>
-      </w:pPr>
-      <w:rPr>
-        <w:rFonts w:ascii="Symbol" w:hAnsi="Symbol" w:hint="default"/>
-      </w:rPr>
-    </w:lvl>
-    <w:lvl w:ilvl="4" w:tplc="240A0003" w:tentative="1">
-      <w:start w:val="1"/>
-      <w:numFmt w:val="bullet"/>
-      <w:lvlText w:val="o"/>
-      <w:lvlJc w:val="left"/>
-      <w:pPr>
-        <w:ind w:left="3600" w:hanging="360"/>
-      </w:pPr>
-      <w:rPr>
-        <w:rFonts w:ascii="Courier New" w:hAnsi="Courier New" w:cs="Courier New" w:hint="default"/>
-      </w:rPr>
-    </w:lvl>
-    <w:lvl w:ilvl="5" w:tplc="240A0005" w:tentative="1">
-      <w:start w:val="1"/>
-      <w:numFmt w:val="bullet"/>
-      <w:lvlText w:val=""/>
-      <w:lvlJc w:val="left"/>
-      <w:pPr>
-        <w:ind w:left="4320" w:hanging="360"/>
-      </w:pPr>
-      <w:rPr>
-        <w:rFonts w:ascii="Wingdings" w:hAnsi="Wingdings" w:hint="default"/>
-      </w:rPr>
-    </w:lvl>
-    <w:lvl w:ilvl="6" w:tplc="240A0001" w:tentative="1">
-      <w:start w:val="1"/>
-      <w:numFmt w:val="bullet"/>
-      <w:lvlText w:val=""/>
-      <w:lvlJc w:val="left"/>
-      <w:pPr>
-        <w:ind w:left="5040" w:hanging="360"/>
-      </w:pPr>
-      <w:rPr>
-        <w:rFonts w:ascii="Symbol" w:hAnsi="Symbol" w:hint="default"/>
-      </w:rPr>
-    </w:lvl>
-    <w:lvl w:ilvl="7" w:tplc="240A0003" w:tentative="1">
-      <w:start w:val="1"/>
-      <w:numFmt w:val="bullet"/>
-      <w:lvlText w:val="o"/>
-      <w:lvlJc w:val="left"/>
-      <w:pPr>
-        <w:ind w:left="5760" w:hanging="360"/>
-      </w:pPr>
-      <w:rPr>
-        <w:rFonts w:ascii="Courier New" w:hAnsi="Courier New" w:cs="Courier New" w:hint="default"/>
-      </w:rPr>
-    </w:lvl>
-    <w:lvl w:ilvl="8" w:tplc="240A0005" w:tentative="1">
-      <w:start w:val="1"/>
-      <w:numFmt w:val="bullet"/>
-      <w:lvlText w:val=""/>
-      <w:lvlJc w:val="left"/>
-      <w:pPr>
         <w:ind w:left="6480" w:hanging="360"/>
       </w:pPr>
       <w:rPr>
-        <w:rFonts w:ascii="Wingdings" w:hAnsi="Wingdings" w:hint="default"/>
-      </w:rPr>
-    </w:lvl>
-  </w:abstractNum>
-  <w:abstractNum w:abstractNumId="9">
-    <w:nsid w:val="6D88568C"/>
-    <w:multiLevelType w:val="hybridMultilevel"/>
-    <w:tmpl w:val="17BE409A"/>
-    <w:lvl w:ilvl="0" w:tplc="240A0001">
-      <w:start w:val="1"/>
-      <w:numFmt w:val="bullet"/>
-      <w:lvlText w:val=""/>
-      <w:lvlJc w:val="left"/>
-      <w:pPr>
-        <w:ind w:left="720" w:hanging="360"/>
-      </w:pPr>
-      <w:rPr>
-        <w:rFonts w:ascii="Symbol" w:hAnsi="Symbol" w:hint="default"/>
-      </w:rPr>
-    </w:lvl>
-    <w:lvl w:ilvl="1" w:tplc="240A0003" w:tentative="1">
-      <w:start w:val="1"/>
-      <w:numFmt w:val="bullet"/>
-      <w:lvlText w:val="o"/>
-      <w:lvlJc w:val="left"/>
-      <w:pPr>
-        <w:ind w:left="1440" w:hanging="360"/>
-      </w:pPr>
-      <w:rPr>
-        <w:rFonts w:ascii="Courier New" w:hAnsi="Courier New" w:cs="Courier New" w:hint="default"/>
-      </w:rPr>
-    </w:lvl>
-    <w:lvl w:ilvl="2" w:tplc="240A0005" w:tentative="1">
-      <w:start w:val="1"/>
-      <w:numFmt w:val="bullet"/>
-      <w:lvlText w:val=""/>
-      <w:lvlJc w:val="left"/>
-      <w:pPr>
-        <w:ind w:left="2160" w:hanging="360"/>
-      </w:pPr>
-      <w:rPr>
-        <w:rFonts w:ascii="Wingdings" w:hAnsi="Wingdings" w:hint="default"/>
-      </w:rPr>
-    </w:lvl>
-    <w:lvl w:ilvl="3" w:tplc="240A0001" w:tentative="1">
-      <w:start w:val="1"/>
-      <w:numFmt w:val="bullet"/>
-      <w:lvlText w:val=""/>
-      <w:lvlJc w:val="left"/>
-      <w:pPr>
-        <w:ind w:left="2880" w:hanging="360"/>
-      </w:pPr>
-      <w:rPr>
-        <w:rFonts w:ascii="Symbol" w:hAnsi="Symbol" w:hint="default"/>
-      </w:rPr>
-    </w:lvl>
-    <w:lvl w:ilvl="4" w:tplc="240A0003" w:tentative="1">
-      <w:start w:val="1"/>
-      <w:numFmt w:val="bullet"/>
-      <w:lvlText w:val="o"/>
-      <w:lvlJc w:val="left"/>
-      <w:pPr>
-        <w:ind w:left="3600" w:hanging="360"/>
-      </w:pPr>
-      <w:rPr>
-        <w:rFonts w:ascii="Courier New" w:hAnsi="Courier New" w:cs="Courier New" w:hint="default"/>
-      </w:rPr>
-    </w:lvl>
-    <w:lvl w:ilvl="5" w:tplc="240A0005" w:tentative="1">
-      <w:start w:val="1"/>
-      <w:numFmt w:val="bullet"/>
-      <w:lvlText w:val=""/>
-      <w:lvlJc w:val="left"/>
-      <w:pPr>
-        <w:ind w:left="4320" w:hanging="360"/>
-      </w:pPr>
-      <w:rPr>
-        <w:rFonts w:ascii="Wingdings" w:hAnsi="Wingdings" w:hint="default"/>
-      </w:rPr>
-    </w:lvl>
-    <w:lvl w:ilvl="6" w:tplc="240A0001" w:tentative="1">
-      <w:start w:val="1"/>
-      <w:numFmt w:val="bullet"/>
-      <w:lvlText w:val=""/>
-      <w:lvlJc w:val="left"/>
-      <w:pPr>
-        <w:ind w:left="5040" w:hanging="360"/>
-      </w:pPr>
-      <w:rPr>
-        <w:rFonts w:ascii="Symbol" w:hAnsi="Symbol" w:hint="default"/>
-      </w:rPr>
-    </w:lvl>
-    <w:lvl w:ilvl="7" w:tplc="240A0003" w:tentative="1">
-      <w:start w:val="1"/>
-      <w:numFmt w:val="bullet"/>
-      <w:lvlText w:val="o"/>
-      <w:lvlJc w:val="left"/>
-      <w:pPr>
-        <w:ind w:left="5760" w:hanging="360"/>
-      </w:pPr>
-      <w:rPr>
-        <w:rFonts w:ascii="Courier New" w:hAnsi="Courier New" w:cs="Courier New" w:hint="default"/>
-      </w:rPr>
-    </w:lvl>
-    <w:lvl w:ilvl="8" w:tplc="240A0005" w:tentative="1">
-      <w:start w:val="1"/>
-      <w:numFmt w:val="bullet"/>
-      <w:lvlText w:val=""/>
-      <w:lvlJc w:val="left"/>
-      <w:pPr>
-        <w:ind w:left="6480" w:hanging="360"/>
-      </w:pPr>
-      <w:rPr>
-        <w:rFonts w:ascii="Wingdings" w:hAnsi="Wingdings" w:hint="default"/>
+        <w:rFonts w:ascii="Noto Sans Symbols" w:eastAsia="Noto Sans Symbols" w:hAnsi="Noto Sans Symbols" w:cs="Noto Sans Symbols"/>
       </w:rPr>
     </w:lvl>
   </w:abstractNum>
   <w:num w:numId="1">
+    <w:abstractNumId w:val="5"/>
+  </w:num>
+  <w:num w:numId="2">
+    <w:abstractNumId w:val="1"/>
+  </w:num>
+  <w:num w:numId="3">
+    <w:abstractNumId w:val="9"/>
+  </w:num>
+  <w:num w:numId="4">
+    <w:abstractNumId w:val="2"/>
+  </w:num>
+  <w:num w:numId="5">
+    <w:abstractNumId w:val="3"/>
+  </w:num>
+  <w:num w:numId="6">
+    <w:abstractNumId w:val="8"/>
+  </w:num>
+  <w:num w:numId="7">
+    <w:abstractNumId w:val="7"/>
+  </w:num>
+  <w:num w:numId="8">
+    <w:abstractNumId w:val="0"/>
+  </w:num>
+  <w:num w:numId="9">
     <w:abstractNumId w:val="4"/>
   </w:num>
-  <w:num w:numId="2">
-    <w:abstractNumId w:val="0"/>
-  </w:num>
-  <w:num w:numId="3">
-    <w:abstractNumId w:val="2"/>
-  </w:num>
-  <w:num w:numId="4">
-    <w:abstractNumId w:val="1"/>
-  </w:num>
-  <w:num w:numId="5">
-    <w:abstractNumId w:val="8"/>
-  </w:num>
-  <w:num w:numId="6">
-    <w:abstractNumId w:val="9"/>
-  </w:num>
-  <w:num w:numId="7">
-    <w:abstractNumId w:val="3"/>
-  </w:num>
-  <w:num w:numId="8">
-    <w:abstractNumId w:val="7"/>
-  </w:num>
-  <w:num w:numId="9">
+  <w:num w:numId="10">
     <w:abstractNumId w:val="6"/>
   </w:num>
-  <w:num w:numId="10">
-    <w:abstractNumId w:val="5"/>
+  <w:num w:numId="11">
+    <w:abstractNumId w:val="10"/>
   </w:num>
 </w:numbering>
 </file>
@@ -7842,11 +8377,10 @@
     <w:lsdException w:name="caption" w:uiPriority="35" w:qFormat="1"/>
     <w:lsdException w:name="Title" w:semiHidden="0" w:uiPriority="10" w:unhideWhenUsed="0" w:qFormat="1"/>
     <w:lsdException w:name="Default Paragraph Font" w:uiPriority="1"/>
-    <w:lsdException w:name="Body Text" w:uiPriority="1" w:qFormat="1"/>
     <w:lsdException w:name="Subtitle" w:semiHidden="0" w:uiPriority="11" w:unhideWhenUsed="0" w:qFormat="1"/>
     <w:lsdException w:name="Strong" w:semiHidden="0" w:uiPriority="22" w:unhideWhenUsed="0" w:qFormat="1"/>
     <w:lsdException w:name="Emphasis" w:semiHidden="0" w:uiPriority="20" w:unhideWhenUsed="0" w:qFormat="1"/>
-    <w:lsdException w:name="Table Grid" w:semiHidden="0" w:uiPriority="39" w:unhideWhenUsed="0"/>
+    <w:lsdException w:name="Table Grid" w:semiHidden="0" w:uiPriority="59" w:unhideWhenUsed="0"/>
     <w:lsdException w:name="Placeholder Text" w:unhideWhenUsed="0"/>
     <w:lsdException w:name="No Spacing" w:semiHidden="0" w:uiPriority="1" w:unhideWhenUsed="0" w:qFormat="1"/>
     <w:lsdException w:name="Light Shading" w:semiHidden="0" w:uiPriority="60" w:unhideWhenUsed="0"/>
@@ -7870,7 +8404,7 @@
     <w:lsdException w:name="Medium Shading 2 Accent 1" w:semiHidden="0" w:uiPriority="64" w:unhideWhenUsed="0"/>
     <w:lsdException w:name="Medium List 1 Accent 1" w:semiHidden="0" w:uiPriority="65" w:unhideWhenUsed="0"/>
     <w:lsdException w:name="Revision" w:unhideWhenUsed="0"/>
-    <w:lsdException w:name="List Paragraph" w:semiHidden="0" w:uiPriority="0" w:unhideWhenUsed="0" w:qFormat="1"/>
+    <w:lsdException w:name="List Paragraph" w:semiHidden="0" w:uiPriority="34" w:unhideWhenUsed="0" w:qFormat="1"/>
     <w:lsdException w:name="Quote" w:semiHidden="0" w:uiPriority="29" w:unhideWhenUsed="0" w:qFormat="1"/>
     <w:lsdException w:name="Intense Quote" w:semiHidden="0" w:uiPriority="30" w:unhideWhenUsed="0" w:qFormat="1"/>
     <w:lsdException w:name="Medium List 2 Accent 1" w:semiHidden="0" w:uiPriority="66" w:unhideWhenUsed="0"/>
@@ -7961,14 +8495,11 @@
   </w:latentStyles>
   <w:style w:type="paragraph" w:default="1" w:styleId="Normal">
     <w:name w:val="Normal"/>
-    <w:qFormat/>
   </w:style>
   <w:style w:type="paragraph" w:styleId="Ttulo1">
     <w:name w:val="heading 1"/>
     <w:basedOn w:val="Normal"/>
     <w:next w:val="Normal"/>
-    <w:uiPriority w:val="9"/>
-    <w:qFormat/>
     <w:pPr>
       <w:keepNext/>
       <w:outlineLvl w:val="0"/>
@@ -7983,10 +8514,6 @@
     <w:name w:val="heading 2"/>
     <w:basedOn w:val="Normal"/>
     <w:next w:val="Normal"/>
-    <w:uiPriority w:val="9"/>
-    <w:semiHidden/>
-    <w:unhideWhenUsed/>
-    <w:qFormat/>
     <w:pPr>
       <w:keepNext/>
       <w:jc w:val="center"/>
@@ -7995,6 +8522,7 @@
     <w:rPr>
       <w:rFonts w:ascii="Arial" w:eastAsia="Arial" w:hAnsi="Arial" w:cs="Arial"/>
       <w:b/>
+      <w:bCs/>
       <w:sz w:val="26"/>
       <w:szCs w:val="26"/>
     </w:rPr>
@@ -8003,10 +8531,6 @@
     <w:name w:val="heading 3"/>
     <w:basedOn w:val="Normal"/>
     <w:next w:val="Normal"/>
-    <w:uiPriority w:val="9"/>
-    <w:semiHidden/>
-    <w:unhideWhenUsed/>
-    <w:qFormat/>
     <w:pPr>
       <w:keepNext/>
       <w:pBdr>
@@ -8024,6 +8548,7 @@
     <w:rPr>
       <w:rFonts w:ascii="Arial" w:eastAsia="Arial" w:hAnsi="Arial" w:cs="Arial"/>
       <w:b/>
+      <w:bCs/>
       <w:sz w:val="24"/>
       <w:szCs w:val="24"/>
     </w:rPr>
@@ -8032,10 +8557,6 @@
     <w:name w:val="heading 4"/>
     <w:basedOn w:val="Normal"/>
     <w:next w:val="Normal"/>
-    <w:uiPriority w:val="9"/>
-    <w:semiHidden/>
-    <w:unhideWhenUsed/>
-    <w:qFormat/>
     <w:pPr>
       <w:keepNext/>
       <w:jc w:val="center"/>
@@ -8044,6 +8565,7 @@
     <w:rPr>
       <w:rFonts w:ascii="Arial" w:eastAsia="Arial" w:hAnsi="Arial" w:cs="Arial"/>
       <w:b/>
+      <w:bCs/>
       <w:sz w:val="24"/>
       <w:szCs w:val="24"/>
     </w:rPr>
@@ -8052,10 +8574,6 @@
     <w:name w:val="heading 5"/>
     <w:basedOn w:val="Normal"/>
     <w:next w:val="Normal"/>
-    <w:uiPriority w:val="9"/>
-    <w:semiHidden/>
-    <w:unhideWhenUsed/>
-    <w:qFormat/>
     <w:pPr>
       <w:keepNext/>
       <w:keepLines/>
@@ -8064,6 +8582,7 @@
     </w:pPr>
     <w:rPr>
       <w:b/>
+      <w:bCs/>
       <w:sz w:val="22"/>
       <w:szCs w:val="22"/>
     </w:rPr>
@@ -8072,10 +8591,6 @@
     <w:name w:val="heading 6"/>
     <w:basedOn w:val="Normal"/>
     <w:next w:val="Normal"/>
-    <w:uiPriority w:val="9"/>
-    <w:semiHidden/>
-    <w:unhideWhenUsed/>
-    <w:qFormat/>
     <w:pPr>
       <w:keepNext/>
       <w:keepLines/>
@@ -8084,6 +8599,7 @@
     </w:pPr>
     <w:rPr>
       <w:b/>
+      <w:bCs/>
     </w:rPr>
   </w:style>
   <w:style w:type="character" w:default="1" w:styleId="Fuentedeprrafopredeter">
@@ -8114,13 +8630,13 @@
     <w:unhideWhenUsed/>
   </w:style>
   <w:style w:type="table" w:customStyle="1" w:styleId="TableNormal">
-    <w:name w:val="Table Normal"/>
+    <w:name w:val="TableNormal"/>
     <w:tblPr>
       <w:tblCellMar>
-        <w:top w:w="0" w:type="dxa"/>
-        <w:left w:w="0" w:type="dxa"/>
-        <w:bottom w:w="0" w:type="dxa"/>
-        <w:right w:w="0" w:type="dxa"/>
+        <w:top w:w="100" w:type="dxa"/>
+        <w:left w:w="100" w:type="dxa"/>
+        <w:bottom w:w="100" w:type="dxa"/>
+        <w:right w:w="100" w:type="dxa"/>
       </w:tblCellMar>
     </w:tblPr>
   </w:style>
@@ -8128,8 +8644,6 @@
     <w:name w:val="Title"/>
     <w:basedOn w:val="Normal"/>
     <w:next w:val="Normal"/>
-    <w:uiPriority w:val="10"/>
-    <w:qFormat/>
     <w:pPr>
       <w:keepNext/>
       <w:keepLines/>
@@ -8137,6 +8651,7 @@
     </w:pPr>
     <w:rPr>
       <w:b/>
+      <w:bCs/>
       <w:sz w:val="72"/>
       <w:szCs w:val="72"/>
     </w:rPr>
@@ -8145,8 +8660,6 @@
     <w:name w:val="Subtitle"/>
     <w:basedOn w:val="Normal"/>
     <w:next w:val="Normal"/>
-    <w:uiPriority w:val="11"/>
-    <w:qFormat/>
     <w:pPr>
       <w:keepNext/>
       <w:keepLines/>
@@ -8155,6 +8668,7 @@
     <w:rPr>
       <w:rFonts w:ascii="Georgia" w:eastAsia="Georgia" w:hAnsi="Georgia" w:cs="Georgia"/>
       <w:i/>
+      <w:iCs/>
       <w:color w:val="666666"/>
       <w:sz w:val="48"/>
       <w:szCs w:val="48"/>
@@ -8167,9 +8681,9 @@
       <w:tblStyleColBandSize w:val="1"/>
       <w:tblCellMar>
         <w:top w:w="0" w:type="dxa"/>
-        <w:left w:w="70" w:type="dxa"/>
+        <w:left w:w="115" w:type="dxa"/>
         <w:bottom w:w="0" w:type="dxa"/>
-        <w:right w:w="70" w:type="dxa"/>
+        <w:right w:w="115" w:type="dxa"/>
       </w:tblCellMar>
     </w:tblPr>
   </w:style>
@@ -8180,9 +8694,9 @@
       <w:tblStyleColBandSize w:val="1"/>
       <w:tblCellMar>
         <w:top w:w="0" w:type="dxa"/>
-        <w:left w:w="108" w:type="dxa"/>
+        <w:left w:w="115" w:type="dxa"/>
         <w:bottom w:w="0" w:type="dxa"/>
-        <w:right w:w="108" w:type="dxa"/>
+        <w:right w:w="115" w:type="dxa"/>
       </w:tblCellMar>
     </w:tblPr>
   </w:style>
@@ -8212,47 +8726,31 @@
       </w:tblCellMar>
     </w:tblPr>
   </w:style>
-  <w:style w:type="paragraph" w:styleId="Encabezado">
-    <w:name w:val="header"/>
-    <w:basedOn w:val="Normal"/>
-    <w:link w:val="EncabezadoCar"/>
-    <w:uiPriority w:val="99"/>
-    <w:unhideWhenUsed/>
-    <w:rsid w:val="00626D34"/>
-    <w:pPr>
-      <w:tabs>
-        <w:tab w:val="center" w:pos="4419"/>
-        <w:tab w:val="right" w:pos="8838"/>
-      </w:tabs>
-    </w:pPr>
+  <w:style w:type="table" w:customStyle="1" w:styleId="a3">
+    <w:basedOn w:val="TableNormal"/>
+    <w:tblPr>
+      <w:tblStyleRowBandSize w:val="1"/>
+      <w:tblStyleColBandSize w:val="1"/>
+      <w:tblCellMar>
+        <w:top w:w="0" w:type="dxa"/>
+        <w:left w:w="115" w:type="dxa"/>
+        <w:bottom w:w="0" w:type="dxa"/>
+        <w:right w:w="115" w:type="dxa"/>
+      </w:tblCellMar>
+    </w:tblPr>
   </w:style>
-  <w:style w:type="character" w:customStyle="1" w:styleId="EncabezadoCar">
-    <w:name w:val="Encabezado Car"/>
-    <w:basedOn w:val="Fuentedeprrafopredeter"/>
-    <w:link w:val="Encabezado"/>
-    <w:uiPriority w:val="99"/>
-    <w:rsid w:val="00626D34"/>
-  </w:style>
-  <w:style w:type="paragraph" w:styleId="Piedepgina">
-    <w:name w:val="footer"/>
-    <w:basedOn w:val="Normal"/>
-    <w:link w:val="PiedepginaCar"/>
-    <w:uiPriority w:val="99"/>
-    <w:unhideWhenUsed/>
-    <w:rsid w:val="00626D34"/>
-    <w:pPr>
-      <w:tabs>
-        <w:tab w:val="center" w:pos="4419"/>
-        <w:tab w:val="right" w:pos="8838"/>
-      </w:tabs>
-    </w:pPr>
-  </w:style>
-  <w:style w:type="character" w:customStyle="1" w:styleId="PiedepginaCar">
-    <w:name w:val="Pie de página Car"/>
-    <w:basedOn w:val="Fuentedeprrafopredeter"/>
-    <w:link w:val="Piedepgina"/>
-    <w:uiPriority w:val="99"/>
-    <w:rsid w:val="00626D34"/>
+  <w:style w:type="table" w:customStyle="1" w:styleId="a4">
+    <w:basedOn w:val="TableNormal"/>
+    <w:tblPr>
+      <w:tblStyleRowBandSize w:val="1"/>
+      <w:tblStyleColBandSize w:val="1"/>
+      <w:tblCellMar>
+        <w:top w:w="0" w:type="dxa"/>
+        <w:left w:w="115" w:type="dxa"/>
+        <w:bottom w:w="0" w:type="dxa"/>
+        <w:right w:w="115" w:type="dxa"/>
+      </w:tblCellMar>
+    </w:tblPr>
   </w:style>
   <w:style w:type="paragraph" w:styleId="Textodeglobo">
     <w:name w:val="Balloon Text"/>
@@ -8261,7 +8759,7 @@
     <w:uiPriority w:val="99"/>
     <w:semiHidden/>
     <w:unhideWhenUsed/>
-    <w:rsid w:val="00976328"/>
+    <w:rsid w:val="002A6A06"/>
     <w:rPr>
       <w:rFonts w:ascii="Tahoma" w:hAnsi="Tahoma" w:cs="Tahoma"/>
       <w:sz w:val="16"/>
@@ -8274,75 +8772,11 @@
     <w:link w:val="Textodeglobo"/>
     <w:uiPriority w:val="99"/>
     <w:semiHidden/>
-    <w:rsid w:val="00976328"/>
+    <w:rsid w:val="002A6A06"/>
     <w:rPr>
       <w:rFonts w:ascii="Tahoma" w:hAnsi="Tahoma" w:cs="Tahoma"/>
       <w:sz w:val="16"/>
       <w:szCs w:val="16"/>
-    </w:rPr>
-  </w:style>
-  <w:style w:type="paragraph" w:styleId="Prrafodelista">
-    <w:name w:val="List Paragraph"/>
-    <w:aliases w:val="Bullet List,FooterText,numbered,Paragraphe de liste1,Bulletr List Paragraph,Foot,列出段落,列出段落1,List Paragraph2,List Paragraph21,Parágrafo da Lista1,リスト段落1,Listeafsnit1,lp1,Subtítulo Subcontenido numerado,HOJA,Bolita,List Paragraph,BOLADEF"/>
-    <w:basedOn w:val="Normal"/>
-    <w:link w:val="PrrafodelistaCar"/>
-    <w:qFormat/>
-    <w:rsid w:val="0002682A"/>
-    <w:pPr>
-      <w:spacing w:line="360" w:lineRule="auto"/>
-      <w:ind w:left="720"/>
-      <w:contextualSpacing/>
-      <w:jc w:val="both"/>
-    </w:pPr>
-    <w:rPr>
-      <w:rFonts w:ascii="Arial" w:hAnsi="Arial"/>
-      <w:sz w:val="24"/>
-      <w:lang w:eastAsia="es-ES"/>
-    </w:rPr>
-  </w:style>
-  <w:style w:type="character" w:customStyle="1" w:styleId="PrrafodelistaCar">
-    <w:name w:val="Párrafo de lista Car"/>
-    <w:aliases w:val="Bullet List Car,FooterText Car,numbered Car,Paragraphe de liste1 Car,Bulletr List Paragraph Car,Foot Car,列出段落 Car,列出段落1 Car,List Paragraph2 Car,List Paragraph21 Car,Parágrafo da Lista1 Car,リスト段落1 Car,Listeafsnit1 Car,lp1 Car"/>
-    <w:link w:val="Prrafodelista"/>
-    <w:qFormat/>
-    <w:locked/>
-    <w:rsid w:val="0002682A"/>
-    <w:rPr>
-      <w:rFonts w:ascii="Arial" w:hAnsi="Arial"/>
-      <w:sz w:val="24"/>
-      <w:lang w:eastAsia="es-ES"/>
-    </w:rPr>
-  </w:style>
-  <w:style w:type="paragraph" w:styleId="Textoindependiente">
-    <w:name w:val="Body Text"/>
-    <w:basedOn w:val="Normal"/>
-    <w:link w:val="TextoindependienteCar"/>
-    <w:uiPriority w:val="1"/>
-    <w:qFormat/>
-    <w:rsid w:val="00A431CD"/>
-    <w:pPr>
-      <w:widowControl w:val="0"/>
-      <w:autoSpaceDE w:val="0"/>
-      <w:autoSpaceDN w:val="0"/>
-    </w:pPr>
-    <w:rPr>
-      <w:rFonts w:ascii="Arial" w:eastAsia="Arial" w:hAnsi="Arial" w:cs="Arial"/>
-      <w:sz w:val="24"/>
-      <w:szCs w:val="24"/>
-      <w:lang w:val="es-ES" w:eastAsia="en-US"/>
-    </w:rPr>
-  </w:style>
-  <w:style w:type="character" w:customStyle="1" w:styleId="TextoindependienteCar">
-    <w:name w:val="Texto independiente Car"/>
-    <w:basedOn w:val="Fuentedeprrafopredeter"/>
-    <w:link w:val="Textoindependiente"/>
-    <w:uiPriority w:val="1"/>
-    <w:rsid w:val="00A431CD"/>
-    <w:rPr>
-      <w:rFonts w:ascii="Arial" w:eastAsia="Arial" w:hAnsi="Arial" w:cs="Arial"/>
-      <w:sz w:val="24"/>
-      <w:szCs w:val="24"/>
-      <w:lang w:val="es-ES" w:eastAsia="en-US"/>
     </w:rPr>
   </w:style>
 </w:styles>
@@ -8382,11 +8816,10 @@
     <w:lsdException w:name="caption" w:uiPriority="35" w:qFormat="1"/>
     <w:lsdException w:name="Title" w:semiHidden="0" w:uiPriority="10" w:unhideWhenUsed="0" w:qFormat="1"/>
     <w:lsdException w:name="Default Paragraph Font" w:uiPriority="1"/>
-    <w:lsdException w:name="Body Text" w:uiPriority="1" w:qFormat="1"/>
     <w:lsdException w:name="Subtitle" w:semiHidden="0" w:uiPriority="11" w:unhideWhenUsed="0" w:qFormat="1"/>
     <w:lsdException w:name="Strong" w:semiHidden="0" w:uiPriority="22" w:unhideWhenUsed="0" w:qFormat="1"/>
     <w:lsdException w:name="Emphasis" w:semiHidden="0" w:uiPriority="20" w:unhideWhenUsed="0" w:qFormat="1"/>
-    <w:lsdException w:name="Table Grid" w:semiHidden="0" w:uiPriority="39" w:unhideWhenUsed="0"/>
+    <w:lsdException w:name="Table Grid" w:semiHidden="0" w:uiPriority="59" w:unhideWhenUsed="0"/>
     <w:lsdException w:name="Placeholder Text" w:unhideWhenUsed="0"/>
     <w:lsdException w:name="No Spacing" w:semiHidden="0" w:uiPriority="1" w:unhideWhenUsed="0" w:qFormat="1"/>
     <w:lsdException w:name="Light Shading" w:semiHidden="0" w:uiPriority="60" w:unhideWhenUsed="0"/>
@@ -8410,7 +8843,7 @@
     <w:lsdException w:name="Medium Shading 2 Accent 1" w:semiHidden="0" w:uiPriority="64" w:unhideWhenUsed="0"/>
     <w:lsdException w:name="Medium List 1 Accent 1" w:semiHidden="0" w:uiPriority="65" w:unhideWhenUsed="0"/>
     <w:lsdException w:name="Revision" w:unhideWhenUsed="0"/>
-    <w:lsdException w:name="List Paragraph" w:semiHidden="0" w:uiPriority="0" w:unhideWhenUsed="0" w:qFormat="1"/>
+    <w:lsdException w:name="List Paragraph" w:semiHidden="0" w:uiPriority="34" w:unhideWhenUsed="0" w:qFormat="1"/>
     <w:lsdException w:name="Quote" w:semiHidden="0" w:uiPriority="29" w:unhideWhenUsed="0" w:qFormat="1"/>
     <w:lsdException w:name="Intense Quote" w:semiHidden="0" w:uiPriority="30" w:unhideWhenUsed="0" w:qFormat="1"/>
     <w:lsdException w:name="Medium List 2 Accent 1" w:semiHidden="0" w:uiPriority="66" w:unhideWhenUsed="0"/>
@@ -8501,14 +8934,11 @@
   </w:latentStyles>
   <w:style w:type="paragraph" w:default="1" w:styleId="Normal">
     <w:name w:val="Normal"/>
-    <w:qFormat/>
   </w:style>
   <w:style w:type="paragraph" w:styleId="Ttulo1">
     <w:name w:val="heading 1"/>
     <w:basedOn w:val="Normal"/>
     <w:next w:val="Normal"/>
-    <w:uiPriority w:val="9"/>
-    <w:qFormat/>
     <w:pPr>
       <w:keepNext/>
       <w:outlineLvl w:val="0"/>
@@ -8523,10 +8953,6 @@
     <w:name w:val="heading 2"/>
     <w:basedOn w:val="Normal"/>
     <w:next w:val="Normal"/>
-    <w:uiPriority w:val="9"/>
-    <w:semiHidden/>
-    <w:unhideWhenUsed/>
-    <w:qFormat/>
     <w:pPr>
       <w:keepNext/>
       <w:jc w:val="center"/>
@@ -8535,6 +8961,7 @@
     <w:rPr>
       <w:rFonts w:ascii="Arial" w:eastAsia="Arial" w:hAnsi="Arial" w:cs="Arial"/>
       <w:b/>
+      <w:bCs/>
       <w:sz w:val="26"/>
       <w:szCs w:val="26"/>
     </w:rPr>
@@ -8543,10 +8970,6 @@
     <w:name w:val="heading 3"/>
     <w:basedOn w:val="Normal"/>
     <w:next w:val="Normal"/>
-    <w:uiPriority w:val="9"/>
-    <w:semiHidden/>
-    <w:unhideWhenUsed/>
-    <w:qFormat/>
     <w:pPr>
       <w:keepNext/>
       <w:pBdr>
@@ -8564,6 +8987,7 @@
     <w:rPr>
       <w:rFonts w:ascii="Arial" w:eastAsia="Arial" w:hAnsi="Arial" w:cs="Arial"/>
       <w:b/>
+      <w:bCs/>
       <w:sz w:val="24"/>
       <w:szCs w:val="24"/>
     </w:rPr>
@@ -8572,10 +8996,6 @@
     <w:name w:val="heading 4"/>
     <w:basedOn w:val="Normal"/>
     <w:next w:val="Normal"/>
-    <w:uiPriority w:val="9"/>
-    <w:semiHidden/>
-    <w:unhideWhenUsed/>
-    <w:qFormat/>
     <w:pPr>
       <w:keepNext/>
       <w:jc w:val="center"/>
@@ -8584,6 +9004,7 @@
     <w:rPr>
       <w:rFonts w:ascii="Arial" w:eastAsia="Arial" w:hAnsi="Arial" w:cs="Arial"/>
       <w:b/>
+      <w:bCs/>
       <w:sz w:val="24"/>
       <w:szCs w:val="24"/>
     </w:rPr>
@@ -8592,10 +9013,6 @@
     <w:name w:val="heading 5"/>
     <w:basedOn w:val="Normal"/>
     <w:next w:val="Normal"/>
-    <w:uiPriority w:val="9"/>
-    <w:semiHidden/>
-    <w:unhideWhenUsed/>
-    <w:qFormat/>
     <w:pPr>
       <w:keepNext/>
       <w:keepLines/>
@@ -8604,6 +9021,7 @@
     </w:pPr>
     <w:rPr>
       <w:b/>
+      <w:bCs/>
       <w:sz w:val="22"/>
       <w:szCs w:val="22"/>
     </w:rPr>
@@ -8612,10 +9030,6 @@
     <w:name w:val="heading 6"/>
     <w:basedOn w:val="Normal"/>
     <w:next w:val="Normal"/>
-    <w:uiPriority w:val="9"/>
-    <w:semiHidden/>
-    <w:unhideWhenUsed/>
-    <w:qFormat/>
     <w:pPr>
       <w:keepNext/>
       <w:keepLines/>
@@ -8624,6 +9038,7 @@
     </w:pPr>
     <w:rPr>
       <w:b/>
+      <w:bCs/>
     </w:rPr>
   </w:style>
   <w:style w:type="character" w:default="1" w:styleId="Fuentedeprrafopredeter">
@@ -8654,13 +9069,13 @@
     <w:unhideWhenUsed/>
   </w:style>
   <w:style w:type="table" w:customStyle="1" w:styleId="TableNormal">
-    <w:name w:val="Table Normal"/>
+    <w:name w:val="TableNormal"/>
     <w:tblPr>
       <w:tblCellMar>
-        <w:top w:w="0" w:type="dxa"/>
-        <w:left w:w="0" w:type="dxa"/>
-        <w:bottom w:w="0" w:type="dxa"/>
-        <w:right w:w="0" w:type="dxa"/>
+        <w:top w:w="100" w:type="dxa"/>
+        <w:left w:w="100" w:type="dxa"/>
+        <w:bottom w:w="100" w:type="dxa"/>
+        <w:right w:w="100" w:type="dxa"/>
       </w:tblCellMar>
     </w:tblPr>
   </w:style>
@@ -8668,8 +9083,6 @@
     <w:name w:val="Title"/>
     <w:basedOn w:val="Normal"/>
     <w:next w:val="Normal"/>
-    <w:uiPriority w:val="10"/>
-    <w:qFormat/>
     <w:pPr>
       <w:keepNext/>
       <w:keepLines/>
@@ -8677,6 +9090,7 @@
     </w:pPr>
     <w:rPr>
       <w:b/>
+      <w:bCs/>
       <w:sz w:val="72"/>
       <w:szCs w:val="72"/>
     </w:rPr>
@@ -8685,8 +9099,6 @@
     <w:name w:val="Subtitle"/>
     <w:basedOn w:val="Normal"/>
     <w:next w:val="Normal"/>
-    <w:uiPriority w:val="11"/>
-    <w:qFormat/>
     <w:pPr>
       <w:keepNext/>
       <w:keepLines/>
@@ -8695,6 +9107,7 @@
     <w:rPr>
       <w:rFonts w:ascii="Georgia" w:eastAsia="Georgia" w:hAnsi="Georgia" w:cs="Georgia"/>
       <w:i/>
+      <w:iCs/>
       <w:color w:val="666666"/>
       <w:sz w:val="48"/>
       <w:szCs w:val="48"/>
@@ -8707,9 +9120,9 @@
       <w:tblStyleColBandSize w:val="1"/>
       <w:tblCellMar>
         <w:top w:w="0" w:type="dxa"/>
-        <w:left w:w="70" w:type="dxa"/>
+        <w:left w:w="115" w:type="dxa"/>
         <w:bottom w:w="0" w:type="dxa"/>
-        <w:right w:w="70" w:type="dxa"/>
+        <w:right w:w="115" w:type="dxa"/>
       </w:tblCellMar>
     </w:tblPr>
   </w:style>
@@ -8720,9 +9133,9 @@
       <w:tblStyleColBandSize w:val="1"/>
       <w:tblCellMar>
         <w:top w:w="0" w:type="dxa"/>
-        <w:left w:w="108" w:type="dxa"/>
+        <w:left w:w="115" w:type="dxa"/>
         <w:bottom w:w="0" w:type="dxa"/>
-        <w:right w:w="108" w:type="dxa"/>
+        <w:right w:w="115" w:type="dxa"/>
       </w:tblCellMar>
     </w:tblPr>
   </w:style>
@@ -8752,47 +9165,31 @@
       </w:tblCellMar>
     </w:tblPr>
   </w:style>
-  <w:style w:type="paragraph" w:styleId="Encabezado">
-    <w:name w:val="header"/>
-    <w:basedOn w:val="Normal"/>
-    <w:link w:val="EncabezadoCar"/>
-    <w:uiPriority w:val="99"/>
-    <w:unhideWhenUsed/>
-    <w:rsid w:val="00626D34"/>
-    <w:pPr>
-      <w:tabs>
-        <w:tab w:val="center" w:pos="4419"/>
-        <w:tab w:val="right" w:pos="8838"/>
-      </w:tabs>
-    </w:pPr>
+  <w:style w:type="table" w:customStyle="1" w:styleId="a3">
+    <w:basedOn w:val="TableNormal"/>
+    <w:tblPr>
+      <w:tblStyleRowBandSize w:val="1"/>
+      <w:tblStyleColBandSize w:val="1"/>
+      <w:tblCellMar>
+        <w:top w:w="0" w:type="dxa"/>
+        <w:left w:w="115" w:type="dxa"/>
+        <w:bottom w:w="0" w:type="dxa"/>
+        <w:right w:w="115" w:type="dxa"/>
+      </w:tblCellMar>
+    </w:tblPr>
   </w:style>
-  <w:style w:type="character" w:customStyle="1" w:styleId="EncabezadoCar">
-    <w:name w:val="Encabezado Car"/>
-    <w:basedOn w:val="Fuentedeprrafopredeter"/>
-    <w:link w:val="Encabezado"/>
-    <w:uiPriority w:val="99"/>
-    <w:rsid w:val="00626D34"/>
-  </w:style>
-  <w:style w:type="paragraph" w:styleId="Piedepgina">
-    <w:name w:val="footer"/>
-    <w:basedOn w:val="Normal"/>
-    <w:link w:val="PiedepginaCar"/>
-    <w:uiPriority w:val="99"/>
-    <w:unhideWhenUsed/>
-    <w:rsid w:val="00626D34"/>
-    <w:pPr>
-      <w:tabs>
-        <w:tab w:val="center" w:pos="4419"/>
-        <w:tab w:val="right" w:pos="8838"/>
-      </w:tabs>
-    </w:pPr>
-  </w:style>
-  <w:style w:type="character" w:customStyle="1" w:styleId="PiedepginaCar">
-    <w:name w:val="Pie de página Car"/>
-    <w:basedOn w:val="Fuentedeprrafopredeter"/>
-    <w:link w:val="Piedepgina"/>
-    <w:uiPriority w:val="99"/>
-    <w:rsid w:val="00626D34"/>
+  <w:style w:type="table" w:customStyle="1" w:styleId="a4">
+    <w:basedOn w:val="TableNormal"/>
+    <w:tblPr>
+      <w:tblStyleRowBandSize w:val="1"/>
+      <w:tblStyleColBandSize w:val="1"/>
+      <w:tblCellMar>
+        <w:top w:w="0" w:type="dxa"/>
+        <w:left w:w="115" w:type="dxa"/>
+        <w:bottom w:w="0" w:type="dxa"/>
+        <w:right w:w="115" w:type="dxa"/>
+      </w:tblCellMar>
+    </w:tblPr>
   </w:style>
   <w:style w:type="paragraph" w:styleId="Textodeglobo">
     <w:name w:val="Balloon Text"/>
@@ -8801,7 +9198,7 @@
     <w:uiPriority w:val="99"/>
     <w:semiHidden/>
     <w:unhideWhenUsed/>
-    <w:rsid w:val="00976328"/>
+    <w:rsid w:val="002A6A06"/>
     <w:rPr>
       <w:rFonts w:ascii="Tahoma" w:hAnsi="Tahoma" w:cs="Tahoma"/>
       <w:sz w:val="16"/>
@@ -8814,75 +9211,11 @@
     <w:link w:val="Textodeglobo"/>
     <w:uiPriority w:val="99"/>
     <w:semiHidden/>
-    <w:rsid w:val="00976328"/>
+    <w:rsid w:val="002A6A06"/>
     <w:rPr>
       <w:rFonts w:ascii="Tahoma" w:hAnsi="Tahoma" w:cs="Tahoma"/>
       <w:sz w:val="16"/>
       <w:szCs w:val="16"/>
-    </w:rPr>
-  </w:style>
-  <w:style w:type="paragraph" w:styleId="Prrafodelista">
-    <w:name w:val="List Paragraph"/>
-    <w:aliases w:val="Bullet List,FooterText,numbered,Paragraphe de liste1,Bulletr List Paragraph,Foot,列出段落,列出段落1,List Paragraph2,List Paragraph21,Parágrafo da Lista1,リスト段落1,Listeafsnit1,lp1,Subtítulo Subcontenido numerado,HOJA,Bolita,List Paragraph,BOLADEF"/>
-    <w:basedOn w:val="Normal"/>
-    <w:link w:val="PrrafodelistaCar"/>
-    <w:qFormat/>
-    <w:rsid w:val="0002682A"/>
-    <w:pPr>
-      <w:spacing w:line="360" w:lineRule="auto"/>
-      <w:ind w:left="720"/>
-      <w:contextualSpacing/>
-      <w:jc w:val="both"/>
-    </w:pPr>
-    <w:rPr>
-      <w:rFonts w:ascii="Arial" w:hAnsi="Arial"/>
-      <w:sz w:val="24"/>
-      <w:lang w:eastAsia="es-ES"/>
-    </w:rPr>
-  </w:style>
-  <w:style w:type="character" w:customStyle="1" w:styleId="PrrafodelistaCar">
-    <w:name w:val="Párrafo de lista Car"/>
-    <w:aliases w:val="Bullet List Car,FooterText Car,numbered Car,Paragraphe de liste1 Car,Bulletr List Paragraph Car,Foot Car,列出段落 Car,列出段落1 Car,List Paragraph2 Car,List Paragraph21 Car,Parágrafo da Lista1 Car,リスト段落1 Car,Listeafsnit1 Car,lp1 Car"/>
-    <w:link w:val="Prrafodelista"/>
-    <w:qFormat/>
-    <w:locked/>
-    <w:rsid w:val="0002682A"/>
-    <w:rPr>
-      <w:rFonts w:ascii="Arial" w:hAnsi="Arial"/>
-      <w:sz w:val="24"/>
-      <w:lang w:eastAsia="es-ES"/>
-    </w:rPr>
-  </w:style>
-  <w:style w:type="paragraph" w:styleId="Textoindependiente">
-    <w:name w:val="Body Text"/>
-    <w:basedOn w:val="Normal"/>
-    <w:link w:val="TextoindependienteCar"/>
-    <w:uiPriority w:val="1"/>
-    <w:qFormat/>
-    <w:rsid w:val="00A431CD"/>
-    <w:pPr>
-      <w:widowControl w:val="0"/>
-      <w:autoSpaceDE w:val="0"/>
-      <w:autoSpaceDN w:val="0"/>
-    </w:pPr>
-    <w:rPr>
-      <w:rFonts w:ascii="Arial" w:eastAsia="Arial" w:hAnsi="Arial" w:cs="Arial"/>
-      <w:sz w:val="24"/>
-      <w:szCs w:val="24"/>
-      <w:lang w:val="es-ES" w:eastAsia="en-US"/>
-    </w:rPr>
-  </w:style>
-  <w:style w:type="character" w:customStyle="1" w:styleId="TextoindependienteCar">
-    <w:name w:val="Texto independiente Car"/>
-    <w:basedOn w:val="Fuentedeprrafopredeter"/>
-    <w:link w:val="Textoindependiente"/>
-    <w:uiPriority w:val="1"/>
-    <w:rsid w:val="00A431CD"/>
-    <w:rPr>
-      <w:rFonts w:ascii="Arial" w:eastAsia="Arial" w:hAnsi="Arial" w:cs="Arial"/>
-      <w:sz w:val="24"/>
-      <w:szCs w:val="24"/>
-      <w:lang w:val="es-ES" w:eastAsia="en-US"/>
     </w:rPr>
   </w:style>
 </w:styles>
@@ -9206,16 +9539,4 @@
   </a:objectDefaults>
   <a:extraClrSchemeLst/>
 </a:theme>
-</file>
-
-<file path=customXml/item1.xml><?xml version="1.0" encoding="utf-8"?>
-<b:Sources xmlns:b="http://schemas.openxmlformats.org/officeDocument/2006/bibliography" xmlns="http://schemas.openxmlformats.org/officeDocument/2006/bibliography" SelectedStyle="\APASixthEditionOfficeOnline.xsl" StyleName="APA" Version="6"/>
-</file>
-
-<file path=customXml/itemProps1.xml><?xml version="1.0" encoding="utf-8"?>
-<ds:datastoreItem xmlns:ds="http://schemas.openxmlformats.org/officeDocument/2006/customXml" ds:itemID="{BBC24102-A64E-4622-A647-BE687AB5C309}">
-  <ds:schemaRefs>
-    <ds:schemaRef ds:uri="http://schemas.openxmlformats.org/officeDocument/2006/bibliography"/>
-  </ds:schemaRefs>
-</ds:datastoreItem>
 </file>
--- a/plantillas/DESIGNACION_SUPERVISOR_SIN_APOYO.docx
+++ b/plantillas/DESIGNACION_SUPERVISOR_SIN_APOYO.docx
@@ -17,8 +17,18 @@
           <w:sz w:val="24"/>
           <w:szCs w:val="24"/>
         </w:rPr>
-        <w:t>Santiago de Cali, ${FECHA_DOCUMENTO}</w:t>
+        <w:t xml:space="preserve">Santiago de Cali, </w:t>
       </w:r>
+      <w:r>
+        <w:rPr>
+          <w:rFonts w:ascii="Arial" w:eastAsia="Arial" w:hAnsi="Arial" w:cs="Arial"/>
+          <w:sz w:val="24"/>
+          <w:szCs w:val="24"/>
+        </w:rPr>
+        <w:t>${FECHA_EJECUCION_CONTRATO}</w:t>
+      </w:r>
+      <w:bookmarkStart w:id="0" w:name="_GoBack"/>
+      <w:bookmarkEnd w:id="0"/>
     </w:p>
     <w:p>
       <w:pPr>
@@ -39,13 +49,23 @@
           <w:szCs w:val="24"/>
         </w:rPr>
       </w:pPr>
+    </w:p>
+    <w:p>
+      <w:pPr>
+        <w:jc w:val="both"/>
+        <w:rPr>
+          <w:rFonts w:ascii="Arial" w:eastAsia="Arial" w:hAnsi="Arial" w:cs="Arial"/>
+          <w:sz w:val="24"/>
+          <w:szCs w:val="24"/>
+        </w:rPr>
+      </w:pPr>
       <w:r>
         <w:rPr>
           <w:rFonts w:ascii="Arial" w:eastAsia="Arial" w:hAnsi="Arial" w:cs="Arial"/>
           <w:sz w:val="24"/>
           <w:szCs w:val="24"/>
         </w:rPr>
-        <w:t>${NOMBRE_ORDENADOR}</w:t>
+        <w:t>${NOMBRE_SUPERVISOR}</w:t>
       </w:r>
     </w:p>
     <w:p>
@@ -63,7 +83,7 @@
           <w:sz w:val="24"/>
           <w:szCs w:val="24"/>
         </w:rPr>
-        <w:t>${CARGO_ORDENADOR}</w:t>
+        <w:t>${CARGO_SUPERVISOR}</w:t>
       </w:r>
     </w:p>
     <w:p>
@@ -83,6 +103,16 @@
         </w:rPr>
         <w:t>${ORGANISMO_ORDENADOR}</w:t>
       </w:r>
+    </w:p>
+    <w:p>
+      <w:pPr>
+        <w:jc w:val="both"/>
+        <w:rPr>
+          <w:rFonts w:ascii="Arial" w:eastAsia="Arial" w:hAnsi="Arial" w:cs="Arial"/>
+          <w:sz w:val="24"/>
+          <w:szCs w:val="24"/>
+        </w:rPr>
+      </w:pPr>
     </w:p>
     <w:p>
       <w:pPr>
@@ -297,15 +327,7 @@
                 <w:sz w:val="24"/>
                 <w:szCs w:val="24"/>
               </w:rPr>
-              <w:t>$</w:t>
-            </w:r>
-            <w:r>
-              <w:rPr>
-                <w:rFonts w:ascii="Verdana" w:eastAsia="Verdana" w:hAnsi="Verdana" w:cs="Verdana"/>
-                <w:sz w:val="24"/>
-                <w:szCs w:val="24"/>
-              </w:rPr>
-              <w:t>{NUMERO_CONTRATO}</w:t>
+              <w:t>${NUMERO_CONTRATO}</w:t>
             </w:r>
           </w:p>
         </w:tc>
@@ -775,15 +797,7 @@
           <w:sz w:val="24"/>
           <w:szCs w:val="24"/>
         </w:rPr>
-        <w:t xml:space="preserve">En caso de incumplimiento por parte del </w:t>
-      </w:r>
-      <w:r>
-        <w:rPr>
-          <w:rFonts w:ascii="Arial" w:eastAsia="Arial" w:hAnsi="Arial" w:cs="Arial"/>
-          <w:sz w:val="24"/>
-          <w:szCs w:val="24"/>
-        </w:rPr>
-        <w:t>contratista de cualquiera de sus obligaciones contractuales, adelantar los trámites necesarios para la aplicación de sanciones contractuales a que haya lugar.</w:t>
+        <w:t>En caso de incumplimiento por parte del contratista de cualquiera de sus obligaciones contractuales, adelantar los trámites necesarios para la aplicación de sanciones contractuales a que haya lugar.</w:t>
       </w:r>
     </w:p>
     <w:p>
@@ -825,7 +839,7 @@
           <w:sz w:val="24"/>
           <w:szCs w:val="24"/>
         </w:rPr>
-        <w:t>En los eventos de adición, prórroga, cesión o cualquier modificación del contrato, solicitar el t</w:t>
+        <w:t xml:space="preserve">En los eventos de adición, prórroga, cesión o cualquier modificación del contrato, solicitar el trámite respectivo con anticipación a la fecha del vencimiento del </w:t>
       </w:r>
       <w:r>
         <w:rPr>
@@ -833,7 +847,8 @@
           <w:sz w:val="24"/>
           <w:szCs w:val="24"/>
         </w:rPr>
-        <w:t>rámite respectivo con anticipación a la fecha del vencimiento del contrato para el caso de las adiciones o a la fecha en la cual pretende suscribir el documento para el caso de las modificaciones.</w:t>
+        <w:lastRenderedPageBreak/>
+        <w:t>contrato para el caso de las adiciones o a la fecha en la cual pretende suscribir el documento para el caso de las modificaciones.</w:t>
       </w:r>
     </w:p>
     <w:p>
@@ -875,16 +890,7 @@
           <w:sz w:val="24"/>
           <w:szCs w:val="24"/>
         </w:rPr>
-        <w:lastRenderedPageBreak/>
-        <w:t xml:space="preserve">Exigir al contratista junto con el informe de actividades, </w:t>
-      </w:r>
-      <w:r>
-        <w:rPr>
-          <w:rFonts w:ascii="Arial" w:eastAsia="Arial" w:hAnsi="Arial" w:cs="Arial"/>
-          <w:sz w:val="24"/>
-          <w:szCs w:val="24"/>
-        </w:rPr>
-        <w:t>los soportes de pago correspondientes a los aportes a los sistemas de pensión, salud y ARL, de acuerdo con lo estipulado por las normas vigentes.</w:t>
+        <w:t>Exigir al contratista junto con el informe de actividades, los soportes de pago correspondientes a los aportes a los sistemas de pensión, salud y ARL, de acuerdo con lo estipulado por las normas vigentes.</w:t>
       </w:r>
     </w:p>
     <w:p>
@@ -926,15 +932,7 @@
           <w:sz w:val="24"/>
           <w:szCs w:val="24"/>
         </w:rPr>
-        <w:t xml:space="preserve">Expedir mensualmente el/los Informe(s) de Supervisión que detalle el cumplimiento de las obligaciones a cargo </w:t>
-      </w:r>
-      <w:r>
-        <w:rPr>
-          <w:rFonts w:ascii="Arial" w:eastAsia="Arial" w:hAnsi="Arial" w:cs="Arial"/>
-          <w:sz w:val="24"/>
-          <w:szCs w:val="24"/>
-        </w:rPr>
-        <w:t>del ${CARGO_REVISO}. En el evento en que se observe algún tipo de inconsistencia sobre los aportes de seguridad social, el supervisor deberá adelantar las acciones a que haya lugar, de conformidad con la normativa vigente.</w:t>
+        <w:t>Expedir mensualmente el/los Informe(s) de Supervisión que detalle el cumplimiento de las obligaciones a cargo del ${CARGO_REVISO}. En el evento en que se observe algún tipo de inconsistencia sobre los aportes de seguridad social, el supervisor deberá adelantar las acciones a que haya lugar, de conformidad con la normativa vigente.</w:t>
       </w:r>
     </w:p>
     <w:p>
@@ -976,15 +974,7 @@
           <w:sz w:val="24"/>
           <w:szCs w:val="24"/>
         </w:rPr>
-        <w:t>Suscribir con el ordenador del ga</w:t>
-      </w:r>
-      <w:r>
-        <w:rPr>
-          <w:rFonts w:ascii="Arial" w:eastAsia="Arial" w:hAnsi="Arial" w:cs="Arial"/>
-          <w:sz w:val="24"/>
-          <w:szCs w:val="24"/>
-        </w:rPr>
-        <w:t>sto y el contratista, las correspondientes actas contractuales a que hubiere lugar y remitirlas al área correspondiente.</w:t>
+        <w:t>Suscribir con el ordenador del gasto y el contratista, las correspondientes actas contractuales a que hubiere lugar y remitirlas al área correspondiente.</w:t>
       </w:r>
     </w:p>
     <w:p>
@@ -1068,23 +1058,7 @@
           <w:sz w:val="24"/>
           <w:szCs w:val="24"/>
         </w:rPr>
-        <w:t>Verificar de mane</w:t>
-      </w:r>
-      <w:r>
-        <w:rPr>
-          <w:rFonts w:ascii="Arial" w:eastAsia="Arial" w:hAnsi="Arial" w:cs="Arial"/>
-          <w:sz w:val="24"/>
-          <w:szCs w:val="24"/>
-        </w:rPr>
-        <w:t>ra conjunta con el contratista, una vez se compruebe la respectiva afiliación a la Administración de Riesgos Laborales (ARL), aprobación de garantías cuando aplique, emisión del RPC y demás requisitos de legalización y ejecución del contrato, si el acta de</w:t>
-      </w:r>
-      <w:r>
-        <w:rPr>
-          <w:rFonts w:ascii="Arial" w:eastAsia="Arial" w:hAnsi="Arial" w:cs="Arial"/>
-          <w:sz w:val="24"/>
-          <w:szCs w:val="24"/>
-        </w:rPr>
-        <w:t xml:space="preserve"> inicio requiere ajustes.</w:t>
+        <w:t>Verificar de manera conjunta con el contratista, una vez se compruebe la respectiva afiliación a la Administración de Riesgos Laborales (ARL), aprobación de garantías cuando aplique, emisión del RPC y demás requisitos de legalización y ejecución del contrato, si el acta de inicio requiere ajustes.</w:t>
       </w:r>
     </w:p>
     <w:p>
@@ -1314,16 +1288,7 @@
           <w:sz w:val="24"/>
           <w:szCs w:val="24"/>
         </w:rPr>
-        <w:t>Verificar que las peticiones del CONTRATISTA se encuentren sustentad</w:t>
-      </w:r>
-      <w:r>
-        <w:rPr>
-          <w:rFonts w:ascii="Arial" w:eastAsia="Arial" w:hAnsi="Arial" w:cs="Arial"/>
-          <w:color w:val="000000"/>
-          <w:sz w:val="24"/>
-          <w:szCs w:val="24"/>
-        </w:rPr>
-        <w:t xml:space="preserve">as en debida forma. </w:t>
+        <w:t xml:space="preserve">Verificar que las peticiones del CONTRATISTA se encuentren sustentadas en debida forma. </w:t>
       </w:r>
     </w:p>
     <w:p>
@@ -1422,16 +1387,7 @@
           <w:sz w:val="24"/>
           <w:szCs w:val="24"/>
         </w:rPr>
-        <w:t>Verificar que en el desarrollo del contr</w:t>
-      </w:r>
-      <w:r>
-        <w:rPr>
-          <w:rFonts w:ascii="Arial" w:eastAsia="Arial" w:hAnsi="Arial" w:cs="Arial"/>
-          <w:color w:val="000000"/>
-          <w:sz w:val="24"/>
-          <w:szCs w:val="24"/>
-        </w:rPr>
-        <w:t xml:space="preserve">ato se cumplan las disposiciones legales y en particular las reglamentaciones relacionadas con la actividad contratada. </w:t>
+        <w:t xml:space="preserve">Verificar que en el desarrollo del contrato se cumplan las disposiciones legales y en particular las reglamentaciones relacionadas con la actividad contratada. </w:t>
       </w:r>
     </w:p>
     <w:p>
@@ -1464,16 +1420,8 @@
           <w:sz w:val="24"/>
           <w:szCs w:val="24"/>
         </w:rPr>
-        <w:t>Informar acerca del incumplimiento de las obligaciones contractuales por parte del CONTRATISTA, con el fin de que se inicien las accion</w:t>
-      </w:r>
-      <w:r>
-        <w:rPr>
-          <w:rFonts w:ascii="Arial" w:eastAsia="Arial" w:hAnsi="Arial" w:cs="Arial"/>
-          <w:color w:val="000000"/>
-          <w:sz w:val="24"/>
-          <w:szCs w:val="24"/>
-        </w:rPr>
-        <w:t>es legales correspondientes.</w:t>
+        <w:lastRenderedPageBreak/>
+        <w:t>Informar acerca del incumplimiento de las obligaciones contractuales por parte del CONTRATISTA, con el fin de que se inicien las acciones legales correspondientes.</w:t>
       </w:r>
     </w:p>
     <w:p>
@@ -1506,7 +1454,6 @@
           <w:sz w:val="24"/>
           <w:szCs w:val="24"/>
         </w:rPr>
-        <w:lastRenderedPageBreak/>
         <w:t xml:space="preserve">Abstenerse de permitir la ejecución de un contrato, cuyo plazo haya vencido o que no haya sido firmado por el ordenador del Gasto y EL CONTRATISTA. </w:t>
       </w:r>
     </w:p>
@@ -1540,16 +1487,7 @@
           <w:sz w:val="24"/>
           <w:szCs w:val="24"/>
         </w:rPr>
-        <w:t>Rendir informes periódicos sobre el estado, avance y contabilidad de la ejecuc</w:t>
-      </w:r>
-      <w:r>
-        <w:rPr>
-          <w:rFonts w:ascii="Arial" w:eastAsia="Arial" w:hAnsi="Arial" w:cs="Arial"/>
-          <w:color w:val="000000"/>
-          <w:sz w:val="24"/>
-          <w:szCs w:val="24"/>
-        </w:rPr>
-        <w:t xml:space="preserve">ión del contrato. </w:t>
+        <w:t xml:space="preserve">Rendir informes periódicos sobre el estado, avance y contabilidad de la ejecución del contrato. </w:t>
       </w:r>
     </w:p>
     <w:p>
@@ -1615,16 +1553,7 @@
           <w:sz w:val="24"/>
           <w:szCs w:val="24"/>
         </w:rPr>
-        <w:t>Informar el recibo a satisfacción del objeto contratado, como requisito previo para efectu</w:t>
-      </w:r>
-      <w:r>
-        <w:rPr>
-          <w:rFonts w:ascii="Arial" w:eastAsia="Arial" w:hAnsi="Arial" w:cs="Arial"/>
-          <w:color w:val="000000"/>
-          <w:sz w:val="24"/>
-          <w:szCs w:val="24"/>
-        </w:rPr>
-        <w:t xml:space="preserve">ar el pago final a EL CONTRATISTA. </w:t>
+        <w:t xml:space="preserve">Informar el recibo a satisfacción del objeto contratado, como requisito previo para efectuar el pago final a EL CONTRATISTA. </w:t>
       </w:r>
     </w:p>
     <w:p>
@@ -1685,13 +1614,7 @@
         <w:rPr>
           <w:rFonts w:ascii="Arial" w:eastAsia="Arial" w:hAnsi="Arial" w:cs="Arial"/>
         </w:rPr>
-        <w:t>A</w:t>
-      </w:r>
-      <w:r>
-        <w:rPr>
-          <w:rFonts w:ascii="Arial" w:eastAsia="Arial" w:hAnsi="Arial" w:cs="Arial"/>
-        </w:rPr>
-        <w:t>CTIVIDADES FINANCIERAS:</w:t>
+        <w:t>ACTIVIDADES FINANCIERAS:</w:t>
       </w:r>
     </w:p>
     <w:p>
@@ -1851,16 +1774,7 @@
           <w:sz w:val="24"/>
           <w:szCs w:val="24"/>
         </w:rPr>
-        <w:t>Anterior al cierre de la vigencia fiscal de cada año, informar al área Financiera, el estado de ejecución del contrato para establec</w:t>
-      </w:r>
-      <w:r>
-        <w:rPr>
-          <w:rFonts w:ascii="Arial" w:eastAsia="Arial" w:hAnsi="Arial" w:cs="Arial"/>
-          <w:color w:val="000000"/>
-          <w:sz w:val="24"/>
-          <w:szCs w:val="24"/>
-        </w:rPr>
-        <w:t>er las reservas presupuestales y de cuentas por pagar cuando a ello haya lugar.</w:t>
+        <w:t>Anterior al cierre de la vigencia fiscal de cada año, informar al área Financiera, el estado de ejecución del contrato para establecer las reservas presupuestales y de cuentas por pagar cuando a ello haya lugar.</w:t>
       </w:r>
     </w:p>
     <w:p>
@@ -1884,8 +1798,6 @@
           <w:rFonts w:ascii="Arial" w:eastAsia="Arial" w:hAnsi="Arial" w:cs="Arial"/>
         </w:rPr>
       </w:pPr>
-      <w:bookmarkStart w:id="0" w:name="_GoBack"/>
-      <w:bookmarkEnd w:id="0"/>
       <w:r>
         <w:rPr>
           <w:rFonts w:ascii="Arial" w:eastAsia="Arial" w:hAnsi="Arial" w:cs="Arial"/>
@@ -2000,16 +1912,7 @@
           <w:sz w:val="24"/>
           <w:szCs w:val="24"/>
         </w:rPr>
-        <w:t>Suscribir tod</w:t>
-      </w:r>
-      <w:r>
-        <w:rPr>
-          <w:rFonts w:ascii="Arial" w:eastAsia="Arial" w:hAnsi="Arial" w:cs="Arial"/>
-          <w:color w:val="000000"/>
-          <w:sz w:val="24"/>
-          <w:szCs w:val="24"/>
-        </w:rPr>
-        <w:t>as las actas que resulten durante la ejecución del contrato.</w:t>
+        <w:t>Suscribir todas las actas que resulten durante la ejecución del contrato.</w:t>
       </w:r>
     </w:p>
     <w:p>
@@ -2075,16 +1978,7 @@
           <w:sz w:val="24"/>
           <w:szCs w:val="24"/>
         </w:rPr>
-        <w:t>Atender y tramitar dentro de la órbita de su competencia, toda consulta</w:t>
-      </w:r>
-      <w:r>
-        <w:rPr>
-          <w:rFonts w:ascii="Arial" w:eastAsia="Arial" w:hAnsi="Arial" w:cs="Arial"/>
-          <w:color w:val="000000"/>
-          <w:sz w:val="24"/>
-          <w:szCs w:val="24"/>
-        </w:rPr>
-        <w:t xml:space="preserve"> que realice EL CONTRATISTA para la correcta ejecución del contrato.</w:t>
+        <w:t>Atender y tramitar dentro de la órbita de su competencia, toda consulta que realice EL CONTRATISTA para la correcta ejecución del contrato.</w:t>
       </w:r>
     </w:p>
     <w:p>
@@ -2119,17 +2013,6 @@
         </w:rPr>
         <w:t>Organizar el archivo digital o físico de la supervisión del contrato que como mínimo deberá contener los siguientes documentos:</w:t>
       </w:r>
-    </w:p>
-    <w:p>
-      <w:pPr>
-        <w:tabs>
-          <w:tab w:val="left" w:pos="1239"/>
-        </w:tabs>
-        <w:jc w:val="both"/>
-        <w:rPr>
-          <w:rFonts w:ascii="Arial" w:eastAsia="Arial" w:hAnsi="Arial" w:cs="Arial"/>
-        </w:rPr>
-      </w:pPr>
     </w:p>
     <w:p>
       <w:pPr>
@@ -2162,6 +2045,7 @@
           <w:sz w:val="24"/>
           <w:szCs w:val="24"/>
         </w:rPr>
+        <w:lastRenderedPageBreak/>
         <w:t>Copia del contrato debidamente cumplido los requisitos de perfeccionamiento y ejecución.</w:t>
       </w:r>
     </w:p>
@@ -2196,7 +2080,6 @@
           <w:sz w:val="24"/>
           <w:szCs w:val="24"/>
         </w:rPr>
-        <w:lastRenderedPageBreak/>
         <w:t>Copia de las actas de suspensión y reiniciación (si llegare a existir).</w:t>
       </w:r>
     </w:p>
@@ -2231,16 +2114,7 @@
           <w:sz w:val="24"/>
           <w:szCs w:val="24"/>
         </w:rPr>
-        <w:t>Copia de los documentos de prórroga o modificación del contrato y del que autorice trabajos o a</w:t>
-      </w:r>
-      <w:r>
-        <w:rPr>
-          <w:rFonts w:ascii="Arial" w:eastAsia="Arial" w:hAnsi="Arial" w:cs="Arial"/>
-          <w:color w:val="000000"/>
-          <w:sz w:val="24"/>
-          <w:szCs w:val="24"/>
-        </w:rPr>
-        <w:t xml:space="preserve">ctividades adicionales, cuando </w:t>
+        <w:t xml:space="preserve">Copia de los documentos de prórroga o modificación del contrato y del que autorice trabajos o actividades adicionales, cuando </w:t>
       </w:r>
       <w:r>
         <w:rPr>
@@ -2325,16 +2199,7 @@
           <w:sz w:val="24"/>
           <w:szCs w:val="24"/>
         </w:rPr>
-        <w:t xml:space="preserve">Demás documentos relacionados con la </w:t>
-      </w:r>
-      <w:r>
-        <w:rPr>
-          <w:rFonts w:ascii="Arial" w:eastAsia="Arial" w:hAnsi="Arial" w:cs="Arial"/>
-          <w:color w:val="000000"/>
-          <w:sz w:val="24"/>
-          <w:szCs w:val="24"/>
-        </w:rPr>
-        <w:t>ejecución del contrato.</w:t>
+        <w:t>Demás documentos relacionados con la ejecución del contrato.</w:t>
       </w:r>
     </w:p>
     <w:p>
@@ -2478,15 +2343,7 @@
           <w:sz w:val="24"/>
           <w:szCs w:val="24"/>
         </w:rPr>
-        <w:t>Es importante recordar que como supervisor no tiene autorización para exonerar al contratista de ninguna de sus obligaciones o deberes que emanen del contrato suscrito, ni imponer obligaciones distintas a las estipuladas en el mismo. Por lo tanto, no podrá</w:t>
-      </w:r>
-      <w:r>
-        <w:rPr>
-          <w:rFonts w:ascii="Arial" w:eastAsia="Arial" w:hAnsi="Arial" w:cs="Arial"/>
-          <w:sz w:val="24"/>
-          <w:szCs w:val="24"/>
-        </w:rPr>
-        <w:t xml:space="preserve"> impartir instrucciones al contratista que impliquen modificaciones a los términos de este contrato.</w:t>
+        <w:t>Es importante recordar que como supervisor no tiene autorización para exonerar al contratista de ninguna de sus obligaciones o deberes que emanen del contrato suscrito, ni imponer obligaciones distintas a las estipuladas en el mismo. Por lo tanto, no podrá impartir instrucciones al contratista que impliquen modificaciones a los términos de este contrato.</w:t>
       </w:r>
     </w:p>
     <w:p>
@@ -2622,15 +2479,7 @@
           <w:sz w:val="24"/>
           <w:szCs w:val="24"/>
         </w:rPr>
-        <w:t>Se entregan en medio</w:t>
-      </w:r>
-      <w:r>
-        <w:rPr>
-          <w:rFonts w:ascii="Arial" w:eastAsia="Arial" w:hAnsi="Arial" w:cs="Arial"/>
-          <w:sz w:val="24"/>
-          <w:szCs w:val="24"/>
-        </w:rPr>
-        <w:t xml:space="preserve"> </w:t>
+        <w:t xml:space="preserve">Se entregan en medio </w:t>
       </w:r>
       <w:proofErr w:type="gramStart"/>
       <w:r>
@@ -3863,24 +3712,8 @@
           <w:sz w:val="24"/>
           <w:szCs w:val="24"/>
         </w:rPr>
-        <w:t xml:space="preserve">Adicionalmente puede solicitar al equipo estructurador copia de los documentos del proceso de contratación que considere necesarios para el adecuado ejercicio de sus funciones o acceder a los mismos a través de la página web </w:t>
-      </w:r>
-      <w:r>
-        <w:rPr>
-          <w:rFonts w:ascii="Arial" w:eastAsia="Arial" w:hAnsi="Arial" w:cs="Arial"/>
-          <w:sz w:val="24"/>
-          <w:szCs w:val="24"/>
-        </w:rPr>
         <w:lastRenderedPageBreak/>
-        <w:t>www.colombiacompra.gov.co con e</w:t>
-      </w:r>
-      <w:r>
-        <w:rPr>
-          <w:rFonts w:ascii="Arial" w:eastAsia="Arial" w:hAnsi="Arial" w:cs="Arial"/>
-          <w:sz w:val="24"/>
-          <w:szCs w:val="24"/>
-        </w:rPr>
-        <w:t>l proceso No. ${NUMERO_PROCESO_O_CONTRATO_ALT}</w:t>
+        <w:t>Adicionalmente puede solicitar al equipo estructurador copia de los documentos del proceso de contratación que considere necesarios para el adecuado ejercicio de sus funciones o acceder a los mismos a través de la página web www.colombiacompra.gov.co con el proceso No. ${NUMERO_PROCESO_O_CONTRATO_ALT}</w:t>
       </w:r>
     </w:p>
     <w:p>
@@ -4235,7 +4068,32 @@
           <w:sz w:val="24"/>
           <w:szCs w:val="24"/>
         </w:rPr>
-        <w:t>Fecha: ${FECHA_RPC_SUPERVISOR}</w:t>
+        <w:t>${ORGANISMO_ORDENADOR}</w:t>
+      </w:r>
+    </w:p>
+    <w:p>
+      <w:pPr>
+        <w:rPr>
+          <w:rFonts w:ascii="Arial" w:eastAsia="Arial" w:hAnsi="Arial" w:cs="Arial"/>
+          <w:sz w:val="24"/>
+          <w:szCs w:val="24"/>
+        </w:rPr>
+      </w:pPr>
+      <w:r>
+        <w:rPr>
+          <w:rFonts w:ascii="Arial" w:eastAsia="Arial" w:hAnsi="Arial" w:cs="Arial"/>
+          <w:sz w:val="24"/>
+          <w:szCs w:val="24"/>
+        </w:rPr>
+        <w:t xml:space="preserve">Fecha: </w:t>
+      </w:r>
+      <w:r>
+        <w:rPr>
+          <w:rFonts w:ascii="Arial" w:eastAsia="Arial" w:hAnsi="Arial" w:cs="Arial"/>
+          <w:sz w:val="24"/>
+          <w:szCs w:val="24"/>
+        </w:rPr>
+        <w:t>${FECHA_EJECUCION_CONTRATO}</w:t>
       </w:r>
     </w:p>
     <w:p>
@@ -4290,15 +4148,7 @@
           <w:sz w:val="16"/>
           <w:szCs w:val="16"/>
         </w:rPr>
-        <w:t>Revisó: ${NOMB</w:t>
-      </w:r>
-      <w:r>
-        <w:rPr>
-          <w:rFonts w:ascii="Arial" w:eastAsia="Arial" w:hAnsi="Arial" w:cs="Arial"/>
-          <w:sz w:val="16"/>
-          <w:szCs w:val="16"/>
-        </w:rPr>
-        <w:t>RE_REVISO} – ${CARGO_REVISO}</w:t>
+        <w:t>Revisó: ${NOMBRE_REVISO} – ${CARGO_REVISO}</w:t>
       </w:r>
     </w:p>
     <w:p>
@@ -4458,7 +4308,7 @@
         <w:sz w:val="16"/>
         <w:szCs w:val="16"/>
       </w:rPr>
-      <w:t>5</w:t>
+      <w:t>2</w:t>
     </w:r>
     <w:r>
       <w:rPr>
